--- a/data/revised_2026-10_full/outputs/v2/Maths/SS3.1_Trigonometry_I/Mathematics_Trigonometry_I_CBE_LessonSequence.docx
+++ b/data/revised_2026-10_full/outputs/v2/Maths/SS3.1_Trigonometry_I/Mathematics_Trigonometry_I_CBE_LessonSequence.docx
@@ -2438,7 +2438,7 @@
         </w:rPr>
         <w:t xml:space="preserve">© 2026 SeaVuria and ARES. This work is licensed under a </w:t>
       </w:r>
-      <w:hyperlink w:history="1" r:id="rIdfxlyf4rokc0rdp5jtu3j7">
+      <w:hyperlink w:history="1" r:id="rIdmrcgke7rsmes7fq8orlhi">
         <w:r>
           <w:rPr>
             <w:rFonts w:ascii="Arial" w:cs="Arial" w:eastAsia="Arial" w:hAnsi="Arial"/>
@@ -2458,7 +2458,7 @@
         </w:rPr>
         <w:t xml:space="preserve"> (</w:t>
       </w:r>
-      <w:hyperlink w:history="1" r:id="rIdlgmcdasubxv7hknbsz46k">
+      <w:hyperlink w:history="1" r:id="rIdxj0sjt-jgu3yvtkqyiatj">
         <w:r>
           <w:rPr>
             <w:rFonts w:ascii="Arial" w:cs="Arial" w:eastAsia="Arial" w:hAnsi="Arial"/>
@@ -2478,7 +2478,7 @@
         </w:rPr>
         <w:t xml:space="preserve">). To view a copy of this license, visit </w:t>
       </w:r>
-      <w:hyperlink w:history="1" r:id="rIdiby4khhzqlyhl2cm5tx4z">
+      <w:hyperlink w:history="1" r:id="rIdw5fnm-xh0sw_57squnjtf">
         <w:r>
           <w:rPr>
             <w:rFonts w:ascii="Arial" w:cs="Arial" w:eastAsia="Arial" w:hAnsi="Arial"/>
@@ -3517,7 +3517,7 @@
             <w:pPr>
               <w:spacing w:after="20" w:before="0"/>
             </w:pPr>
-            <w:hyperlink w:history="1" r:id="rIdcmnwkp1llakt47boy-t1k">
+            <w:hyperlink w:history="1" r:id="rIdz1fzphjwzaetoiuwuofrr">
               <w:r>
                 <w:rPr>
                   <w:rFonts w:ascii="Arial" w:cs="Arial" w:eastAsia="Arial" w:hAnsi="Arial"/>
@@ -3550,7 +3550,7 @@
               <w:spacing w:after="10" w:before="0"/>
               <w:ind w:left="120"/>
             </w:pPr>
-            <w:hyperlink w:history="1" r:id="rIdk6ahfo3_opstf7qjo2lnt">
+            <w:hyperlink w:history="1" r:id="rIdhvlfqx9bxfdalmlv1_tgu">
               <w:r>
                 <w:rPr>
                   <w:rFonts w:ascii="Arial" w:cs="Arial" w:eastAsia="Arial" w:hAnsi="Arial"/>
@@ -3595,7 +3595,7 @@
             <w:pPr>
               <w:spacing w:after="20" w:before="0"/>
             </w:pPr>
-            <w:hyperlink w:history="1" r:id="rIdkgsfdpsp98fbr6d0ofseb">
+            <w:hyperlink w:history="1" r:id="rIdepds1urkpou2v_zeqduow">
               <w:r>
                 <w:rPr>
                   <w:rFonts w:ascii="Arial" w:cs="Arial" w:eastAsia="Arial" w:hAnsi="Arial"/>
@@ -3628,7 +3628,7 @@
               <w:spacing w:after="10" w:before="0"/>
               <w:ind w:left="120"/>
             </w:pPr>
-            <w:hyperlink w:history="1" r:id="rId2vnrocqxrtsyj1f0qs6fs">
+            <w:hyperlink w:history="1" r:id="rIdxtte7iyafau-nkpuun96h">
               <w:r>
                 <w:rPr>
                   <w:rFonts w:ascii="Arial" w:cs="Arial" w:eastAsia="Arial" w:hAnsi="Arial"/>
@@ -3828,7 +3828,7 @@
             <w:pPr>
               <w:spacing w:after="20" w:before="0"/>
             </w:pPr>
-            <w:hyperlink w:history="1" r:id="rIdvw97-bieqqtrolgoxhdey">
+            <w:hyperlink w:history="1" r:id="rId8rj62oil1hmmvtosl0ke0">
               <w:r>
                 <w:rPr>
                   <w:rFonts w:ascii="Arial" w:cs="Arial" w:eastAsia="Arial" w:hAnsi="Arial"/>
@@ -3861,7 +3861,7 @@
               <w:spacing w:after="10" w:before="0"/>
               <w:ind w:left="120"/>
             </w:pPr>
-            <w:hyperlink w:history="1" r:id="rIdlqkenzt0hngti2vhyfpda">
+            <w:hyperlink w:history="1" r:id="rIdxl9anoibkho-cgd3ulgll">
               <w:r>
                 <w:rPr>
                   <w:rFonts w:ascii="Arial" w:cs="Arial" w:eastAsia="Arial" w:hAnsi="Arial"/>
@@ -3906,7 +3906,7 @@
             <w:pPr>
               <w:spacing w:after="20" w:before="0"/>
             </w:pPr>
-            <w:hyperlink w:history="1" r:id="rId6h2adw-jhy7yhkqzhqmi3">
+            <w:hyperlink w:history="1" r:id="rIdvh6n-etpczqyixkumh9lp">
               <w:r>
                 <w:rPr>
                   <w:rFonts w:ascii="Arial" w:cs="Arial" w:eastAsia="Arial" w:hAnsi="Arial"/>
@@ -3939,7 +3939,7 @@
               <w:spacing w:after="10" w:before="0"/>
               <w:ind w:left="120"/>
             </w:pPr>
-            <w:hyperlink w:history="1" r:id="rIdlmxodpis0vh20qoll5raa">
+            <w:hyperlink w:history="1" r:id="rId0bc3ojniku2k1-u8tj2ec">
               <w:r>
                 <w:rPr>
                   <w:rFonts w:ascii="Arial" w:cs="Arial" w:eastAsia="Arial" w:hAnsi="Arial"/>
@@ -4139,7 +4139,7 @@
             <w:pPr>
               <w:spacing w:after="20" w:before="0"/>
             </w:pPr>
-            <w:hyperlink w:history="1" r:id="rIdkazwekfkbq8kddfigr-qs">
+            <w:hyperlink w:history="1" r:id="rIdg_5pdw8xgb0ptwula58wr">
               <w:r>
                 <w:rPr>
                   <w:rFonts w:ascii="Arial" w:cs="Arial" w:eastAsia="Arial" w:hAnsi="Arial"/>
@@ -4172,7 +4172,7 @@
               <w:spacing w:after="10" w:before="0"/>
               <w:ind w:left="120"/>
             </w:pPr>
-            <w:hyperlink w:history="1" r:id="rIdpiizqwiwvwexf4ge81ixp">
+            <w:hyperlink w:history="1" r:id="rId8nomoi8_ovm5lart45nua">
               <w:r>
                 <w:rPr>
                   <w:rFonts w:ascii="Arial" w:cs="Arial" w:eastAsia="Arial" w:hAnsi="Arial"/>
@@ -4217,7 +4217,7 @@
             <w:pPr>
               <w:spacing w:after="20" w:before="0"/>
             </w:pPr>
-            <w:hyperlink w:history="1" r:id="rId52gsl_tfptohtoqt2zaro">
+            <w:hyperlink w:history="1" r:id="rIdnpw8whinngzj3ctvgri7r">
               <w:r>
                 <w:rPr>
                   <w:rFonts w:ascii="Arial" w:cs="Arial" w:eastAsia="Arial" w:hAnsi="Arial"/>
@@ -4266,7 +4266,7 @@
               <w:spacing w:after="10" w:before="0"/>
               <w:ind w:left="120"/>
             </w:pPr>
-            <w:hyperlink w:history="1" r:id="rIdbnb5qo9imimvi17_w1vog">
+            <w:hyperlink w:history="1" r:id="rIdgw9irndgs2paxpuxzpaeo">
               <w:r>
                 <w:rPr>
                   <w:rFonts w:ascii="Arial" w:cs="Arial" w:eastAsia="Arial" w:hAnsi="Arial"/>
@@ -4417,33 +4417,33 @@
         <w:tc>
           <w:tcPr>
             <w:tcW w:type="dxa" w:w="1520"/>
-            <w:shd w:fill="F2F2F2" w:color="auto" w:val="clear"/>
-            <w:tcMar>
-              <w:top w:type="dxa" w:w="60"/>
-              <w:left w:type="dxa" w:w="120"/>
-              <w:bottom w:type="dxa" w:w="60"/>
-              <w:right w:type="dxa" w:w="120"/>
-            </w:tcMar>
-            <w:vAlign w:val="top"/>
-          </w:tcPr>
-          <w:p>
-            <w:pPr>
-              <w:keepNext w:val="false"/>
-              <w:spacing w:after="40" w:before="0"/>
-              <w:jc w:val="left"/>
-            </w:pPr>
-            <w:r>
-              <w:rPr>
-                <w:rFonts w:ascii="Arial" w:cs="Arial" w:eastAsia="Arial" w:hAnsi="Arial"/>
-                <w:b/>
-                <w:bCs/>
-                <w:i w:val="false"/>
-                <w:iCs w:val="false"/>
-                <w:color w:val="000000"/>
-                <w:sz w:val="18"/>
-                <w:szCs w:val="18"/>
-              </w:rPr>
-              <w:t xml:space="preserve">Driving Question Board</w:t>
+            <w:shd w:fill="FCE4D6" w:color="auto" w:val="clear"/>
+            <w:tcMar>
+              <w:top w:type="dxa" w:w="60"/>
+              <w:left w:type="dxa" w:w="120"/>
+              <w:bottom w:type="dxa" w:w="60"/>
+              <w:right w:type="dxa" w:w="120"/>
+            </w:tcMar>
+            <w:vAlign w:val="top"/>
+          </w:tcPr>
+          <w:p>
+            <w:pPr>
+              <w:keepNext w:val="false"/>
+              <w:spacing w:after="40" w:before="0"/>
+              <w:jc w:val="left"/>
+            </w:pPr>
+            <w:r>
+              <w:rPr>
+                <w:rFonts w:ascii="Arial" w:cs="Arial" w:eastAsia="Arial" w:hAnsi="Arial"/>
+                <w:b/>
+                <w:bCs/>
+                <w:i w:val="false"/>
+                <w:iCs w:val="false"/>
+                <w:color w:val="000000"/>
+                <w:sz w:val="18"/>
+                <w:szCs w:val="18"/>
+              </w:rPr>
+              <w:t xml:space="preserve">Driving Question Board (DQB) Creation</w:t>
             </w:r>
           </w:p>
           <w:p>
@@ -4466,7 +4466,334 @@
             <w:pPr>
               <w:spacing w:after="20" w:before="0"/>
             </w:pPr>
-            <w:hyperlink w:history="1" r:id="rIdposqilfsrknwopru9gbfa">
+            <w:hyperlink w:history="1" r:id="rIdgk1m7p0eribwi11n0_dxk">
+              <w:r>
+                <w:rPr>
+                  <w:rFonts w:ascii="Arial" w:cs="Arial" w:eastAsia="Arial" w:hAnsi="Arial"/>
+                  <w:color w:val="2E75B6"/>
+                  <w:sz w:val="16"/>
+                  <w:szCs w:val="16"/>
+                  <w:u w:val="single" w:color="2E75B6"/>
+                </w:rPr>
+                <w:t xml:space="preserve">Intro to the trigonometric ratios</w:t>
+              </w:r>
+            </w:hyperlink>
+          </w:p>
+          <w:p>
+            <w:pPr>
+              <w:spacing w:after="10" w:before="0"/>
+              <w:ind w:left="120"/>
+            </w:pPr>
+            <w:r>
+              <w:rPr>
+                <w:rFonts w:ascii="Arial" w:cs="Arial" w:eastAsia="Arial" w:hAnsi="Arial"/>
+                <w:color w:val="595959"/>
+                <w:sz w:val="14"/>
+                <w:szCs w:val="14"/>
+              </w:rPr>
+              <w:t xml:space="preserve">Source: Khan Academy (Kiswahili)</w:t>
+            </w:r>
+          </w:p>
+          <w:p>
+            <w:pPr>
+              <w:spacing w:after="10" w:before="0"/>
+              <w:ind w:left="120"/>
+            </w:pPr>
+            <w:hyperlink w:history="1" r:id="rIdtttfok4bp-tv-jnoc7zae">
+              <w:r>
+                <w:rPr>
+                  <w:rFonts w:ascii="Arial" w:cs="Arial" w:eastAsia="Arial" w:hAnsi="Arial"/>
+                  <w:color w:val="595959"/>
+                  <w:sz w:val="14"/>
+                  <w:szCs w:val="14"/>
+                  <w:u w:val="single" w:color="595959"/>
+                </w:rPr>
+                <w:t xml:space="preserve">🔍 Search ARES for similar videos</w:t>
+              </w:r>
+            </w:hyperlink>
+          </w:p>
+          <w:p>
+            <w:pPr>
+              <w:spacing w:after="40" w:before="0"/>
+            </w:pPr>
+            <w:r>
+              <w:rPr>
+                <w:sz w:val="14"/>
+                <w:szCs w:val="14"/>
+              </w:rPr>
+              <w:t xml:space="preserve"/>
+            </w:r>
+          </w:p>
+          <w:p>
+            <w:pPr>
+              <w:spacing w:after="20" w:before="0"/>
+            </w:pPr>
+            <w:r>
+              <w:rPr>
+                <w:rFonts w:ascii="Arial" w:cs="Arial" w:eastAsia="Arial" w:hAnsi="Arial"/>
+                <w:b/>
+                <w:bCs/>
+                <w:color w:val="1F3864"/>
+                <w:sz w:val="16"/>
+                <w:szCs w:val="16"/>
+              </w:rPr>
+              <w:t xml:space="preserve">📖 HTML:</w:t>
+            </w:r>
+          </w:p>
+          <w:p>
+            <w:pPr>
+              <w:spacing w:after="20" w:before="0"/>
+            </w:pPr>
+            <w:hyperlink w:history="1" r:id="rId7ztvwvj2ezk_r1u1dmka7">
+              <w:r>
+                <w:rPr>
+                  <w:rFonts w:ascii="Arial" w:cs="Arial" w:eastAsia="Arial" w:hAnsi="Arial"/>
+                  <w:color w:val="2E75B6"/>
+                  <w:sz w:val="16"/>
+                  <w:szCs w:val="16"/>
+                  <w:u w:val="single" w:color="2E75B6"/>
+                </w:rPr>
+                <w:t xml:space="preserve">Right Triangle Trigonometry (Flexbook)</w:t>
+              </w:r>
+            </w:hyperlink>
+          </w:p>
+          <w:p>
+            <w:pPr>
+              <w:spacing w:after="20" w:before="0"/>
+            </w:pPr>
+            <w:r>
+              <w:rPr>
+                <w:rFonts w:ascii="Arial" w:cs="Arial" w:eastAsia="Arial" w:hAnsi="Arial"/>
+                <w:i/>
+                <w:iCs/>
+                <w:color w:val="595959"/>
+                <w:sz w:val="16"/>
+                <w:szCs w:val="16"/>
+              </w:rPr>
+              <w:t xml:space="preserve">Related topic: not an exact match for this lesson.</w:t>
+            </w:r>
+          </w:p>
+          <w:p>
+            <w:pPr>
+              <w:spacing w:after="10" w:before="0"/>
+              <w:ind w:left="120"/>
+            </w:pPr>
+            <w:r>
+              <w:rPr>
+                <w:rFonts w:ascii="Arial" w:cs="Arial" w:eastAsia="Arial" w:hAnsi="Arial"/>
+                <w:color w:val="595959"/>
+                <w:sz w:val="14"/>
+                <w:szCs w:val="14"/>
+              </w:rPr>
+              <w:t xml:space="preserve">Source: CK-12</w:t>
+            </w:r>
+          </w:p>
+          <w:p>
+            <w:pPr>
+              <w:spacing w:after="10" w:before="0"/>
+              <w:ind w:left="120"/>
+            </w:pPr>
+            <w:hyperlink w:history="1" r:id="rId6z-fqdz_ivmymhyczlxoj">
+              <w:r>
+                <w:rPr>
+                  <w:rFonts w:ascii="Arial" w:cs="Arial" w:eastAsia="Arial" w:hAnsi="Arial"/>
+                  <w:color w:val="595959"/>
+                  <w:sz w:val="14"/>
+                  <w:szCs w:val="14"/>
+                  <w:u w:val="single" w:color="595959"/>
+                </w:rPr>
+                <w:t xml:space="preserve">🔍 Search ARES for similar readings</w:t>
+              </w:r>
+            </w:hyperlink>
+          </w:p>
+        </w:tc>
+        <w:tc>
+          <w:tcPr>
+            <w:tcW w:type="dxa" w:w="3040"/>
+            <w:shd w:fill="FFFFFF" w:color="auto" w:val="clear"/>
+            <w:tcMar>
+              <w:top w:type="dxa" w:w="60"/>
+              <w:left w:type="dxa" w:w="120"/>
+              <w:bottom w:type="dxa" w:w="60"/>
+              <w:right w:type="dxa" w:w="120"/>
+            </w:tcMar>
+            <w:vAlign w:val="top"/>
+          </w:tcPr>
+          <w:p>
+            <w:pPr>
+              <w:keepNext w:val="false"/>
+              <w:spacing w:after="40" w:before="0"/>
+              <w:jc w:val="left"/>
+            </w:pPr>
+            <w:r>
+              <w:rPr>
+                <w:rFonts w:ascii="Arial" w:cs="Arial" w:eastAsia="Arial" w:hAnsi="Arial"/>
+                <w:b w:val="false"/>
+                <w:bCs w:val="false"/>
+                <w:i w:val="false"/>
+                <w:iCs w:val="false"/>
+                <w:color w:val="000000"/>
+                <w:sz w:val="18"/>
+                <w:szCs w:val="18"/>
+              </w:rPr>
+              <w:t xml:space="preserve">The teacher directs attention to a dedicated section of the classroom wall or board reserved for the Driving Question Board, which will remain visible for all ten lessons. The large driving question is written at the top: How can the angle a sunbeam makes with the ground allow us to calculate the height of any tree, building, or hill in Kenya without measuring it directly? Each group brings their group prediction sticky note from the Predict Phase and places it on the DQB under the heading: Our Predictions. The teacher then invites every learner to write one question that arose during today's activity on a new sticky note and post it under the heading: Questions We Now Have. Learners circulate briefly to read each other's questions. The teacher reads several questions aloud, groups related ones together, and labels clusters. Typical emerging questions include: How do we find the exact value of sine or cosine for any angle? Is there a pattern between sine and cosine? Do these ratios work for angles bigger than 90 degrees? The teacher says: Every one of these questions will be answered during our ten lessons. Watch this board grow.</w:t>
+            </w:r>
+          </w:p>
+        </w:tc>
+        <w:tc>
+          <w:tcPr>
+            <w:tcW w:type="dxa" w:w="3040"/>
+            <w:shd w:fill="F2F2F2" w:color="auto" w:val="clear"/>
+            <w:tcMar>
+              <w:top w:type="dxa" w:w="60"/>
+              <w:left w:type="dxa" w:w="120"/>
+              <w:bottom w:type="dxa" w:w="60"/>
+              <w:right w:type="dxa" w:w="120"/>
+            </w:tcMar>
+            <w:vAlign w:val="top"/>
+          </w:tcPr>
+          <w:p>
+            <w:pPr>
+              <w:keepNext w:val="false"/>
+              <w:spacing w:after="40" w:before="0"/>
+              <w:jc w:val="left"/>
+            </w:pPr>
+            <w:r>
+              <w:rPr>
+                <w:rFonts w:ascii="Arial" w:cs="Arial" w:eastAsia="Arial" w:hAnsi="Arial"/>
+                <w:b w:val="false"/>
+                <w:bCs w:val="false"/>
+                <w:i w:val="false"/>
+                <w:iCs w:val="false"/>
+                <w:color w:val="000000"/>
+                <w:sz w:val="18"/>
+                <w:szCs w:val="18"/>
+              </w:rPr>
+              <w:t xml:space="preserve">Teacher says: This board belongs to you. Every prediction you made at the start is on it. Every question you have just posted is on it. At the end of every lesson you will add something new to it — something you have learned or a new question that opened up. By Lesson 10, you will come back to your own prediction from today and decide: were you right? Teacher physically attaches the group sticky notes, saying the group name aloud as each is placed, creating a sense of community ownership. Teacher does not remove or correct any prediction at this stage, including incorrect ones, explaining: We do not erase predictions — we revisit them with evidence later. Teacher writes the TO BE SOLVED note from the Explain Phase directly on the DQB near the driving question: tan 53 degrees times 9.0 m equals the height of the mango tree — we will calculate this in Lesson 4.</w:t>
+            </w:r>
+          </w:p>
+        </w:tc>
+        <w:tc>
+          <w:tcPr>
+            <w:tcW w:type="dxa" w:w="3040"/>
+            <w:shd w:fill="FFFFFF" w:color="auto" w:val="clear"/>
+            <w:tcMar>
+              <w:top w:type="dxa" w:w="60"/>
+              <w:left w:type="dxa" w:w="120"/>
+              <w:bottom w:type="dxa" w:w="60"/>
+              <w:right w:type="dxa" w:w="120"/>
+            </w:tcMar>
+            <w:vAlign w:val="top"/>
+          </w:tcPr>
+          <w:p>
+            <w:pPr>
+              <w:keepNext w:val="false"/>
+              <w:spacing w:after="40" w:before="0"/>
+              <w:jc w:val="left"/>
+            </w:pPr>
+            <w:r>
+              <w:rPr>
+                <w:rFonts w:ascii="Arial" w:cs="Arial" w:eastAsia="Arial" w:hAnsi="Arial"/>
+                <w:b w:val="false"/>
+                <w:bCs w:val="false"/>
+                <w:i w:val="false"/>
+                <w:iCs w:val="false"/>
+                <w:color w:val="000000"/>
+                <w:sz w:val="18"/>
+                <w:szCs w:val="18"/>
+              </w:rPr>
+              <w:t xml:space="preserve">The DQB makes the intellectual journey of the unit visible and persistent. It activates metacognitive awareness — learners know they are at the beginning of an inquiry and that their own questions drive the sequence. Clustering questions publicly helps learners see the coherence of the sub-strand without the teacher having to impose it. Preserving incorrect predictions models scientific integrity — ideas are tested, not assumed.</w:t>
+            </w:r>
+          </w:p>
+        </w:tc>
+        <w:tc>
+          <w:tcPr>
+            <w:tcW w:type="dxa" w:w="3040"/>
+            <w:shd w:fill="F2F2F2" w:color="auto" w:val="clear"/>
+            <w:tcMar>
+              <w:top w:type="dxa" w:w="60"/>
+              <w:left w:type="dxa" w:w="120"/>
+              <w:bottom w:type="dxa" w:w="60"/>
+              <w:right w:type="dxa" w:w="120"/>
+            </w:tcMar>
+            <w:vAlign w:val="top"/>
+          </w:tcPr>
+          <w:p>
+            <w:pPr>
+              <w:keepNext w:val="false"/>
+              <w:spacing w:after="40" w:before="0"/>
+              <w:jc w:val="left"/>
+            </w:pPr>
+            <w:r>
+              <w:rPr>
+                <w:rFonts w:ascii="Arial" w:cs="Arial" w:eastAsia="Arial" w:hAnsi="Arial"/>
+                <w:b w:val="false"/>
+                <w:bCs w:val="false"/>
+                <w:i w:val="false"/>
+                <w:iCs w:val="false"/>
+                <w:color w:val="000000"/>
+                <w:sz w:val="18"/>
+                <w:szCs w:val="18"/>
+              </w:rPr>
+              <w:t xml:space="preserve">The teacher reads the posted questions during the brief circulation moment to gauge depth of curiosity and identify any misconceptions expressed as questions (for example, a learner might post: Does a bigger angle always give a bigger triangle? — revealing confusion between angle size and side length). These inform planning for Lesson 2 questioning sequences.</w:t>
+            </w:r>
+          </w:p>
+        </w:tc>
+      </w:tr>
+      <w:tr>
+        <w:tc>
+          <w:tcPr>
+            <w:tcW w:type="dxa" w:w="1520"/>
+            <w:shd w:fill="D5E8F0" w:color="auto" w:val="clear"/>
+            <w:tcMar>
+              <w:top w:type="dxa" w:w="60"/>
+              <w:left w:type="dxa" w:w="120"/>
+              <w:bottom w:type="dxa" w:w="60"/>
+              <w:right w:type="dxa" w:w="120"/>
+            </w:tcMar>
+            <w:vAlign w:val="top"/>
+          </w:tcPr>
+          <w:p>
+            <w:pPr>
+              <w:keepNext w:val="false"/>
+              <w:spacing w:after="40" w:before="0"/>
+              <w:jc w:val="left"/>
+            </w:pPr>
+            <w:r>
+              <w:rPr>
+                <w:rFonts w:ascii="Arial" w:cs="Arial" w:eastAsia="Arial" w:hAnsi="Arial"/>
+                <w:b/>
+                <w:bCs/>
+                <w:i w:val="false"/>
+                <w:iCs w:val="false"/>
+                <w:color w:val="000000"/>
+                <w:sz w:val="18"/>
+                <w:szCs w:val="18"/>
+              </w:rPr>
+              <w:t xml:space="preserve">Model Building Phase</w:t>
+            </w:r>
+          </w:p>
+          <w:p>
+            <w:pPr>
+              <w:spacing w:after="20" w:before="0"/>
+            </w:pPr>
+            <w:r>
+              <w:rPr>
+                <w:rFonts w:ascii="Arial" w:cs="Arial" w:eastAsia="Arial" w:hAnsi="Arial"/>
+                <w:b/>
+                <w:bCs/>
+                <w:color w:val="1F3864"/>
+                <w:sz w:val="16"/>
+                <w:szCs w:val="16"/>
+              </w:rPr>
+              <w:t xml:space="preserve">📹 VIDEO:</w:t>
+            </w:r>
+          </w:p>
+          <w:p>
+            <w:pPr>
+              <w:spacing w:after="20" w:before="0"/>
+            </w:pPr>
+            <w:hyperlink w:history="1" r:id="rIdbfblqgjj16lowhl0yg_bg">
               <w:r>
                 <w:rPr>
                   <w:rFonts w:ascii="Arial" w:cs="Arial" w:eastAsia="Arial" w:hAnsi="Arial"/>
@@ -4499,7 +4826,7 @@
               <w:spacing w:after="10" w:before="0"/>
               <w:ind w:left="120"/>
             </w:pPr>
-            <w:hyperlink w:history="1" r:id="rIdxbtjiyfzrhem9pwgpg-ad">
+            <w:hyperlink w:history="1" r:id="rIdebugjbm5njdrpsk-_gsfm">
               <w:r>
                 <w:rPr>
                   <w:rFonts w:ascii="Arial" w:cs="Arial" w:eastAsia="Arial" w:hAnsi="Arial"/>
@@ -4544,318 +4871,7 @@
             <w:pPr>
               <w:spacing w:after="20" w:before="0"/>
             </w:pPr>
-            <w:hyperlink w:history="1" r:id="rId57uytpmxryjasuqabms2-">
-              <w:r>
-                <w:rPr>
-                  <w:rFonts w:ascii="Arial" w:cs="Arial" w:eastAsia="Arial" w:hAnsi="Arial"/>
-                  <w:color w:val="2E75B6"/>
-                  <w:sz w:val="16"/>
-                  <w:szCs w:val="16"/>
-                  <w:u w:val="single" w:color="2E75B6"/>
-                </w:rPr>
-                <w:t xml:space="preserve">Trigonometric ratios in right triangles</w:t>
-              </w:r>
-            </w:hyperlink>
-          </w:p>
-          <w:p>
-            <w:pPr>
-              <w:spacing w:after="10" w:before="0"/>
-              <w:ind w:left="120"/>
-            </w:pPr>
-            <w:r>
-              <w:rPr>
-                <w:rFonts w:ascii="Arial" w:cs="Arial" w:eastAsia="Arial" w:hAnsi="Arial"/>
-                <w:color w:val="595959"/>
-                <w:sz w:val="14"/>
-                <w:szCs w:val="14"/>
-              </w:rPr>
-              <w:t xml:space="preserve">Source: Khan Academy (English - US curriculum)</w:t>
-            </w:r>
-          </w:p>
-          <w:p>
-            <w:pPr>
-              <w:spacing w:after="10" w:before="0"/>
-              <w:ind w:left="120"/>
-            </w:pPr>
-            <w:hyperlink w:history="1" r:id="rIdaofgvffdccmkiuxae8kvz">
-              <w:r>
-                <w:rPr>
-                  <w:rFonts w:ascii="Arial" w:cs="Arial" w:eastAsia="Arial" w:hAnsi="Arial"/>
-                  <w:color w:val="595959"/>
-                  <w:sz w:val="14"/>
-                  <w:szCs w:val="14"/>
-                  <w:u w:val="single" w:color="595959"/>
-                </w:rPr>
-                <w:t xml:space="preserve">🔍 Search ARES for similar readings</w:t>
-              </w:r>
-            </w:hyperlink>
-          </w:p>
-        </w:tc>
-        <w:tc>
-          <w:tcPr>
-            <w:tcW w:type="dxa" w:w="3040"/>
-            <w:shd w:fill="FFFFFF" w:color="auto" w:val="clear"/>
-            <w:tcMar>
-              <w:top w:type="dxa" w:w="60"/>
-              <w:left w:type="dxa" w:w="120"/>
-              <w:bottom w:type="dxa" w:w="60"/>
-              <w:right w:type="dxa" w:w="120"/>
-            </w:tcMar>
-            <w:vAlign w:val="top"/>
-          </w:tcPr>
-          <w:p>
-            <w:pPr>
-              <w:keepNext w:val="false"/>
-              <w:spacing w:after="40" w:before="0"/>
-              <w:jc w:val="left"/>
-            </w:pPr>
-            <w:r>
-              <w:rPr>
-                <w:rFonts w:ascii="Arial" w:cs="Arial" w:eastAsia="Arial" w:hAnsi="Arial"/>
-                <w:b w:val="false"/>
-                <w:bCs w:val="false"/>
-                <w:i w:val="false"/>
-                <w:iCs w:val="false"/>
-                <w:color w:val="000000"/>
-                <w:sz w:val="18"/>
-                <w:szCs w:val="18"/>
-              </w:rPr>
-              <w:t xml:space="preserve">The teacher directs attention to a dedicated section of the classroom wall or board reserved for the Driving Question Board, which will remain visible for all ten lessons. The large driving question is written at the top: How can the angle a sunbeam makes with the ground allow us to calculate the height of any tree, building, or hill in Kenya without measuring it directly? Each group brings their group prediction sticky note from the Predict Phase and places it on the DQB under the heading: Our Predictions. The teacher then invites every learner to write one question that arose during today's activity on a new sticky note and post it under the heading: Questions We Now Have. Learners circulate briefly to read each other's questions. The teacher reads several questions aloud, groups related ones together, and labels clusters. Typical emerging questions include: How do we find the exact value of sine or cosine for any angle? Is there a pattern between sine and cosine? Do these ratios work for angles bigger than 90 degrees? The teacher says: Every one of these questions will be answered during our ten lessons. Watch this board grow.</w:t>
-            </w:r>
-          </w:p>
-        </w:tc>
-        <w:tc>
-          <w:tcPr>
-            <w:tcW w:type="dxa" w:w="3040"/>
-            <w:shd w:fill="F2F2F2" w:color="auto" w:val="clear"/>
-            <w:tcMar>
-              <w:top w:type="dxa" w:w="60"/>
-              <w:left w:type="dxa" w:w="120"/>
-              <w:bottom w:type="dxa" w:w="60"/>
-              <w:right w:type="dxa" w:w="120"/>
-            </w:tcMar>
-            <w:vAlign w:val="top"/>
-          </w:tcPr>
-          <w:p>
-            <w:pPr>
-              <w:keepNext w:val="false"/>
-              <w:spacing w:after="40" w:before="0"/>
-              <w:jc w:val="left"/>
-            </w:pPr>
-            <w:r>
-              <w:rPr>
-                <w:rFonts w:ascii="Arial" w:cs="Arial" w:eastAsia="Arial" w:hAnsi="Arial"/>
-                <w:b w:val="false"/>
-                <w:bCs w:val="false"/>
-                <w:i w:val="false"/>
-                <w:iCs w:val="false"/>
-                <w:color w:val="000000"/>
-                <w:sz w:val="18"/>
-                <w:szCs w:val="18"/>
-              </w:rPr>
-              <w:t xml:space="preserve">Teacher says: This board belongs to you. Every prediction you made at the start is on it. Every question you have just posted is on it. At the end of every lesson you will add something new to it — something you have learned or a new question that opened up. By Lesson 10, you will come back to your own prediction from today and decide: were you right? Teacher physically attaches the group sticky notes, saying the group name aloud as each is placed, creating a sense of community ownership. Teacher does not remove or correct any prediction at this stage, including incorrect ones, explaining: We do not erase predictions — we revisit them with evidence later. Teacher writes the TO BE SOLVED note from the Explain Phase directly on the DQB near the driving question: tan 53 degrees times 9.0 m equals the height of the mango tree — we will calculate this in Lesson 4.</w:t>
-            </w:r>
-          </w:p>
-        </w:tc>
-        <w:tc>
-          <w:tcPr>
-            <w:tcW w:type="dxa" w:w="3040"/>
-            <w:shd w:fill="FFFFFF" w:color="auto" w:val="clear"/>
-            <w:tcMar>
-              <w:top w:type="dxa" w:w="60"/>
-              <w:left w:type="dxa" w:w="120"/>
-              <w:bottom w:type="dxa" w:w="60"/>
-              <w:right w:type="dxa" w:w="120"/>
-            </w:tcMar>
-            <w:vAlign w:val="top"/>
-          </w:tcPr>
-          <w:p>
-            <w:pPr>
-              <w:keepNext w:val="false"/>
-              <w:spacing w:after="40" w:before="0"/>
-              <w:jc w:val="left"/>
-            </w:pPr>
-            <w:r>
-              <w:rPr>
-                <w:rFonts w:ascii="Arial" w:cs="Arial" w:eastAsia="Arial" w:hAnsi="Arial"/>
-                <w:b w:val="false"/>
-                <w:bCs w:val="false"/>
-                <w:i w:val="false"/>
-                <w:iCs w:val="false"/>
-                <w:color w:val="000000"/>
-                <w:sz w:val="18"/>
-                <w:szCs w:val="18"/>
-              </w:rPr>
-              <w:t xml:space="preserve">The DQB makes the intellectual journey of the unit visible and persistent. It activates metacognitive awareness — learners know they are at the beginning of an inquiry and that their own questions drive the sequence. Clustering questions publicly helps learners see the coherence of the sub-strand without the teacher having to impose it. Preserving incorrect predictions models scientific integrity — ideas are tested, not assumed.</w:t>
-            </w:r>
-          </w:p>
-        </w:tc>
-        <w:tc>
-          <w:tcPr>
-            <w:tcW w:type="dxa" w:w="3040"/>
-            <w:shd w:fill="F2F2F2" w:color="auto" w:val="clear"/>
-            <w:tcMar>
-              <w:top w:type="dxa" w:w="60"/>
-              <w:left w:type="dxa" w:w="120"/>
-              <w:bottom w:type="dxa" w:w="60"/>
-              <w:right w:type="dxa" w:w="120"/>
-            </w:tcMar>
-            <w:vAlign w:val="top"/>
-          </w:tcPr>
-          <w:p>
-            <w:pPr>
-              <w:keepNext w:val="false"/>
-              <w:spacing w:after="40" w:before="0"/>
-              <w:jc w:val="left"/>
-            </w:pPr>
-            <w:r>
-              <w:rPr>
-                <w:rFonts w:ascii="Arial" w:cs="Arial" w:eastAsia="Arial" w:hAnsi="Arial"/>
-                <w:b w:val="false"/>
-                <w:bCs w:val="false"/>
-                <w:i w:val="false"/>
-                <w:iCs w:val="false"/>
-                <w:color w:val="000000"/>
-                <w:sz w:val="18"/>
-                <w:szCs w:val="18"/>
-              </w:rPr>
-              <w:t xml:space="preserve">The teacher reads the posted questions during the brief circulation moment to gauge depth of curiosity and identify any misconceptions expressed as questions (for example, a learner might post: Does a bigger angle always give a bigger triangle? — revealing confusion between angle size and side length). These inform planning for Lesson 2 questioning sequences.</w:t>
-            </w:r>
-          </w:p>
-        </w:tc>
-      </w:tr>
-      <w:tr>
-        <w:tc>
-          <w:tcPr>
-            <w:tcW w:type="dxa" w:w="1520"/>
-            <w:shd w:fill="D5E8F0" w:color="auto" w:val="clear"/>
-            <w:tcMar>
-              <w:top w:type="dxa" w:w="60"/>
-              <w:left w:type="dxa" w:w="120"/>
-              <w:bottom w:type="dxa" w:w="60"/>
-              <w:right w:type="dxa" w:w="120"/>
-            </w:tcMar>
-            <w:vAlign w:val="top"/>
-          </w:tcPr>
-          <w:p>
-            <w:pPr>
-              <w:keepNext w:val="false"/>
-              <w:spacing w:after="40" w:before="0"/>
-              <w:jc w:val="left"/>
-            </w:pPr>
-            <w:r>
-              <w:rPr>
-                <w:rFonts w:ascii="Arial" w:cs="Arial" w:eastAsia="Arial" w:hAnsi="Arial"/>
-                <w:b/>
-                <w:bCs/>
-                <w:i w:val="false"/>
-                <w:iCs w:val="false"/>
-                <w:color w:val="000000"/>
-                <w:sz w:val="18"/>
-                <w:szCs w:val="18"/>
-              </w:rPr>
-              <w:t xml:space="preserve">Model Building Phase</w:t>
-            </w:r>
-          </w:p>
-          <w:p>
-            <w:pPr>
-              <w:spacing w:after="20" w:before="0"/>
-            </w:pPr>
-            <w:r>
-              <w:rPr>
-                <w:rFonts w:ascii="Arial" w:cs="Arial" w:eastAsia="Arial" w:hAnsi="Arial"/>
-                <w:b/>
-                <w:bCs/>
-                <w:color w:val="1F3864"/>
-                <w:sz w:val="16"/>
-                <w:szCs w:val="16"/>
-              </w:rPr>
-              <w:t xml:space="preserve">📹 VIDEO:</w:t>
-            </w:r>
-          </w:p>
-          <w:p>
-            <w:pPr>
-              <w:spacing w:after="20" w:before="0"/>
-            </w:pPr>
-            <w:hyperlink w:history="1" r:id="rIdsxcrgejfqpjo9tfwmjfjx">
-              <w:r>
-                <w:rPr>
-                  <w:rFonts w:ascii="Arial" w:cs="Arial" w:eastAsia="Arial" w:hAnsi="Arial"/>
-                  <w:color w:val="2E75B6"/>
-                  <w:sz w:val="16"/>
-                  <w:szCs w:val="16"/>
-                  <w:u w:val="single" w:color="2E75B6"/>
-                </w:rPr>
-                <w:t xml:space="preserve">Trigonometric ratios in right triangles</w:t>
-              </w:r>
-            </w:hyperlink>
-          </w:p>
-          <w:p>
-            <w:pPr>
-              <w:spacing w:after="10" w:before="0"/>
-              <w:ind w:left="120"/>
-            </w:pPr>
-            <w:r>
-              <w:rPr>
-                <w:rFonts w:ascii="Arial" w:cs="Arial" w:eastAsia="Arial" w:hAnsi="Arial"/>
-                <w:color w:val="595959"/>
-                <w:sz w:val="14"/>
-                <w:szCs w:val="14"/>
-              </w:rPr>
-              <w:t xml:space="preserve">Source: Khan Academy (English - US curriculum)</w:t>
-            </w:r>
-          </w:p>
-          <w:p>
-            <w:pPr>
-              <w:spacing w:after="10" w:before="0"/>
-              <w:ind w:left="120"/>
-            </w:pPr>
-            <w:hyperlink w:history="1" r:id="rIdr-y6pg8vvqvpoxfl5apna">
-              <w:r>
-                <w:rPr>
-                  <w:rFonts w:ascii="Arial" w:cs="Arial" w:eastAsia="Arial" w:hAnsi="Arial"/>
-                  <w:color w:val="595959"/>
-                  <w:sz w:val="14"/>
-                  <w:szCs w:val="14"/>
-                  <w:u w:val="single" w:color="595959"/>
-                </w:rPr>
-                <w:t xml:space="preserve">🔍 Search ARES for similar videos</w:t>
-              </w:r>
-            </w:hyperlink>
-          </w:p>
-          <w:p>
-            <w:pPr>
-              <w:spacing w:after="40" w:before="0"/>
-            </w:pPr>
-            <w:r>
-              <w:rPr>
-                <w:sz w:val="14"/>
-                <w:szCs w:val="14"/>
-              </w:rPr>
-              <w:t xml:space="preserve"/>
-            </w:r>
-          </w:p>
-          <w:p>
-            <w:pPr>
-              <w:spacing w:after="20" w:before="0"/>
-            </w:pPr>
-            <w:r>
-              <w:rPr>
-                <w:rFonts w:ascii="Arial" w:cs="Arial" w:eastAsia="Arial" w:hAnsi="Arial"/>
-                <w:b/>
-                <w:bCs/>
-                <w:color w:val="1F3864"/>
-                <w:sz w:val="16"/>
-                <w:szCs w:val="16"/>
-              </w:rPr>
-              <w:t xml:space="preserve">📖 EXERCISE:</w:t>
-            </w:r>
-          </w:p>
-          <w:p>
-            <w:pPr>
-              <w:spacing w:after="20" w:before="0"/>
-            </w:pPr>
-            <w:hyperlink w:history="1" r:id="rIduippe3rlo-x6zuzb748gh">
+            <w:hyperlink w:history="1" r:id="rId1kawd-z4k8bmuqr9irqn7">
               <w:r>
                 <w:rPr>
                   <w:rFonts w:ascii="Arial" w:cs="Arial" w:eastAsia="Arial" w:hAnsi="Arial"/>
@@ -4904,7 +4920,7 @@
               <w:spacing w:after="10" w:before="0"/>
               <w:ind w:left="120"/>
             </w:pPr>
-            <w:hyperlink w:history="1" r:id="rIdh7zctacakhgulsy91-mt0">
+            <w:hyperlink w:history="1" r:id="rIdwiscuhqgffueglzkb323z">
               <w:r>
                 <w:rPr>
                   <w:rFonts w:ascii="Arial" w:cs="Arial" w:eastAsia="Arial" w:hAnsi="Arial"/>
@@ -5429,7 +5445,7 @@
         </w:rPr>
         <w:t xml:space="preserve">© 2026 SeaVuria and ARES. Aligned with KICD objectives. Developed by SeaVuria; technical implementation by ARES (with AI assistance from Claude). Licensed under </w:t>
       </w:r>
-      <w:hyperlink w:history="1" r:id="rIdp-q5gmr00z5c-nijkxejd">
+      <w:hyperlink w:history="1" r:id="rId2lpwjhdh_bcdy5jyvumst">
         <w:r>
           <w:rPr>
             <w:rFonts w:ascii="Arial" w:cs="Arial" w:eastAsia="Arial" w:hAnsi="Arial"/>
@@ -5450,7 +5466,7 @@
         </w:rPr>
         <w:t xml:space="preserve"> (</w:t>
       </w:r>
-      <w:hyperlink w:history="1" r:id="rIdhrq1rh1cmdnlu0murfuo9">
+      <w:hyperlink w:history="1" r:id="rIdzwv8fmaxa7a_povhwimbe">
         <w:r>
           <w:rPr>
             <w:rFonts w:ascii="Arial" w:cs="Arial" w:eastAsia="Arial" w:hAnsi="Arial"/>
@@ -6490,7 +6506,7 @@
             <w:pPr>
               <w:spacing w:after="20" w:before="0"/>
             </w:pPr>
-            <w:hyperlink w:history="1" r:id="rIduwgpovcuenmtovu8wxiff">
+            <w:hyperlink w:history="1" r:id="rIdlwlattlzmnagrt2uis5kd">
               <w:r>
                 <w:rPr>
                   <w:rFonts w:ascii="Arial" w:cs="Arial" w:eastAsia="Arial" w:hAnsi="Arial"/>
@@ -6523,7 +6539,7 @@
               <w:spacing w:after="10" w:before="0"/>
               <w:ind w:left="120"/>
             </w:pPr>
-            <w:hyperlink w:history="1" r:id="rId4dqbzuqy0x1uejgzdef-s">
+            <w:hyperlink w:history="1" r:id="rIdbk1lu0gj1khniupx-wsxa">
               <w:r>
                 <w:rPr>
                   <w:rFonts w:ascii="Arial" w:cs="Arial" w:eastAsia="Arial" w:hAnsi="Arial"/>
@@ -6568,7 +6584,7 @@
             <w:pPr>
               <w:spacing w:after="20" w:before="0"/>
             </w:pPr>
-            <w:hyperlink w:history="1" r:id="rIdg-otqva_4toonadluhvmg">
+            <w:hyperlink w:history="1" r:id="rId0c3ocn7ifemdqekigcixq">
               <w:r>
                 <w:rPr>
                   <w:rFonts w:ascii="Arial" w:cs="Arial" w:eastAsia="Arial" w:hAnsi="Arial"/>
@@ -6601,7 +6617,7 @@
               <w:spacing w:after="10" w:before="0"/>
               <w:ind w:left="120"/>
             </w:pPr>
-            <w:hyperlink w:history="1" r:id="rIdkam381unhvfbmro-nqvw1">
+            <w:hyperlink w:history="1" r:id="rIdsnlmsgwhsfabknsdgnacx">
               <w:r>
                 <w:rPr>
                   <w:rFonts w:ascii="Arial" w:cs="Arial" w:eastAsia="Arial" w:hAnsi="Arial"/>
@@ -6801,7 +6817,7 @@
             <w:pPr>
               <w:spacing w:after="20" w:before="0"/>
             </w:pPr>
-            <w:hyperlink w:history="1" r:id="rIdel1ftibcnjp1ysxkyorgc">
+            <w:hyperlink w:history="1" r:id="rId9wsaqxd3sqgetloskbrti">
               <w:r>
                 <w:rPr>
                   <w:rFonts w:ascii="Arial" w:cs="Arial" w:eastAsia="Arial" w:hAnsi="Arial"/>
@@ -6834,7 +6850,7 @@
               <w:spacing w:after="10" w:before="0"/>
               <w:ind w:left="120"/>
             </w:pPr>
-            <w:hyperlink w:history="1" r:id="rIdqtdmkkyn3xyfspw5rbveg">
+            <w:hyperlink w:history="1" r:id="rIdcs_qqbwlv0vx8ryjpiu1s">
               <w:r>
                 <w:rPr>
                   <w:rFonts w:ascii="Arial" w:cs="Arial" w:eastAsia="Arial" w:hAnsi="Arial"/>
@@ -6879,7 +6895,7 @@
             <w:pPr>
               <w:spacing w:after="20" w:before="0"/>
             </w:pPr>
-            <w:hyperlink w:history="1" r:id="rIdtdoa0qu_lzvpcisxoivff">
+            <w:hyperlink w:history="1" r:id="rIdwvbfllwsn_iy-p8fwe-ee">
               <w:r>
                 <w:rPr>
                   <w:rFonts w:ascii="Arial" w:cs="Arial" w:eastAsia="Arial" w:hAnsi="Arial"/>
@@ -6912,7 +6928,7 @@
               <w:spacing w:after="10" w:before="0"/>
               <w:ind w:left="120"/>
             </w:pPr>
-            <w:hyperlink w:history="1" r:id="rIdal-q_htcqalksfqz3i5fz">
+            <w:hyperlink w:history="1" r:id="rIdlw6e5jwm_spicmm6fk4se">
               <w:r>
                 <w:rPr>
                   <w:rFonts w:ascii="Arial" w:cs="Arial" w:eastAsia="Arial" w:hAnsi="Arial"/>
@@ -7112,7 +7128,7 @@
             <w:pPr>
               <w:spacing w:after="20" w:before="0"/>
             </w:pPr>
-            <w:hyperlink w:history="1" r:id="rIdbhcqmheifk2xrgxrkxk1g">
+            <w:hyperlink w:history="1" r:id="rId7jm8f3abv7h51aswsxtxn">
               <w:r>
                 <w:rPr>
                   <w:rFonts w:ascii="Arial" w:cs="Arial" w:eastAsia="Arial" w:hAnsi="Arial"/>
@@ -7145,7 +7161,7 @@
               <w:spacing w:after="10" w:before="0"/>
               <w:ind w:left="120"/>
             </w:pPr>
-            <w:hyperlink w:history="1" r:id="rIdl9b74lb_kowd-nbowbmut">
+            <w:hyperlink w:history="1" r:id="rIdovsj4vpeht36sfyaitjfr">
               <w:r>
                 <w:rPr>
                   <w:rFonts w:ascii="Arial" w:cs="Arial" w:eastAsia="Arial" w:hAnsi="Arial"/>
@@ -7190,7 +7206,7 @@
             <w:pPr>
               <w:spacing w:after="20" w:before="0"/>
             </w:pPr>
-            <w:hyperlink w:history="1" r:id="rIdrsc__ihu-plwxbiif26da">
+            <w:hyperlink w:history="1" r:id="rIducbbkym_yxgtqdyabhnza">
               <w:r>
                 <w:rPr>
                   <w:rFonts w:ascii="Arial" w:cs="Arial" w:eastAsia="Arial" w:hAnsi="Arial"/>
@@ -7239,7 +7255,7 @@
               <w:spacing w:after="10" w:before="0"/>
               <w:ind w:left="120"/>
             </w:pPr>
-            <w:hyperlink w:history="1" r:id="rIducbzrnkr4evsguw2r7xdb">
+            <w:hyperlink w:history="1" r:id="rIdlzlg0h6aeejypqcd4q3ng">
               <w:r>
                 <w:rPr>
                   <w:rFonts w:ascii="Arial" w:cs="Arial" w:eastAsia="Arial" w:hAnsi="Arial"/>
@@ -7390,33 +7406,33 @@
         <w:tc>
           <w:tcPr>
             <w:tcW w:type="dxa" w:w="1520"/>
-            <w:shd w:fill="F2F2F2" w:color="auto" w:val="clear"/>
-            <w:tcMar>
-              <w:top w:type="dxa" w:w="60"/>
-              <w:left w:type="dxa" w:w="120"/>
-              <w:bottom w:type="dxa" w:w="60"/>
-              <w:right w:type="dxa" w:w="120"/>
-            </w:tcMar>
-            <w:vAlign w:val="top"/>
-          </w:tcPr>
-          <w:p>
-            <w:pPr>
-              <w:keepNext w:val="false"/>
-              <w:spacing w:after="40" w:before="0"/>
-              <w:jc w:val="left"/>
-            </w:pPr>
-            <w:r>
-              <w:rPr>
-                <w:rFonts w:ascii="Arial" w:cs="Arial" w:eastAsia="Arial" w:hAnsi="Arial"/>
-                <w:b/>
-                <w:bCs/>
-                <w:i w:val="false"/>
-                <w:iCs w:val="false"/>
-                <w:color w:val="000000"/>
-                <w:sz w:val="18"/>
-                <w:szCs w:val="18"/>
-              </w:rPr>
-              <w:t xml:space="preserve">Driving Question Board</w:t>
+            <w:shd w:fill="FCE4D6" w:color="auto" w:val="clear"/>
+            <w:tcMar>
+              <w:top w:type="dxa" w:w="60"/>
+              <w:left w:type="dxa" w:w="120"/>
+              <w:bottom w:type="dxa" w:w="60"/>
+              <w:right w:type="dxa" w:w="120"/>
+            </w:tcMar>
+            <w:vAlign w:val="top"/>
+          </w:tcPr>
+          <w:p>
+            <w:pPr>
+              <w:keepNext w:val="false"/>
+              <w:spacing w:after="40" w:before="0"/>
+              <w:jc w:val="left"/>
+            </w:pPr>
+            <w:r>
+              <w:rPr>
+                <w:rFonts w:ascii="Arial" w:cs="Arial" w:eastAsia="Arial" w:hAnsi="Arial"/>
+                <w:b/>
+                <w:bCs/>
+                <w:i w:val="false"/>
+                <w:iCs w:val="false"/>
+                <w:color w:val="000000"/>
+                <w:sz w:val="18"/>
+                <w:szCs w:val="18"/>
+              </w:rPr>
+              <w:t xml:space="preserve">Driving Question Board (DQB) Creation</w:t>
             </w:r>
           </w:p>
           <w:p>
@@ -7439,7 +7455,7 @@
             <w:pPr>
               <w:spacing w:after="20" w:before="0"/>
             </w:pPr>
-            <w:hyperlink w:history="1" r:id="rIdjezlzyi-eqd6qj1qvnorp">
+            <w:hyperlink w:history="1" r:id="rIdke_q2mqqk6gm8li56z2lx">
               <w:r>
                 <w:rPr>
                   <w:rFonts w:ascii="Arial" w:cs="Arial" w:eastAsia="Arial" w:hAnsi="Arial"/>
@@ -7472,7 +7488,7 @@
               <w:spacing w:after="10" w:before="0"/>
               <w:ind w:left="120"/>
             </w:pPr>
-            <w:hyperlink w:history="1" r:id="rIdbjadbpiihiqmsvbv8y0jf">
+            <w:hyperlink w:history="1" r:id="rIdnewuqg41i8ftjizqwsqzo">
               <w:r>
                 <w:rPr>
                   <w:rFonts w:ascii="Arial" w:cs="Arial" w:eastAsia="Arial" w:hAnsi="Arial"/>
@@ -7517,7 +7533,7 @@
             <w:pPr>
               <w:spacing w:after="20" w:before="0"/>
             </w:pPr>
-            <w:hyperlink w:history="1" r:id="rIdwucdi06ogz4dkojrmmyrg">
+            <w:hyperlink w:history="1" r:id="rId54dntvjvhuq8vwqrqrori">
               <w:r>
                 <w:rPr>
                   <w:rFonts w:ascii="Arial" w:cs="Arial" w:eastAsia="Arial" w:hAnsi="Arial"/>
@@ -7526,9 +7542,25 @@
                   <w:szCs w:val="16"/>
                   <w:u w:val="single" w:color="2E75B6"/>
                 </w:rPr>
-                <w:t xml:space="preserve">Trigonometric ratios in right triangles</w:t>
+                <w:t xml:space="preserve">Relate ratios in right triangles</w:t>
               </w:r>
             </w:hyperlink>
+          </w:p>
+          <w:p>
+            <w:pPr>
+              <w:spacing w:after="20" w:before="0"/>
+            </w:pPr>
+            <w:r>
+              <w:rPr>
+                <w:rFonts w:ascii="Arial" w:cs="Arial" w:eastAsia="Arial" w:hAnsi="Arial"/>
+                <w:i/>
+                <w:iCs/>
+                <w:color w:val="595959"/>
+                <w:sz w:val="16"/>
+                <w:szCs w:val="16"/>
+              </w:rPr>
+              <w:t xml:space="preserve">Related topic: not an exact match for this lesson.</w:t>
+            </w:r>
           </w:p>
           <w:p>
             <w:pPr>
@@ -7550,7 +7582,7 @@
               <w:spacing w:after="10" w:before="0"/>
               <w:ind w:left="120"/>
             </w:pPr>
-            <w:hyperlink w:history="1" r:id="rIdpzlkqs0xzqrosbw1emey1">
+            <w:hyperlink w:history="1" r:id="rId6j2bnvxwycnlvsc0w9_zz">
               <w:r>
                 <w:rPr>
                   <w:rFonts w:ascii="Arial" w:cs="Arial" w:eastAsia="Arial" w:hAnsi="Arial"/>
@@ -7750,7 +7782,7 @@
             <w:pPr>
               <w:spacing w:after="20" w:before="0"/>
             </w:pPr>
-            <w:hyperlink w:history="1" r:id="rIdyddj3murffsgoiei4yvxj">
+            <w:hyperlink w:history="1" r:id="rIdtwu4rfc0hwtshj3upkace">
               <w:r>
                 <w:rPr>
                   <w:rFonts w:ascii="Arial" w:cs="Arial" w:eastAsia="Arial" w:hAnsi="Arial"/>
@@ -7799,7 +7831,7 @@
               <w:spacing w:after="10" w:before="0"/>
               <w:ind w:left="120"/>
             </w:pPr>
-            <w:hyperlink w:history="1" r:id="rIdpvomnyoki-nlsps7na0vu">
+            <w:hyperlink w:history="1" r:id="rIdroswqd_lays0ttzp8fhxr">
               <w:r>
                 <w:rPr>
                   <w:rFonts w:ascii="Arial" w:cs="Arial" w:eastAsia="Arial" w:hAnsi="Arial"/>
@@ -7844,7 +7876,7 @@
             <w:pPr>
               <w:spacing w:after="20" w:before="0"/>
             </w:pPr>
-            <w:hyperlink w:history="1" r:id="rId8-eenyhqlexkmn0rs526l">
+            <w:hyperlink w:history="1" r:id="rId2mkjfulqtqybvq42_yxt2">
               <w:r>
                 <w:rPr>
                   <w:rFonts w:ascii="Arial" w:cs="Arial" w:eastAsia="Arial" w:hAnsi="Arial"/>
@@ -7893,7 +7925,7 @@
               <w:spacing w:after="10" w:before="0"/>
               <w:ind w:left="120"/>
             </w:pPr>
-            <w:hyperlink w:history="1" r:id="rId5uyipuvyl2hqv_v9culca">
+            <w:hyperlink w:history="1" r:id="rIdzrdkazjsizblkarmm4qby">
               <w:r>
                 <w:rPr>
                   <w:rFonts w:ascii="Arial" w:cs="Arial" w:eastAsia="Arial" w:hAnsi="Arial"/>
@@ -8418,7 +8450,7 @@
         </w:rPr>
         <w:t xml:space="preserve">© 2026 SeaVuria and ARES. Aligned with KICD objectives. Developed by SeaVuria; technical implementation by ARES (with AI assistance from Claude). Licensed under </w:t>
       </w:r>
-      <w:hyperlink w:history="1" r:id="rIdijsf7wfxbsn_tfayej4y4">
+      <w:hyperlink w:history="1" r:id="rId2uehi9mfulp4dwpltyg9g">
         <w:r>
           <w:rPr>
             <w:rFonts w:ascii="Arial" w:cs="Arial" w:eastAsia="Arial" w:hAnsi="Arial"/>
@@ -8439,7 +8471,7 @@
         </w:rPr>
         <w:t xml:space="preserve"> (</w:t>
       </w:r>
-      <w:hyperlink w:history="1" r:id="rIdnupj3olv_oxkg2ny9kprd">
+      <w:hyperlink w:history="1" r:id="rIdptkwxkoytinpgynovyxmv">
         <w:r>
           <w:rPr>
             <w:rFonts w:ascii="Arial" w:cs="Arial" w:eastAsia="Arial" w:hAnsi="Arial"/>
@@ -9479,7 +9511,7 @@
             <w:pPr>
               <w:spacing w:after="20" w:before="0"/>
             </w:pPr>
-            <w:hyperlink w:history="1" r:id="rIdfemxd6rdwoorbuo1fztbs">
+            <w:hyperlink w:history="1" r:id="rIdbi5ygrtj784gsyi71pvuh">
               <w:r>
                 <w:rPr>
                   <w:rFonts w:ascii="Arial" w:cs="Arial" w:eastAsia="Arial" w:hAnsi="Arial"/>
@@ -9512,7 +9544,7 @@
               <w:spacing w:after="10" w:before="0"/>
               <w:ind w:left="120"/>
             </w:pPr>
-            <w:hyperlink w:history="1" r:id="rIda0d9psunjptzy7ptkujew">
+            <w:hyperlink w:history="1" r:id="rIdtrl5txep4mzguoptudmmr">
               <w:r>
                 <w:rPr>
                   <w:rFonts w:ascii="Arial" w:cs="Arial" w:eastAsia="Arial" w:hAnsi="Arial"/>
@@ -9557,7 +9589,7 @@
             <w:pPr>
               <w:spacing w:after="20" w:before="0"/>
             </w:pPr>
-            <w:hyperlink w:history="1" r:id="rIdb23f1wli5byukpgqakcn3">
+            <w:hyperlink w:history="1" r:id="rIdbtgtya9pcn-f4svnhpjdl">
               <w:r>
                 <w:rPr>
                   <w:rFonts w:ascii="Arial" w:cs="Arial" w:eastAsia="Arial" w:hAnsi="Arial"/>
@@ -9590,7 +9622,7 @@
               <w:spacing w:after="10" w:before="0"/>
               <w:ind w:left="120"/>
             </w:pPr>
-            <w:hyperlink w:history="1" r:id="rIduh4-ge17crxpwsmphneea">
+            <w:hyperlink w:history="1" r:id="rId3nvu0v2zz4uxnmn8dq-f-">
               <w:r>
                 <w:rPr>
                   <w:rFonts w:ascii="Arial" w:cs="Arial" w:eastAsia="Arial" w:hAnsi="Arial"/>
@@ -9790,7 +9822,7 @@
             <w:pPr>
               <w:spacing w:after="20" w:before="0"/>
             </w:pPr>
-            <w:hyperlink w:history="1" r:id="rIdaznj8xan7h-gnw9mrdk3e">
+            <w:hyperlink w:history="1" r:id="rIdoorne_iaxugqxbobbkx9f">
               <w:r>
                 <w:rPr>
                   <w:rFonts w:ascii="Arial" w:cs="Arial" w:eastAsia="Arial" w:hAnsi="Arial"/>
@@ -9823,7 +9855,7 @@
               <w:spacing w:after="10" w:before="0"/>
               <w:ind w:left="120"/>
             </w:pPr>
-            <w:hyperlink w:history="1" r:id="rIdm-agmt6duuqiwvfbvz6pk">
+            <w:hyperlink w:history="1" r:id="rIdgimyxmrfndyfkkzygahc0">
               <w:r>
                 <w:rPr>
                   <w:rFonts w:ascii="Arial" w:cs="Arial" w:eastAsia="Arial" w:hAnsi="Arial"/>
@@ -9868,7 +9900,7 @@
             <w:pPr>
               <w:spacing w:after="20" w:before="0"/>
             </w:pPr>
-            <w:hyperlink w:history="1" r:id="rIdnftwa_hno1e5jghrxdyqr">
+            <w:hyperlink w:history="1" r:id="rId4aj79jgeyegn0mdt3rw1p">
               <w:r>
                 <w:rPr>
                   <w:rFonts w:ascii="Arial" w:cs="Arial" w:eastAsia="Arial" w:hAnsi="Arial"/>
@@ -9901,7 +9933,7 @@
               <w:spacing w:after="10" w:before="0"/>
               <w:ind w:left="120"/>
             </w:pPr>
-            <w:hyperlink w:history="1" r:id="rIdqrenontmuzwzhyjma9gmk">
+            <w:hyperlink w:history="1" r:id="rIdx72c9yjrwjhy1xhfwvjr7">
               <w:r>
                 <w:rPr>
                   <w:rFonts w:ascii="Arial" w:cs="Arial" w:eastAsia="Arial" w:hAnsi="Arial"/>
@@ -10101,7 +10133,7 @@
             <w:pPr>
               <w:spacing w:after="20" w:before="0"/>
             </w:pPr>
-            <w:hyperlink w:history="1" r:id="rIdsvaxv9zwgu5ixlomuhgk1">
+            <w:hyperlink w:history="1" r:id="rId0oye_oruxsoeark1eodh1">
               <w:r>
                 <w:rPr>
                   <w:rFonts w:ascii="Arial" w:cs="Arial" w:eastAsia="Arial" w:hAnsi="Arial"/>
@@ -10134,7 +10166,7 @@
               <w:spacing w:after="10" w:before="0"/>
               <w:ind w:left="120"/>
             </w:pPr>
-            <w:hyperlink w:history="1" r:id="rIdcj2dtvna0mkqiyg0wovup">
+            <w:hyperlink w:history="1" r:id="rIdvwxl2_tdznpseoumlulvt">
               <w:r>
                 <w:rPr>
                   <w:rFonts w:ascii="Arial" w:cs="Arial" w:eastAsia="Arial" w:hAnsi="Arial"/>
@@ -10179,7 +10211,7 @@
             <w:pPr>
               <w:spacing w:after="20" w:before="0"/>
             </w:pPr>
-            <w:hyperlink w:history="1" r:id="rIdixfssg05vpsfo4grvqwhj">
+            <w:hyperlink w:history="1" r:id="rIdqscp6f3wwriumnmtxohli">
               <w:r>
                 <w:rPr>
                   <w:rFonts w:ascii="Arial" w:cs="Arial" w:eastAsia="Arial" w:hAnsi="Arial"/>
@@ -10228,7 +10260,7 @@
               <w:spacing w:after="10" w:before="0"/>
               <w:ind w:left="120"/>
             </w:pPr>
-            <w:hyperlink w:history="1" r:id="rIdptlwovwdyokhw2u0cxgzj">
+            <w:hyperlink w:history="1" r:id="rIdxb9x0nb9y_csbtnpi8wfm">
               <w:r>
                 <w:rPr>
                   <w:rFonts w:ascii="Arial" w:cs="Arial" w:eastAsia="Arial" w:hAnsi="Arial"/>
@@ -10379,33 +10411,33 @@
         <w:tc>
           <w:tcPr>
             <w:tcW w:type="dxa" w:w="1520"/>
-            <w:shd w:fill="F2F2F2" w:color="auto" w:val="clear"/>
-            <w:tcMar>
-              <w:top w:type="dxa" w:w="60"/>
-              <w:left w:type="dxa" w:w="120"/>
-              <w:bottom w:type="dxa" w:w="60"/>
-              <w:right w:type="dxa" w:w="120"/>
-            </w:tcMar>
-            <w:vAlign w:val="top"/>
-          </w:tcPr>
-          <w:p>
-            <w:pPr>
-              <w:keepNext w:val="false"/>
-              <w:spacing w:after="40" w:before="0"/>
-              <w:jc w:val="left"/>
-            </w:pPr>
-            <w:r>
-              <w:rPr>
-                <w:rFonts w:ascii="Arial" w:cs="Arial" w:eastAsia="Arial" w:hAnsi="Arial"/>
-                <w:b/>
-                <w:bCs/>
-                <w:i w:val="false"/>
-                <w:iCs w:val="false"/>
-                <w:color w:val="000000"/>
-                <w:sz w:val="18"/>
-                <w:szCs w:val="18"/>
-              </w:rPr>
-              <w:t xml:space="preserve">Driving Question Board</w:t>
+            <w:shd w:fill="FCE4D6" w:color="auto" w:val="clear"/>
+            <w:tcMar>
+              <w:top w:type="dxa" w:w="60"/>
+              <w:left w:type="dxa" w:w="120"/>
+              <w:bottom w:type="dxa" w:w="60"/>
+              <w:right w:type="dxa" w:w="120"/>
+            </w:tcMar>
+            <w:vAlign w:val="top"/>
+          </w:tcPr>
+          <w:p>
+            <w:pPr>
+              <w:keepNext w:val="false"/>
+              <w:spacing w:after="40" w:before="0"/>
+              <w:jc w:val="left"/>
+            </w:pPr>
+            <w:r>
+              <w:rPr>
+                <w:rFonts w:ascii="Arial" w:cs="Arial" w:eastAsia="Arial" w:hAnsi="Arial"/>
+                <w:b/>
+                <w:bCs/>
+                <w:i w:val="false"/>
+                <w:iCs w:val="false"/>
+                <w:color w:val="000000"/>
+                <w:sz w:val="18"/>
+                <w:szCs w:val="18"/>
+              </w:rPr>
+              <w:t xml:space="preserve">Driving Question Board (DQB) Creation</w:t>
             </w:r>
           </w:p>
           <w:p>
@@ -10428,7 +10460,7 @@
             <w:pPr>
               <w:spacing w:after="20" w:before="0"/>
             </w:pPr>
-            <w:hyperlink w:history="1" r:id="rId9eiffteoy7klypefobfoo">
+            <w:hyperlink w:history="1" r:id="rIdmaxrxfdrwah1-zbjmaub_">
               <w:r>
                 <w:rPr>
                   <w:rFonts w:ascii="Arial" w:cs="Arial" w:eastAsia="Arial" w:hAnsi="Arial"/>
@@ -10437,7 +10469,7 @@
                   <w:szCs w:val="16"/>
                   <w:u w:val="single" w:color="2E75B6"/>
                 </w:rPr>
-                <w:t xml:space="preserve">Trigonometric ratios in right triangles -dubbed(KY)</w:t>
+                <w:t xml:space="preserve">Sine &amp; cosine of complementary angles</w:t>
               </w:r>
             </w:hyperlink>
           </w:p>
@@ -10453,7 +10485,7 @@
                 <w:sz w:val="14"/>
                 <w:szCs w:val="14"/>
               </w:rPr>
-              <w:t xml:space="preserve">Source: Khan Academy (Kiswahili)</w:t>
+              <w:t xml:space="preserve">Source: Khan Academy (English - US curriculum)</w:t>
             </w:r>
           </w:p>
           <w:p>
@@ -10461,7 +10493,7 @@
               <w:spacing w:after="10" w:before="0"/>
               <w:ind w:left="120"/>
             </w:pPr>
-            <w:hyperlink w:history="1" r:id="rIdgwvo8g3edmf_jkupcks4r">
+            <w:hyperlink w:history="1" r:id="rIdaibbcsqciwzveng7ltndy">
               <w:r>
                 <w:rPr>
                   <w:rFonts w:ascii="Arial" w:cs="Arial" w:eastAsia="Arial" w:hAnsi="Arial"/>
@@ -10506,7 +10538,7 @@
             <w:pPr>
               <w:spacing w:after="20" w:before="0"/>
             </w:pPr>
-            <w:hyperlink w:history="1" r:id="rIddz_7avlhnagrjnfrxeafm">
+            <w:hyperlink w:history="1" r:id="rIdbeeg5f0radia3hwilttnq">
               <w:r>
                 <w:rPr>
                   <w:rFonts w:ascii="Arial" w:cs="Arial" w:eastAsia="Arial" w:hAnsi="Arial"/>
@@ -10515,9 +10547,25 @@
                   <w:szCs w:val="16"/>
                   <w:u w:val="single" w:color="2E75B6"/>
                 </w:rPr>
-                <w:t xml:space="preserve">Trigonometric ratios in right triangles</w:t>
+                <w:t xml:space="preserve">Trig values of π/6, π/4, and π/3</w:t>
               </w:r>
             </w:hyperlink>
+          </w:p>
+          <w:p>
+            <w:pPr>
+              <w:spacing w:after="20" w:before="0"/>
+            </w:pPr>
+            <w:r>
+              <w:rPr>
+                <w:rFonts w:ascii="Arial" w:cs="Arial" w:eastAsia="Arial" w:hAnsi="Arial"/>
+                <w:i/>
+                <w:iCs/>
+                <w:color w:val="595959"/>
+                <w:sz w:val="16"/>
+                <w:szCs w:val="16"/>
+              </w:rPr>
+              <w:t xml:space="preserve">Related topic: not an exact match for this lesson.</w:t>
+            </w:r>
           </w:p>
           <w:p>
             <w:pPr>
@@ -10539,7 +10587,7 @@
               <w:spacing w:after="10" w:before="0"/>
               <w:ind w:left="120"/>
             </w:pPr>
-            <w:hyperlink w:history="1" r:id="rIdlg_wfdsd7mtcicaxloaao">
+            <w:hyperlink w:history="1" r:id="rIdq8msci8g7fftaa5ck99jr">
               <w:r>
                 <w:rPr>
                   <w:rFonts w:ascii="Arial" w:cs="Arial" w:eastAsia="Arial" w:hAnsi="Arial"/>
@@ -10739,7 +10787,7 @@
             <w:pPr>
               <w:spacing w:after="20" w:before="0"/>
             </w:pPr>
-            <w:hyperlink w:history="1" r:id="rIdjzk-eily4wnoxwehadxvk">
+            <w:hyperlink w:history="1" r:id="rIdaagshyprzcb6o2kwkwo4p">
               <w:r>
                 <w:rPr>
                   <w:rFonts w:ascii="Arial" w:cs="Arial" w:eastAsia="Arial" w:hAnsi="Arial"/>
@@ -10772,7 +10820,7 @@
               <w:spacing w:after="10" w:before="0"/>
               <w:ind w:left="120"/>
             </w:pPr>
-            <w:hyperlink w:history="1" r:id="rIdtigqs5gha3tjvipol69gq">
+            <w:hyperlink w:history="1" r:id="rIdva5o_kv0ztgztl99abuce">
               <w:r>
                 <w:rPr>
                   <w:rFonts w:ascii="Arial" w:cs="Arial" w:eastAsia="Arial" w:hAnsi="Arial"/>
@@ -10817,7 +10865,7 @@
             <w:pPr>
               <w:spacing w:after="20" w:before="0"/>
             </w:pPr>
-            <w:hyperlink w:history="1" r:id="rIdxft7mi6r1ayuxyhymnipg">
+            <w:hyperlink w:history="1" r:id="rIdtnvvglids0opmbm5qinbt">
               <w:r>
                 <w:rPr>
                   <w:rFonts w:ascii="Arial" w:cs="Arial" w:eastAsia="Arial" w:hAnsi="Arial"/>
@@ -10866,7 +10914,7 @@
               <w:spacing w:after="10" w:before="0"/>
               <w:ind w:left="120"/>
             </w:pPr>
-            <w:hyperlink w:history="1" r:id="rId1wdr6gddcdxps3i208x9o">
+            <w:hyperlink w:history="1" r:id="rIdl0wxilbnvkyrgeu1yay72">
               <w:r>
                 <w:rPr>
                   <w:rFonts w:ascii="Arial" w:cs="Arial" w:eastAsia="Arial" w:hAnsi="Arial"/>
@@ -11391,7 +11439,7 @@
         </w:rPr>
         <w:t xml:space="preserve">© 2026 SeaVuria and ARES. Aligned with KICD objectives. Developed by SeaVuria; technical implementation by ARES (with AI assistance from Claude). Licensed under </w:t>
       </w:r>
-      <w:hyperlink w:history="1" r:id="rIdastvjbp-vn9dp_9qh9cys">
+      <w:hyperlink w:history="1" r:id="rIdkmn53j49s3j3z1itevwkd">
         <w:r>
           <w:rPr>
             <w:rFonts w:ascii="Arial" w:cs="Arial" w:eastAsia="Arial" w:hAnsi="Arial"/>
@@ -11412,7 +11460,7 @@
         </w:rPr>
         <w:t xml:space="preserve"> (</w:t>
       </w:r>
-      <w:hyperlink w:history="1" r:id="rIdohdk0klu_3cobudx6x3l2">
+      <w:hyperlink w:history="1" r:id="rIdxu9y1ib59wr02hxrf9fkc">
         <w:r>
           <w:rPr>
             <w:rFonts w:ascii="Arial" w:cs="Arial" w:eastAsia="Arial" w:hAnsi="Arial"/>
@@ -12452,7 +12500,7 @@
             <w:pPr>
               <w:spacing w:after="20" w:before="0"/>
             </w:pPr>
-            <w:hyperlink w:history="1" r:id="rIddmmblixavo_d_vogscsbj">
+            <w:hyperlink w:history="1" r:id="rIdkcftqyniwten5bk3ft2xx">
               <w:r>
                 <w:rPr>
                   <w:rFonts w:ascii="Arial" w:cs="Arial" w:eastAsia="Arial" w:hAnsi="Arial"/>
@@ -12485,7 +12533,7 @@
               <w:spacing w:after="10" w:before="0"/>
               <w:ind w:left="120"/>
             </w:pPr>
-            <w:hyperlink w:history="1" r:id="rIdxqiv9t7gkrew5inavsgcd">
+            <w:hyperlink w:history="1" r:id="rId3bb46p9wdhbdhipsshlpw">
               <w:r>
                 <w:rPr>
                   <w:rFonts w:ascii="Arial" w:cs="Arial" w:eastAsia="Arial" w:hAnsi="Arial"/>
@@ -12530,7 +12578,7 @@
             <w:pPr>
               <w:spacing w:after="20" w:before="0"/>
             </w:pPr>
-            <w:hyperlink w:history="1" r:id="rId8vznkbyw53gtq8irqqk5b">
+            <w:hyperlink w:history="1" r:id="rIdp725rppfk3pqbs8dqlu7o">
               <w:r>
                 <w:rPr>
                   <w:rFonts w:ascii="Arial" w:cs="Arial" w:eastAsia="Arial" w:hAnsi="Arial"/>
@@ -12563,7 +12611,7 @@
               <w:spacing w:after="10" w:before="0"/>
               <w:ind w:left="120"/>
             </w:pPr>
-            <w:hyperlink w:history="1" r:id="rIdiml4xbqwhv3qwikmetkcg">
+            <w:hyperlink w:history="1" r:id="rIde1v7gsk-atnhziyewf9ei">
               <w:r>
                 <w:rPr>
                   <w:rFonts w:ascii="Arial" w:cs="Arial" w:eastAsia="Arial" w:hAnsi="Arial"/>
@@ -12763,7 +12811,7 @@
             <w:pPr>
               <w:spacing w:after="20" w:before="0"/>
             </w:pPr>
-            <w:hyperlink w:history="1" r:id="rIdgwtuinvsxphhe2ujbkjk-">
+            <w:hyperlink w:history="1" r:id="rIdrf2p9y9af4ioedtzidlx2">
               <w:r>
                 <w:rPr>
                   <w:rFonts w:ascii="Arial" w:cs="Arial" w:eastAsia="Arial" w:hAnsi="Arial"/>
@@ -12796,7 +12844,7 @@
               <w:spacing w:after="10" w:before="0"/>
               <w:ind w:left="120"/>
             </w:pPr>
-            <w:hyperlink w:history="1" r:id="rId8x0dcxglh1y4upbpparjx">
+            <w:hyperlink w:history="1" r:id="rIdbrdhbljonq1afvxwmp0jz">
               <w:r>
                 <w:rPr>
                   <w:rFonts w:ascii="Arial" w:cs="Arial" w:eastAsia="Arial" w:hAnsi="Arial"/>
@@ -12841,7 +12889,7 @@
             <w:pPr>
               <w:spacing w:after="20" w:before="0"/>
             </w:pPr>
-            <w:hyperlink w:history="1" r:id="rId8ypzbu1mos9zt7bfysy2m">
+            <w:hyperlink w:history="1" r:id="rId4nlf5oer-esysxqmptc4g">
               <w:r>
                 <w:rPr>
                   <w:rFonts w:ascii="Arial" w:cs="Arial" w:eastAsia="Arial" w:hAnsi="Arial"/>
@@ -12874,7 +12922,7 @@
               <w:spacing w:after="10" w:before="0"/>
               <w:ind w:left="120"/>
             </w:pPr>
-            <w:hyperlink w:history="1" r:id="rIdkyft3yozgighqy_2dbt_2">
+            <w:hyperlink w:history="1" r:id="rIdy-qbw2qltvi6-nrjsmdgf">
               <w:r>
                 <w:rPr>
                   <w:rFonts w:ascii="Arial" w:cs="Arial" w:eastAsia="Arial" w:hAnsi="Arial"/>
@@ -13154,7 +13202,7 @@
             <w:pPr>
               <w:spacing w:after="20" w:before="0"/>
             </w:pPr>
-            <w:hyperlink w:history="1" r:id="rIdpmjq5-grc_yv0hwixygje">
+            <w:hyperlink w:history="1" r:id="rIdfstdmcurb5px5dqzusghj">
               <w:r>
                 <w:rPr>
                   <w:rFonts w:ascii="Arial" w:cs="Arial" w:eastAsia="Arial" w:hAnsi="Arial"/>
@@ -13203,7 +13251,7 @@
               <w:spacing w:after="10" w:before="0"/>
               <w:ind w:left="120"/>
             </w:pPr>
-            <w:hyperlink w:history="1" r:id="rIdi4nk8zkbpqtxecnn5wrhp">
+            <w:hyperlink w:history="1" r:id="rId_xwg_6hi4mkflxfrcxhai">
               <w:r>
                 <w:rPr>
                   <w:rFonts w:ascii="Arial" w:cs="Arial" w:eastAsia="Arial" w:hAnsi="Arial"/>
@@ -13248,7 +13296,7 @@
             <w:pPr>
               <w:spacing w:after="20" w:before="0"/>
             </w:pPr>
-            <w:hyperlink w:history="1" r:id="rIdjcqaoicpdwzd7hmrrxbps">
+            <w:hyperlink w:history="1" r:id="rId7ko6tjbhfjyktgl84xphv">
               <w:r>
                 <w:rPr>
                   <w:rFonts w:ascii="Arial" w:cs="Arial" w:eastAsia="Arial" w:hAnsi="Arial"/>
@@ -13281,7 +13329,7 @@
               <w:spacing w:after="10" w:before="0"/>
               <w:ind w:left="120"/>
             </w:pPr>
-            <w:hyperlink w:history="1" r:id="rIdsgzuphht8_illvbwzlkc8">
+            <w:hyperlink w:history="1" r:id="rIdbexmajtw1d-2soqhzxnl7">
               <w:r>
                 <w:rPr>
                   <w:rFonts w:ascii="Arial" w:cs="Arial" w:eastAsia="Arial" w:hAnsi="Arial"/>
@@ -13592,33 +13640,33 @@
         <w:tc>
           <w:tcPr>
             <w:tcW w:type="dxa" w:w="1520"/>
-            <w:shd w:fill="F2F2F2" w:color="auto" w:val="clear"/>
-            <w:tcMar>
-              <w:top w:type="dxa" w:w="60"/>
-              <w:left w:type="dxa" w:w="120"/>
-              <w:bottom w:type="dxa" w:w="60"/>
-              <w:right w:type="dxa" w:w="120"/>
-            </w:tcMar>
-            <w:vAlign w:val="top"/>
-          </w:tcPr>
-          <w:p>
-            <w:pPr>
-              <w:keepNext w:val="false"/>
-              <w:spacing w:after="40" w:before="0"/>
-              <w:jc w:val="left"/>
-            </w:pPr>
-            <w:r>
-              <w:rPr>
-                <w:rFonts w:ascii="Arial" w:cs="Arial" w:eastAsia="Arial" w:hAnsi="Arial"/>
-                <w:b/>
-                <w:bCs/>
-                <w:i w:val="false"/>
-                <w:iCs w:val="false"/>
-                <w:color w:val="000000"/>
-                <w:sz w:val="18"/>
-                <w:szCs w:val="18"/>
-              </w:rPr>
-              <w:t xml:space="preserve">Driving Question Board</w:t>
+            <w:shd w:fill="FCE4D6" w:color="auto" w:val="clear"/>
+            <w:tcMar>
+              <w:top w:type="dxa" w:w="60"/>
+              <w:left w:type="dxa" w:w="120"/>
+              <w:bottom w:type="dxa" w:w="60"/>
+              <w:right w:type="dxa" w:w="120"/>
+            </w:tcMar>
+            <w:vAlign w:val="top"/>
+          </w:tcPr>
+          <w:p>
+            <w:pPr>
+              <w:keepNext w:val="false"/>
+              <w:spacing w:after="40" w:before="0"/>
+              <w:jc w:val="left"/>
+            </w:pPr>
+            <w:r>
+              <w:rPr>
+                <w:rFonts w:ascii="Arial" w:cs="Arial" w:eastAsia="Arial" w:hAnsi="Arial"/>
+                <w:b/>
+                <w:bCs/>
+                <w:i w:val="false"/>
+                <w:iCs w:val="false"/>
+                <w:color w:val="000000"/>
+                <w:sz w:val="18"/>
+                <w:szCs w:val="18"/>
+              </w:rPr>
+              <w:t xml:space="preserve">Driving Question Board (DQB) Creation</w:t>
             </w:r>
           </w:p>
           <w:p>
@@ -13641,7 +13689,7 @@
             <w:pPr>
               <w:spacing w:after="20" w:before="0"/>
             </w:pPr>
-            <w:hyperlink w:history="1" r:id="rIdske_tqj7qoznxpxont-vx">
+            <w:hyperlink w:history="1" r:id="rIdcpwtys3j8jfzhbsrudql1">
               <w:r>
                 <w:rPr>
                   <w:rFonts w:ascii="Arial" w:cs="Arial" w:eastAsia="Arial" w:hAnsi="Arial"/>
@@ -13650,9 +13698,25 @@
                   <w:szCs w:val="16"/>
                   <w:u w:val="single" w:color="2E75B6"/>
                 </w:rPr>
-                <w:t xml:space="preserve">Solving for a side in right triangles with trigonometry</w:t>
+                <w:t xml:space="preserve">Trigonometry review</w:t>
               </w:r>
             </w:hyperlink>
+          </w:p>
+          <w:p>
+            <w:pPr>
+              <w:spacing w:after="20" w:before="0"/>
+            </w:pPr>
+            <w:r>
+              <w:rPr>
+                <w:rFonts w:ascii="Arial" w:cs="Arial" w:eastAsia="Arial" w:hAnsi="Arial"/>
+                <w:i/>
+                <w:iCs/>
+                <w:color w:val="595959"/>
+                <w:sz w:val="16"/>
+                <w:szCs w:val="16"/>
+              </w:rPr>
+              <w:t xml:space="preserve">Related topic: not an exact match for this lesson.</w:t>
+            </w:r>
           </w:p>
           <w:p>
             <w:pPr>
@@ -13674,7 +13738,7 @@
               <w:spacing w:after="10" w:before="0"/>
               <w:ind w:left="120"/>
             </w:pPr>
-            <w:hyperlink w:history="1" r:id="rIdmiqdglir3wigme3tmfm_b">
+            <w:hyperlink w:history="1" r:id="rIdqgydmdgu77r_drsxlnkhh">
               <w:r>
                 <w:rPr>
                   <w:rFonts w:ascii="Arial" w:cs="Arial" w:eastAsia="Arial" w:hAnsi="Arial"/>
@@ -13719,7 +13783,7 @@
             <w:pPr>
               <w:spacing w:after="20" w:before="0"/>
             </w:pPr>
-            <w:hyperlink w:history="1" r:id="rIdv96doc8nuajpwngeovgfj">
+            <w:hyperlink w:history="1" r:id="rIdgogkwpt6-gvcdcabjfmji">
               <w:r>
                 <w:rPr>
                   <w:rFonts w:ascii="Arial" w:cs="Arial" w:eastAsia="Arial" w:hAnsi="Arial"/>
@@ -13752,7 +13816,7 @@
               <w:spacing w:after="10" w:before="0"/>
               <w:ind w:left="120"/>
             </w:pPr>
-            <w:hyperlink w:history="1" r:id="rIdvrgdiph5p3jyvmnidcofl">
+            <w:hyperlink w:history="1" r:id="rIdxoufqdspfgm4oko3n4lla">
               <w:r>
                 <w:rPr>
                   <w:rFonts w:ascii="Arial" w:cs="Arial" w:eastAsia="Arial" w:hAnsi="Arial"/>
@@ -13952,7 +14016,7 @@
             <w:pPr>
               <w:spacing w:after="20" w:before="0"/>
             </w:pPr>
-            <w:hyperlink w:history="1" r:id="rIdxnecvwhfocs2kzcvnssqk">
+            <w:hyperlink w:history="1" r:id="rIddmhz5hbdnqose6njivx7g">
               <w:r>
                 <w:rPr>
                   <w:rFonts w:ascii="Arial" w:cs="Arial" w:eastAsia="Arial" w:hAnsi="Arial"/>
@@ -14001,7 +14065,7 @@
               <w:spacing w:after="10" w:before="0"/>
               <w:ind w:left="120"/>
             </w:pPr>
-            <w:hyperlink w:history="1" r:id="rIdfg4lzrl9bnk3a1ydlgfcd">
+            <w:hyperlink w:history="1" r:id="rIdwconbtbzvo1qccyhfxfge">
               <w:r>
                 <w:rPr>
                   <w:rFonts w:ascii="Arial" w:cs="Arial" w:eastAsia="Arial" w:hAnsi="Arial"/>
@@ -14046,7 +14110,7 @@
             <w:pPr>
               <w:spacing w:after="20" w:before="0"/>
             </w:pPr>
-            <w:hyperlink w:history="1" r:id="rIdich-tddxym_abelfwslrj">
+            <w:hyperlink w:history="1" r:id="rIdsrqp7favdcf2jigjlqwn0">
               <w:r>
                 <w:rPr>
                   <w:rFonts w:ascii="Arial" w:cs="Arial" w:eastAsia="Arial" w:hAnsi="Arial"/>
@@ -14095,7 +14159,7 @@
               <w:spacing w:after="10" w:before="0"/>
               <w:ind w:left="120"/>
             </w:pPr>
-            <w:hyperlink w:history="1" r:id="rIdlzdxcjh1gutatqidp0fwc">
+            <w:hyperlink w:history="1" r:id="rIdsj880ck0knisqgady3pap">
               <w:r>
                 <w:rPr>
                   <w:rFonts w:ascii="Arial" w:cs="Arial" w:eastAsia="Arial" w:hAnsi="Arial"/>
@@ -14620,7 +14684,7 @@
         </w:rPr>
         <w:t xml:space="preserve">© 2026 SeaVuria and ARES. Aligned with KICD objectives. Developed by SeaVuria; technical implementation by ARES (with AI assistance from Claude). Licensed under </w:t>
       </w:r>
-      <w:hyperlink w:history="1" r:id="rId9rljimx-jzspbyw-cs7yl">
+      <w:hyperlink w:history="1" r:id="rIdl0zjvmoq9_nezalzg_cek">
         <w:r>
           <w:rPr>
             <w:rFonts w:ascii="Arial" w:cs="Arial" w:eastAsia="Arial" w:hAnsi="Arial"/>
@@ -14641,7 +14705,7 @@
         </w:rPr>
         <w:t xml:space="preserve"> (</w:t>
       </w:r>
-      <w:hyperlink w:history="1" r:id="rIdheflndbtl7fvqfpepg1fk">
+      <w:hyperlink w:history="1" r:id="rIdyoxowbttm2lsl69ywghrr">
         <w:r>
           <w:rPr>
             <w:rFonts w:ascii="Arial" w:cs="Arial" w:eastAsia="Arial" w:hAnsi="Arial"/>
@@ -15681,7 +15745,7 @@
             <w:pPr>
               <w:spacing w:after="20" w:before="0"/>
             </w:pPr>
-            <w:hyperlink w:history="1" r:id="rIdhzhq1ygln63sley1jzjtt">
+            <w:hyperlink w:history="1" r:id="rIdlxzlqefsilb7cf91phcuz">
               <w:r>
                 <w:rPr>
                   <w:rFonts w:ascii="Arial" w:cs="Arial" w:eastAsia="Arial" w:hAnsi="Arial"/>
@@ -15714,7 +15778,7 @@
               <w:spacing w:after="10" w:before="0"/>
               <w:ind w:left="120"/>
             </w:pPr>
-            <w:hyperlink w:history="1" r:id="rIdj_btqh2wg22tpgcxonz63">
+            <w:hyperlink w:history="1" r:id="rIdghhvk0is7bcm2nsd_tnw9">
               <w:r>
                 <w:rPr>
                   <w:rFonts w:ascii="Arial" w:cs="Arial" w:eastAsia="Arial" w:hAnsi="Arial"/>
@@ -15759,7 +15823,7 @@
             <w:pPr>
               <w:spacing w:after="20" w:before="0"/>
             </w:pPr>
-            <w:hyperlink w:history="1" r:id="rIdyu86imtt8elspux1jr0ve">
+            <w:hyperlink w:history="1" r:id="rIdom37aiyn4x7ytvdqozlyn">
               <w:r>
                 <w:rPr>
                   <w:rFonts w:ascii="Arial" w:cs="Arial" w:eastAsia="Arial" w:hAnsi="Arial"/>
@@ -15792,7 +15856,7 @@
               <w:spacing w:after="10" w:before="0"/>
               <w:ind w:left="120"/>
             </w:pPr>
-            <w:hyperlink w:history="1" r:id="rId6vfrml-owzjld-p50tyiw">
+            <w:hyperlink w:history="1" r:id="rIdeu18mrzwvih39ixdph8ne">
               <w:r>
                 <w:rPr>
                   <w:rFonts w:ascii="Arial" w:cs="Arial" w:eastAsia="Arial" w:hAnsi="Arial"/>
@@ -15992,7 +16056,7 @@
             <w:pPr>
               <w:spacing w:after="20" w:before="0"/>
             </w:pPr>
-            <w:hyperlink w:history="1" r:id="rIdxnmysbvpn1kjhce9vt_e_">
+            <w:hyperlink w:history="1" r:id="rIdemi2xsmewzcb1ry8j1cza">
               <w:r>
                 <w:rPr>
                   <w:rFonts w:ascii="Arial" w:cs="Arial" w:eastAsia="Arial" w:hAnsi="Arial"/>
@@ -16025,7 +16089,7 @@
               <w:spacing w:after="10" w:before="0"/>
               <w:ind w:left="120"/>
             </w:pPr>
-            <w:hyperlink w:history="1" r:id="rIdcycayi8xhby1g0yjmmpri">
+            <w:hyperlink w:history="1" r:id="rIdcflhxczokyvxmjmxwy3o2">
               <w:r>
                 <w:rPr>
                   <w:rFonts w:ascii="Arial" w:cs="Arial" w:eastAsia="Arial" w:hAnsi="Arial"/>
@@ -16070,7 +16134,7 @@
             <w:pPr>
               <w:spacing w:after="20" w:before="0"/>
             </w:pPr>
-            <w:hyperlink w:history="1" r:id="rIdgju2fdxv7c5nvf_ju7cl7">
+            <w:hyperlink w:history="1" r:id="rIdsqh_5_uzlxndzjaebvull">
               <w:r>
                 <w:rPr>
                   <w:rFonts w:ascii="Arial" w:cs="Arial" w:eastAsia="Arial" w:hAnsi="Arial"/>
@@ -16103,7 +16167,7 @@
               <w:spacing w:after="10" w:before="0"/>
               <w:ind w:left="120"/>
             </w:pPr>
-            <w:hyperlink w:history="1" r:id="rIdue_4eykbc08pczaoksk3c">
+            <w:hyperlink w:history="1" r:id="rId6tg5uupgcspqhr_plsxwi">
               <w:r>
                 <w:rPr>
                   <w:rFonts w:ascii="Arial" w:cs="Arial" w:eastAsia="Arial" w:hAnsi="Arial"/>
@@ -16303,7 +16367,7 @@
             <w:pPr>
               <w:spacing w:after="20" w:before="0"/>
             </w:pPr>
-            <w:hyperlink w:history="1" r:id="rIdc_zhvcljuyjiutj6jm1d_">
+            <w:hyperlink w:history="1" r:id="rIdf9b5lwrxz15envou9lia-">
               <w:r>
                 <w:rPr>
                   <w:rFonts w:ascii="Arial" w:cs="Arial" w:eastAsia="Arial" w:hAnsi="Arial"/>
@@ -16336,7 +16400,7 @@
               <w:spacing w:after="10" w:before="0"/>
               <w:ind w:left="120"/>
             </w:pPr>
-            <w:hyperlink w:history="1" r:id="rId_hz1eylgeqq6q4ryijahn">
+            <w:hyperlink w:history="1" r:id="rIdxpnwhe7lyobwd-azub86z">
               <w:r>
                 <w:rPr>
                   <w:rFonts w:ascii="Arial" w:cs="Arial" w:eastAsia="Arial" w:hAnsi="Arial"/>
@@ -16381,7 +16445,7 @@
             <w:pPr>
               <w:spacing w:after="20" w:before="0"/>
             </w:pPr>
-            <w:hyperlink w:history="1" r:id="rIdcx5ey9lmkqlkx7s53brqo">
+            <w:hyperlink w:history="1" r:id="rIdqfgdixvcuvminbbkws-bp">
               <w:r>
                 <w:rPr>
                   <w:rFonts w:ascii="Arial" w:cs="Arial" w:eastAsia="Arial" w:hAnsi="Arial"/>
@@ -16414,7 +16478,7 @@
               <w:spacing w:after="10" w:before="0"/>
               <w:ind w:left="120"/>
             </w:pPr>
-            <w:hyperlink w:history="1" r:id="rIdhwez_xm9iistmkjvpsajh">
+            <w:hyperlink w:history="1" r:id="rIdscee7ca2pluwewbi5t9jw">
               <w:r>
                 <w:rPr>
                   <w:rFonts w:ascii="Arial" w:cs="Arial" w:eastAsia="Arial" w:hAnsi="Arial"/>
@@ -16565,33 +16629,33 @@
         <w:tc>
           <w:tcPr>
             <w:tcW w:type="dxa" w:w="1520"/>
-            <w:shd w:fill="F2F2F2" w:color="auto" w:val="clear"/>
-            <w:tcMar>
-              <w:top w:type="dxa" w:w="60"/>
-              <w:left w:type="dxa" w:w="120"/>
-              <w:bottom w:type="dxa" w:w="60"/>
-              <w:right w:type="dxa" w:w="120"/>
-            </w:tcMar>
-            <w:vAlign w:val="top"/>
-          </w:tcPr>
-          <w:p>
-            <w:pPr>
-              <w:keepNext w:val="false"/>
-              <w:spacing w:after="40" w:before="0"/>
-              <w:jc w:val="left"/>
-            </w:pPr>
-            <w:r>
-              <w:rPr>
-                <w:rFonts w:ascii="Arial" w:cs="Arial" w:eastAsia="Arial" w:hAnsi="Arial"/>
-                <w:b/>
-                <w:bCs/>
-                <w:i w:val="false"/>
-                <w:iCs w:val="false"/>
-                <w:color w:val="000000"/>
-                <w:sz w:val="18"/>
-                <w:szCs w:val="18"/>
-              </w:rPr>
-              <w:t xml:space="preserve">Driving Question Board</w:t>
+            <w:shd w:fill="FCE4D6" w:color="auto" w:val="clear"/>
+            <w:tcMar>
+              <w:top w:type="dxa" w:w="60"/>
+              <w:left w:type="dxa" w:w="120"/>
+              <w:bottom w:type="dxa" w:w="60"/>
+              <w:right w:type="dxa" w:w="120"/>
+            </w:tcMar>
+            <w:vAlign w:val="top"/>
+          </w:tcPr>
+          <w:p>
+            <w:pPr>
+              <w:keepNext w:val="false"/>
+              <w:spacing w:after="40" w:before="0"/>
+              <w:jc w:val="left"/>
+            </w:pPr>
+            <w:r>
+              <w:rPr>
+                <w:rFonts w:ascii="Arial" w:cs="Arial" w:eastAsia="Arial" w:hAnsi="Arial"/>
+                <w:b/>
+                <w:bCs/>
+                <w:i w:val="false"/>
+                <w:iCs w:val="false"/>
+                <w:color w:val="000000"/>
+                <w:sz w:val="18"/>
+                <w:szCs w:val="18"/>
+              </w:rPr>
+              <w:t xml:space="preserve">Driving Question Board (DQB) Creation</w:t>
             </w:r>
           </w:p>
           <w:p>
@@ -16614,7 +16678,318 @@
             <w:pPr>
               <w:spacing w:after="20" w:before="0"/>
             </w:pPr>
-            <w:hyperlink w:history="1" r:id="rIdw6r9i2uupi8xes9ch9okn">
+            <w:hyperlink w:history="1" r:id="rId7simtg-x1nrbq-elynzyt">
+              <w:r>
+                <w:rPr>
+                  <w:rFonts w:ascii="Arial" w:cs="Arial" w:eastAsia="Arial" w:hAnsi="Arial"/>
+                  <w:color w:val="2E75B6"/>
+                  <w:sz w:val="16"/>
+                  <w:szCs w:val="16"/>
+                  <w:u w:val="single" w:color="2E75B6"/>
+                </w:rPr>
+                <w:t xml:space="preserve">Using inverse trig functions with a calculator</w:t>
+              </w:r>
+            </w:hyperlink>
+          </w:p>
+          <w:p>
+            <w:pPr>
+              <w:spacing w:after="10" w:before="0"/>
+              <w:ind w:left="120"/>
+            </w:pPr>
+            <w:r>
+              <w:rPr>
+                <w:rFonts w:ascii="Arial" w:cs="Arial" w:eastAsia="Arial" w:hAnsi="Arial"/>
+                <w:color w:val="595959"/>
+                <w:sz w:val="14"/>
+                <w:szCs w:val="14"/>
+              </w:rPr>
+              <w:t xml:space="preserve">Source: Khan Academy (English - US curriculum)</w:t>
+            </w:r>
+          </w:p>
+          <w:p>
+            <w:pPr>
+              <w:spacing w:after="10" w:before="0"/>
+              <w:ind w:left="120"/>
+            </w:pPr>
+            <w:hyperlink w:history="1" r:id="rId82hp_v6hulthpeupnoqjl">
+              <w:r>
+                <w:rPr>
+                  <w:rFonts w:ascii="Arial" w:cs="Arial" w:eastAsia="Arial" w:hAnsi="Arial"/>
+                  <w:color w:val="595959"/>
+                  <w:sz w:val="14"/>
+                  <w:szCs w:val="14"/>
+                  <w:u w:val="single" w:color="595959"/>
+                </w:rPr>
+                <w:t xml:space="preserve">🔍 Search ARES for similar videos</w:t>
+              </w:r>
+            </w:hyperlink>
+          </w:p>
+          <w:p>
+            <w:pPr>
+              <w:spacing w:after="40" w:before="0"/>
+            </w:pPr>
+            <w:r>
+              <w:rPr>
+                <w:sz w:val="14"/>
+                <w:szCs w:val="14"/>
+              </w:rPr>
+              <w:t xml:space="preserve"/>
+            </w:r>
+          </w:p>
+          <w:p>
+            <w:pPr>
+              <w:spacing w:after="20" w:before="0"/>
+            </w:pPr>
+            <w:r>
+              <w:rPr>
+                <w:rFonts w:ascii="Arial" w:cs="Arial" w:eastAsia="Arial" w:hAnsi="Arial"/>
+                <w:b/>
+                <w:bCs/>
+                <w:color w:val="1F3864"/>
+                <w:sz w:val="16"/>
+                <w:szCs w:val="16"/>
+              </w:rPr>
+              <w:t xml:space="preserve">📖 EXERCISE:</w:t>
+            </w:r>
+          </w:p>
+          <w:p>
+            <w:pPr>
+              <w:spacing w:after="20" w:before="0"/>
+            </w:pPr>
+            <w:hyperlink w:history="1" r:id="rIdzrgeb8xlxvloqonqrd7fi">
+              <w:r>
+                <w:rPr>
+                  <w:rFonts w:ascii="Arial" w:cs="Arial" w:eastAsia="Arial" w:hAnsi="Arial"/>
+                  <w:color w:val="2E75B6"/>
+                  <w:sz w:val="16"/>
+                  <w:szCs w:val="16"/>
+                  <w:u w:val="single" w:color="2E75B6"/>
+                </w:rPr>
+                <w:t xml:space="preserve">Evaluate inverse trig functions</w:t>
+              </w:r>
+            </w:hyperlink>
+          </w:p>
+          <w:p>
+            <w:pPr>
+              <w:spacing w:after="10" w:before="0"/>
+              <w:ind w:left="120"/>
+            </w:pPr>
+            <w:r>
+              <w:rPr>
+                <w:rFonts w:ascii="Arial" w:cs="Arial" w:eastAsia="Arial" w:hAnsi="Arial"/>
+                <w:color w:val="595959"/>
+                <w:sz w:val="14"/>
+                <w:szCs w:val="14"/>
+              </w:rPr>
+              <w:t xml:space="preserve">Source: Khan Academy (English - US curriculum)</w:t>
+            </w:r>
+          </w:p>
+          <w:p>
+            <w:pPr>
+              <w:spacing w:after="10" w:before="0"/>
+              <w:ind w:left="120"/>
+            </w:pPr>
+            <w:hyperlink w:history="1" r:id="rIdmq8hrj6ssy2m8w0uwnzyt">
+              <w:r>
+                <w:rPr>
+                  <w:rFonts w:ascii="Arial" w:cs="Arial" w:eastAsia="Arial" w:hAnsi="Arial"/>
+                  <w:color w:val="595959"/>
+                  <w:sz w:val="14"/>
+                  <w:szCs w:val="14"/>
+                  <w:u w:val="single" w:color="595959"/>
+                </w:rPr>
+                <w:t xml:space="preserve">🔍 Search ARES for similar readings</w:t>
+              </w:r>
+            </w:hyperlink>
+          </w:p>
+        </w:tc>
+        <w:tc>
+          <w:tcPr>
+            <w:tcW w:type="dxa" w:w="3040"/>
+            <w:shd w:fill="FFFFFF" w:color="auto" w:val="clear"/>
+            <w:tcMar>
+              <w:top w:type="dxa" w:w="60"/>
+              <w:left w:type="dxa" w:w="120"/>
+              <w:bottom w:type="dxa" w:w="60"/>
+              <w:right w:type="dxa" w:w="120"/>
+            </w:tcMar>
+            <w:vAlign w:val="top"/>
+          </w:tcPr>
+          <w:p>
+            <w:pPr>
+              <w:keepNext w:val="false"/>
+              <w:spacing w:after="40" w:before="0"/>
+              <w:jc w:val="left"/>
+            </w:pPr>
+            <w:r>
+              <w:rPr>
+                <w:rFonts w:ascii="Arial" w:cs="Arial" w:eastAsia="Arial" w:hAnsi="Arial"/>
+                <w:b w:val="false"/>
+                <w:bCs w:val="false"/>
+                <w:i w:val="false"/>
+                <w:iCs w:val="false"/>
+                <w:color w:val="000000"/>
+                <w:sz w:val="18"/>
+                <w:szCs w:val="18"/>
+              </w:rPr>
+              <w:t xml:space="preserve">Each group returns to the class Driving Question Board (a large poster or ARES digital board organised by lesson). The board has columns: 'What we predicted', 'What we observed/found', 'What we still wonder'. Groups add two contributions: (1) a 'PRECISION NOTE' card stating: 'Calculator values of sin, cos, tan are more precise than hand-drawn estimates. Tan 53° = 1.3270 (4 d.p.), not our rougher ruler estimates.' (2) a 'NEW QUESTION' card if any arose — for example: 'Can the calculator find angles larger than 90°?', 'What if the ground is not flat — like a hill in the Rift Valley?', or 'Why does the calculator give the same value for tan 53° no matter what size triangle you draw?' The teacher facilitates a 5-minute whole-class DQB review, reading out precision notes and new questions, and explicitly linking them to upcoming lessons.</w:t>
+            </w:r>
+          </w:p>
+        </w:tc>
+        <w:tc>
+          <w:tcPr>
+            <w:tcW w:type="dxa" w:w="3040"/>
+            <w:shd w:fill="F2F2F2" w:color="auto" w:val="clear"/>
+            <w:tcMar>
+              <w:top w:type="dxa" w:w="60"/>
+              <w:left w:type="dxa" w:w="120"/>
+              <w:bottom w:type="dxa" w:w="60"/>
+              <w:right w:type="dxa" w:w="120"/>
+            </w:tcMar>
+            <w:vAlign w:val="top"/>
+          </w:tcPr>
+          <w:p>
+            <w:pPr>
+              <w:keepNext w:val="false"/>
+              <w:spacing w:after="40" w:before="0"/>
+              <w:jc w:val="left"/>
+            </w:pPr>
+            <w:r>
+              <w:rPr>
+                <w:rFonts w:ascii="Arial" w:cs="Arial" w:eastAsia="Arial" w:hAnsi="Arial"/>
+                <w:b w:val="false"/>
+                <w:bCs w:val="false"/>
+                <w:i w:val="false"/>
+                <w:iCs w:val="false"/>
+                <w:color w:val="000000"/>
+                <w:sz w:val="18"/>
+                <w:szCs w:val="18"/>
+              </w:rPr>
+              <w:t xml:space="preserve">Say: 'It is time to update our Driving Question Board. Every group needs to add at least two cards in the next 5 minutes — one precision note and one new question your investigation raised today.' Distribute sticky notes or direct learners to the ARES DQB tool. Circulate and prompt groups who are stuck: 'What surprised you most today?' or 'What does the calculator NOT tell you that you still need to figure out?' After 5 minutes, read out each group's precision note, pausing to say: 'Do we all agree with this note? Thumbs up if yes, sideways if unsure.' For any 'sideways' thumbs, ask: 'What would you add or change?' Then read the new questions. Say: 'These are excellent questions. Look at your question — 'What if the ground is not flat, like a slope in the Rift Valley?' We will meet it again when we study angles of elevation and depression: the angle is always measured from the horizontal, not from the slope, so a sloping hill needs extra information. Hold that question.' Explicitly name which future lesson addresses each new question so learners see the storyline arc.</w:t>
+            </w:r>
+          </w:p>
+        </w:tc>
+        <w:tc>
+          <w:tcPr>
+            <w:tcW w:type="dxa" w:w="3040"/>
+            <w:shd w:fill="FFFFFF" w:color="auto" w:val="clear"/>
+            <w:tcMar>
+              <w:top w:type="dxa" w:w="60"/>
+              <w:left w:type="dxa" w:w="120"/>
+              <w:bottom w:type="dxa" w:w="60"/>
+              <w:right w:type="dxa" w:w="120"/>
+            </w:tcMar>
+            <w:vAlign w:val="top"/>
+          </w:tcPr>
+          <w:p>
+            <w:pPr>
+              <w:keepNext w:val="false"/>
+              <w:spacing w:after="40" w:before="0"/>
+              <w:jc w:val="left"/>
+            </w:pPr>
+            <w:r>
+              <w:rPr>
+                <w:rFonts w:ascii="Arial" w:cs="Arial" w:eastAsia="Arial" w:hAnsi="Arial"/>
+                <w:b w:val="false"/>
+                <w:bCs w:val="false"/>
+                <w:i w:val="false"/>
+                <w:iCs w:val="false"/>
+                <w:color w:val="000000"/>
+                <w:sz w:val="18"/>
+                <w:szCs w:val="18"/>
+              </w:rPr>
+              <w:t xml:space="preserve">Driving Question Board update with precision annotation. The DQB is a running public record of the class's growing understanding. Adding a precision note formalises the epistemological shift that occurred today: learners now understand that there are two ways to obtain trigonometric ratios (geometric construction and calculator), and that these converge but differ in precision. The 'new questions' column sustains inquiry momentum and prevents premature closure, keeping learners epistemically engaged with the phenomenon.</w:t>
+            </w:r>
+          </w:p>
+        </w:tc>
+        <w:tc>
+          <w:tcPr>
+            <w:tcW w:type="dxa" w:w="3040"/>
+            <w:shd w:fill="F2F2F2" w:color="auto" w:val="clear"/>
+            <w:tcMar>
+              <w:top w:type="dxa" w:w="60"/>
+              <w:left w:type="dxa" w:w="120"/>
+              <w:bottom w:type="dxa" w:w="60"/>
+              <w:right w:type="dxa" w:w="120"/>
+            </w:tcMar>
+            <w:vAlign w:val="top"/>
+          </w:tcPr>
+          <w:p>
+            <w:pPr>
+              <w:keepNext w:val="false"/>
+              <w:spacing w:after="40" w:before="0"/>
+              <w:jc w:val="left"/>
+            </w:pPr>
+            <w:r>
+              <w:rPr>
+                <w:rFonts w:ascii="Arial" w:cs="Arial" w:eastAsia="Arial" w:hAnsi="Arial"/>
+                <w:b w:val="false"/>
+                <w:bCs w:val="false"/>
+                <w:i w:val="false"/>
+                <w:iCs w:val="false"/>
+                <w:color w:val="000000"/>
+                <w:sz w:val="18"/>
+                <w:szCs w:val="18"/>
+              </w:rPr>
+              <w:t xml:space="preserve">Observable indicators: (1) Every group contributes at least one precision note that correctly states a calculator value to 3 or more decimal places — groups whose note contains an incorrect value are gently probed: 'How did you get that value? Can you check it on your calculator now?' (2) New questions should be scientifically or mathematically generative — surface-level questions ('Is there a tan 91°?') are welcomed but the teacher nudges toward application questions ('How would we use tan if the ground is sloped?') that connect to the driving question. (3) Thumbs-up consensus check on precision notes gives the teacher a rapid whole-class comprehension scan.</w:t>
+            </w:r>
+          </w:p>
+        </w:tc>
+      </w:tr>
+      <w:tr>
+        <w:tc>
+          <w:tcPr>
+            <w:tcW w:type="dxa" w:w="1520"/>
+            <w:shd w:fill="D5E8F0" w:color="auto" w:val="clear"/>
+            <w:tcMar>
+              <w:top w:type="dxa" w:w="60"/>
+              <w:left w:type="dxa" w:w="120"/>
+              <w:bottom w:type="dxa" w:w="60"/>
+              <w:right w:type="dxa" w:w="120"/>
+            </w:tcMar>
+            <w:vAlign w:val="top"/>
+          </w:tcPr>
+          <w:p>
+            <w:pPr>
+              <w:keepNext w:val="false"/>
+              <w:spacing w:after="40" w:before="0"/>
+              <w:jc w:val="left"/>
+            </w:pPr>
+            <w:r>
+              <w:rPr>
+                <w:rFonts w:ascii="Arial" w:cs="Arial" w:eastAsia="Arial" w:hAnsi="Arial"/>
+                <w:b/>
+                <w:bCs/>
+                <w:i w:val="false"/>
+                <w:iCs w:val="false"/>
+                <w:color w:val="000000"/>
+                <w:sz w:val="18"/>
+                <w:szCs w:val="18"/>
+              </w:rPr>
+              <w:t xml:space="preserve">Model Building Phase</w:t>
+            </w:r>
+          </w:p>
+          <w:p>
+            <w:pPr>
+              <w:spacing w:after="20" w:before="0"/>
+            </w:pPr>
+            <w:r>
+              <w:rPr>
+                <w:rFonts w:ascii="Arial" w:cs="Arial" w:eastAsia="Arial" w:hAnsi="Arial"/>
+                <w:b/>
+                <w:bCs/>
+                <w:color w:val="1F3864"/>
+                <w:sz w:val="16"/>
+                <w:szCs w:val="16"/>
+              </w:rPr>
+              <w:t xml:space="preserve">📹 VIDEO:</w:t>
+            </w:r>
+          </w:p>
+          <w:p>
+            <w:pPr>
+              <w:spacing w:after="20" w:before="0"/>
+            </w:pPr>
+            <w:hyperlink w:history="1" r:id="rIdry3l5dhlw55tsc2fjrsom">
               <w:r>
                 <w:rPr>
                   <w:rFonts w:ascii="Arial" w:cs="Arial" w:eastAsia="Arial" w:hAnsi="Arial"/>
@@ -16647,7 +17022,7 @@
               <w:spacing w:after="10" w:before="0"/>
               <w:ind w:left="120"/>
             </w:pPr>
-            <w:hyperlink w:history="1" r:id="rIdqfmnr3hwydnuxx_eryjol">
+            <w:hyperlink w:history="1" r:id="rIdwg2pbgumkcttrrdxeqz-u">
               <w:r>
                 <w:rPr>
                   <w:rFonts w:ascii="Arial" w:cs="Arial" w:eastAsia="Arial" w:hAnsi="Arial"/>
@@ -16692,7 +17067,7 @@
             <w:pPr>
               <w:spacing w:after="20" w:before="0"/>
             </w:pPr>
-            <w:hyperlink w:history="1" r:id="rIdjde96145accv26x4kms1k">
+            <w:hyperlink w:history="1" r:id="rIdu_ipegmsvoskvh8cxymu6">
               <w:r>
                 <w:rPr>
                   <w:rFonts w:ascii="Arial" w:cs="Arial" w:eastAsia="Arial" w:hAnsi="Arial"/>
@@ -16725,318 +17100,7 @@
               <w:spacing w:after="10" w:before="0"/>
               <w:ind w:left="120"/>
             </w:pPr>
-            <w:hyperlink w:history="1" r:id="rIdx9ilxc44fdisritbbqfsv">
-              <w:r>
-                <w:rPr>
-                  <w:rFonts w:ascii="Arial" w:cs="Arial" w:eastAsia="Arial" w:hAnsi="Arial"/>
-                  <w:color w:val="595959"/>
-                  <w:sz w:val="14"/>
-                  <w:szCs w:val="14"/>
-                  <w:u w:val="single" w:color="595959"/>
-                </w:rPr>
-                <w:t xml:space="preserve">🔍 Search ARES for similar readings</w:t>
-              </w:r>
-            </w:hyperlink>
-          </w:p>
-        </w:tc>
-        <w:tc>
-          <w:tcPr>
-            <w:tcW w:type="dxa" w:w="3040"/>
-            <w:shd w:fill="FFFFFF" w:color="auto" w:val="clear"/>
-            <w:tcMar>
-              <w:top w:type="dxa" w:w="60"/>
-              <w:left w:type="dxa" w:w="120"/>
-              <w:bottom w:type="dxa" w:w="60"/>
-              <w:right w:type="dxa" w:w="120"/>
-            </w:tcMar>
-            <w:vAlign w:val="top"/>
-          </w:tcPr>
-          <w:p>
-            <w:pPr>
-              <w:keepNext w:val="false"/>
-              <w:spacing w:after="40" w:before="0"/>
-              <w:jc w:val="left"/>
-            </w:pPr>
-            <w:r>
-              <w:rPr>
-                <w:rFonts w:ascii="Arial" w:cs="Arial" w:eastAsia="Arial" w:hAnsi="Arial"/>
-                <w:b w:val="false"/>
-                <w:bCs w:val="false"/>
-                <w:i w:val="false"/>
-                <w:iCs w:val="false"/>
-                <w:color w:val="000000"/>
-                <w:sz w:val="18"/>
-                <w:szCs w:val="18"/>
-              </w:rPr>
-              <w:t xml:space="preserve">Each group returns to the class Driving Question Board (a large poster or ARES digital board organised by lesson). The board has columns: 'What we predicted', 'What we observed/found', 'What we still wonder'. Groups add two contributions: (1) a 'PRECISION NOTE' card stating: 'Calculator values of sin, cos, tan are more precise than hand-drawn estimates. Tan 53° = 1.3270 (4 d.p.), not our rougher ruler estimates.' (2) a 'NEW QUESTION' card if any arose — for example: 'Can the calculator find angles larger than 90°?', 'What if the ground is not flat — like a hill in the Rift Valley?', or 'Why does the calculator give the same value for tan 53° no matter what size triangle you draw?' The teacher facilitates a 5-minute whole-class DQB review, reading out precision notes and new questions, and explicitly linking them to upcoming lessons.</w:t>
-            </w:r>
-          </w:p>
-        </w:tc>
-        <w:tc>
-          <w:tcPr>
-            <w:tcW w:type="dxa" w:w="3040"/>
-            <w:shd w:fill="F2F2F2" w:color="auto" w:val="clear"/>
-            <w:tcMar>
-              <w:top w:type="dxa" w:w="60"/>
-              <w:left w:type="dxa" w:w="120"/>
-              <w:bottom w:type="dxa" w:w="60"/>
-              <w:right w:type="dxa" w:w="120"/>
-            </w:tcMar>
-            <w:vAlign w:val="top"/>
-          </w:tcPr>
-          <w:p>
-            <w:pPr>
-              <w:keepNext w:val="false"/>
-              <w:spacing w:after="40" w:before="0"/>
-              <w:jc w:val="left"/>
-            </w:pPr>
-            <w:r>
-              <w:rPr>
-                <w:rFonts w:ascii="Arial" w:cs="Arial" w:eastAsia="Arial" w:hAnsi="Arial"/>
-                <w:b w:val="false"/>
-                <w:bCs w:val="false"/>
-                <w:i w:val="false"/>
-                <w:iCs w:val="false"/>
-                <w:color w:val="000000"/>
-                <w:sz w:val="18"/>
-                <w:szCs w:val="18"/>
-              </w:rPr>
-              <w:t xml:space="preserve">Say: 'It is time to update our Driving Question Board. Every group needs to add at least two cards in the next 5 minutes — one precision note and one new question your investigation raised today.' Distribute sticky notes or direct learners to the ARES DQB tool. Circulate and prompt groups who are stuck: 'What surprised you most today?' or 'What does the calculator NOT tell you that you still need to figure out?' After 5 minutes, read out each group's precision note, pausing to say: 'Do we all agree with this note? Thumbs up if yes, sideways if unsure.' For any 'sideways' thumbs, ask: 'What would you add or change?' Then read the new questions. Say: 'These are excellent questions. Look at your question — 'What if the ground is not flat, like a slope in the Rift Valley?' We will meet it again when we study angles of elevation and depression: the angle is always measured from the horizontal, not from the slope, so a sloping hill needs extra information. Hold that question.' Explicitly name which future lesson addresses each new question so learners see the storyline arc.</w:t>
-            </w:r>
-          </w:p>
-        </w:tc>
-        <w:tc>
-          <w:tcPr>
-            <w:tcW w:type="dxa" w:w="3040"/>
-            <w:shd w:fill="FFFFFF" w:color="auto" w:val="clear"/>
-            <w:tcMar>
-              <w:top w:type="dxa" w:w="60"/>
-              <w:left w:type="dxa" w:w="120"/>
-              <w:bottom w:type="dxa" w:w="60"/>
-              <w:right w:type="dxa" w:w="120"/>
-            </w:tcMar>
-            <w:vAlign w:val="top"/>
-          </w:tcPr>
-          <w:p>
-            <w:pPr>
-              <w:keepNext w:val="false"/>
-              <w:spacing w:after="40" w:before="0"/>
-              <w:jc w:val="left"/>
-            </w:pPr>
-            <w:r>
-              <w:rPr>
-                <w:rFonts w:ascii="Arial" w:cs="Arial" w:eastAsia="Arial" w:hAnsi="Arial"/>
-                <w:b w:val="false"/>
-                <w:bCs w:val="false"/>
-                <w:i w:val="false"/>
-                <w:iCs w:val="false"/>
-                <w:color w:val="000000"/>
-                <w:sz w:val="18"/>
-                <w:szCs w:val="18"/>
-              </w:rPr>
-              <w:t xml:space="preserve">Driving Question Board update with precision annotation. The DQB is a running public record of the class's growing understanding. Adding a precision note formalises the epistemological shift that occurred today: learners now understand that there are two ways to obtain trigonometric ratios (geometric construction and calculator), and that these converge but differ in precision. The 'new questions' column sustains inquiry momentum and prevents premature closure, keeping learners epistemically engaged with the phenomenon.</w:t>
-            </w:r>
-          </w:p>
-        </w:tc>
-        <w:tc>
-          <w:tcPr>
-            <w:tcW w:type="dxa" w:w="3040"/>
-            <w:shd w:fill="F2F2F2" w:color="auto" w:val="clear"/>
-            <w:tcMar>
-              <w:top w:type="dxa" w:w="60"/>
-              <w:left w:type="dxa" w:w="120"/>
-              <w:bottom w:type="dxa" w:w="60"/>
-              <w:right w:type="dxa" w:w="120"/>
-            </w:tcMar>
-            <w:vAlign w:val="top"/>
-          </w:tcPr>
-          <w:p>
-            <w:pPr>
-              <w:keepNext w:val="false"/>
-              <w:spacing w:after="40" w:before="0"/>
-              <w:jc w:val="left"/>
-            </w:pPr>
-            <w:r>
-              <w:rPr>
-                <w:rFonts w:ascii="Arial" w:cs="Arial" w:eastAsia="Arial" w:hAnsi="Arial"/>
-                <w:b w:val="false"/>
-                <w:bCs w:val="false"/>
-                <w:i w:val="false"/>
-                <w:iCs w:val="false"/>
-                <w:color w:val="000000"/>
-                <w:sz w:val="18"/>
-                <w:szCs w:val="18"/>
-              </w:rPr>
-              <w:t xml:space="preserve">Observable indicators: (1) Every group contributes at least one precision note that correctly states a calculator value to 3 or more decimal places — groups whose note contains an incorrect value are gently probed: 'How did you get that value? Can you check it on your calculator now?' (2) New questions should be scientifically or mathematically generative — surface-level questions ('Is there a tan 91°?') are welcomed but the teacher nudges toward application questions ('How would we use tan if the ground is sloped?') that connect to the driving question. (3) Thumbs-up consensus check on precision notes gives the teacher a rapid whole-class comprehension scan.</w:t>
-            </w:r>
-          </w:p>
-        </w:tc>
-      </w:tr>
-      <w:tr>
-        <w:tc>
-          <w:tcPr>
-            <w:tcW w:type="dxa" w:w="1520"/>
-            <w:shd w:fill="D5E8F0" w:color="auto" w:val="clear"/>
-            <w:tcMar>
-              <w:top w:type="dxa" w:w="60"/>
-              <w:left w:type="dxa" w:w="120"/>
-              <w:bottom w:type="dxa" w:w="60"/>
-              <w:right w:type="dxa" w:w="120"/>
-            </w:tcMar>
-            <w:vAlign w:val="top"/>
-          </w:tcPr>
-          <w:p>
-            <w:pPr>
-              <w:keepNext w:val="false"/>
-              <w:spacing w:after="40" w:before="0"/>
-              <w:jc w:val="left"/>
-            </w:pPr>
-            <w:r>
-              <w:rPr>
-                <w:rFonts w:ascii="Arial" w:cs="Arial" w:eastAsia="Arial" w:hAnsi="Arial"/>
-                <w:b/>
-                <w:bCs/>
-                <w:i w:val="false"/>
-                <w:iCs w:val="false"/>
-                <w:color w:val="000000"/>
-                <w:sz w:val="18"/>
-                <w:szCs w:val="18"/>
-              </w:rPr>
-              <w:t xml:space="preserve">Model Building Phase</w:t>
-            </w:r>
-          </w:p>
-          <w:p>
-            <w:pPr>
-              <w:spacing w:after="20" w:before="0"/>
-            </w:pPr>
-            <w:r>
-              <w:rPr>
-                <w:rFonts w:ascii="Arial" w:cs="Arial" w:eastAsia="Arial" w:hAnsi="Arial"/>
-                <w:b/>
-                <w:bCs/>
-                <w:color w:val="1F3864"/>
-                <w:sz w:val="16"/>
-                <w:szCs w:val="16"/>
-              </w:rPr>
-              <w:t xml:space="preserve">📹 VIDEO:</w:t>
-            </w:r>
-          </w:p>
-          <w:p>
-            <w:pPr>
-              <w:spacing w:after="20" w:before="0"/>
-            </w:pPr>
-            <w:hyperlink w:history="1" r:id="rIdp_agm7o52f_7y1fyu4cdx">
-              <w:r>
-                <w:rPr>
-                  <w:rFonts w:ascii="Arial" w:cs="Arial" w:eastAsia="Arial" w:hAnsi="Arial"/>
-                  <w:color w:val="2E75B6"/>
-                  <w:sz w:val="16"/>
-                  <w:szCs w:val="16"/>
-                  <w:u w:val="single" w:color="2E75B6"/>
-                </w:rPr>
-                <w:t xml:space="preserve">Solving for a side in right triangles with trigonometry</w:t>
-              </w:r>
-            </w:hyperlink>
-          </w:p>
-          <w:p>
-            <w:pPr>
-              <w:spacing w:after="10" w:before="0"/>
-              <w:ind w:left="120"/>
-            </w:pPr>
-            <w:r>
-              <w:rPr>
-                <w:rFonts w:ascii="Arial" w:cs="Arial" w:eastAsia="Arial" w:hAnsi="Arial"/>
-                <w:color w:val="595959"/>
-                <w:sz w:val="14"/>
-                <w:szCs w:val="14"/>
-              </w:rPr>
-              <w:t xml:space="preserve">Source: Khan Academy (English - US curriculum)</w:t>
-            </w:r>
-          </w:p>
-          <w:p>
-            <w:pPr>
-              <w:spacing w:after="10" w:before="0"/>
-              <w:ind w:left="120"/>
-            </w:pPr>
-            <w:hyperlink w:history="1" r:id="rIdm07be5kljk81giy3huoee">
-              <w:r>
-                <w:rPr>
-                  <w:rFonts w:ascii="Arial" w:cs="Arial" w:eastAsia="Arial" w:hAnsi="Arial"/>
-                  <w:color w:val="595959"/>
-                  <w:sz w:val="14"/>
-                  <w:szCs w:val="14"/>
-                  <w:u w:val="single" w:color="595959"/>
-                </w:rPr>
-                <w:t xml:space="preserve">🔍 Search ARES for similar videos</w:t>
-              </w:r>
-            </w:hyperlink>
-          </w:p>
-          <w:p>
-            <w:pPr>
-              <w:spacing w:after="40" w:before="0"/>
-            </w:pPr>
-            <w:r>
-              <w:rPr>
-                <w:sz w:val="14"/>
-                <w:szCs w:val="14"/>
-              </w:rPr>
-              <w:t xml:space="preserve"/>
-            </w:r>
-          </w:p>
-          <w:p>
-            <w:pPr>
-              <w:spacing w:after="20" w:before="0"/>
-            </w:pPr>
-            <w:r>
-              <w:rPr>
-                <w:rFonts w:ascii="Arial" w:cs="Arial" w:eastAsia="Arial" w:hAnsi="Arial"/>
-                <w:b/>
-                <w:bCs/>
-                <w:color w:val="1F3864"/>
-                <w:sz w:val="16"/>
-                <w:szCs w:val="16"/>
-              </w:rPr>
-              <w:t xml:space="preserve">📖 HTML:</w:t>
-            </w:r>
-          </w:p>
-          <w:p>
-            <w:pPr>
-              <w:spacing w:after="20" w:before="0"/>
-            </w:pPr>
-            <w:hyperlink w:history="1" r:id="rId0einlwzxo0ezy_g_gaf-5">
-              <w:r>
-                <w:rPr>
-                  <w:rFonts w:ascii="Arial" w:cs="Arial" w:eastAsia="Arial" w:hAnsi="Arial"/>
-                  <w:color w:val="2E75B6"/>
-                  <w:sz w:val="16"/>
-                  <w:szCs w:val="16"/>
-                  <w:u w:val="single" w:color="2E75B6"/>
-                </w:rPr>
-                <w:t xml:space="preserve">Trigonometric Ratios with a Calculator (Flexbook)</w:t>
-              </w:r>
-            </w:hyperlink>
-          </w:p>
-          <w:p>
-            <w:pPr>
-              <w:spacing w:after="10" w:before="0"/>
-              <w:ind w:left="120"/>
-            </w:pPr>
-            <w:r>
-              <w:rPr>
-                <w:rFonts w:ascii="Arial" w:cs="Arial" w:eastAsia="Arial" w:hAnsi="Arial"/>
-                <w:color w:val="595959"/>
-                <w:sz w:val="14"/>
-                <w:szCs w:val="14"/>
-              </w:rPr>
-              <w:t xml:space="preserve">Source: CK-12</w:t>
-            </w:r>
-          </w:p>
-          <w:p>
-            <w:pPr>
-              <w:spacing w:after="10" w:before="0"/>
-              <w:ind w:left="120"/>
-            </w:pPr>
-            <w:hyperlink w:history="1" r:id="rIdhvz9j4zoo-d88xn6-gjo1">
+            <w:hyperlink w:history="1" r:id="rIdwpvfhvgdknvarwdr1uc02">
               <w:r>
                 <w:rPr>
                   <w:rFonts w:ascii="Arial" w:cs="Arial" w:eastAsia="Arial" w:hAnsi="Arial"/>
@@ -17661,7 +17725,7 @@
         </w:rPr>
         <w:t xml:space="preserve">© 2026 SeaVuria and ARES. Aligned with KICD objectives. Developed by SeaVuria; technical implementation by ARES (with AI assistance from Claude). Licensed under </w:t>
       </w:r>
-      <w:hyperlink w:history="1" r:id="rIdwx06d_toca5ib7n__f915">
+      <w:hyperlink w:history="1" r:id="rIdhsdaak7uwugbujdbz8mvx">
         <w:r>
           <w:rPr>
             <w:rFonts w:ascii="Arial" w:cs="Arial" w:eastAsia="Arial" w:hAnsi="Arial"/>
@@ -17682,7 +17746,7 @@
         </w:rPr>
         <w:t xml:space="preserve"> (</w:t>
       </w:r>
-      <w:hyperlink w:history="1" r:id="rIdyhqqv9js6uaimanvgpaah">
+      <w:hyperlink w:history="1" r:id="rIdn4yq20ghia10tpl53sa5f">
         <w:r>
           <w:rPr>
             <w:rFonts w:ascii="Arial" w:cs="Arial" w:eastAsia="Arial" w:hAnsi="Arial"/>
@@ -18722,7 +18786,7 @@
             <w:pPr>
               <w:spacing w:after="20" w:before="0"/>
             </w:pPr>
-            <w:hyperlink w:history="1" r:id="rId2wwqdapw88nltchf0tngw">
+            <w:hyperlink w:history="1" r:id="rIdu2ggiwdz8p79x0ug_fkgn">
               <w:r>
                 <w:rPr>
                   <w:rFonts w:ascii="Arial" w:cs="Arial" w:eastAsia="Arial" w:hAnsi="Arial"/>
@@ -18755,7 +18819,7 @@
               <w:spacing w:after="10" w:before="0"/>
               <w:ind w:left="120"/>
             </w:pPr>
-            <w:hyperlink w:history="1" r:id="rIdmgwdyuzvcfyuwmkoqpuu5">
+            <w:hyperlink w:history="1" r:id="rIdavdjblk6lggpskmvxrpcz">
               <w:r>
                 <w:rPr>
                   <w:rFonts w:ascii="Arial" w:cs="Arial" w:eastAsia="Arial" w:hAnsi="Arial"/>
@@ -18800,7 +18864,7 @@
             <w:pPr>
               <w:spacing w:after="20" w:before="0"/>
             </w:pPr>
-            <w:hyperlink w:history="1" r:id="rId0rmgypm36fvqrbskhjstx">
+            <w:hyperlink w:history="1" r:id="rId8lcitcej00lgajt-rmqh2">
               <w:r>
                 <w:rPr>
                   <w:rFonts w:ascii="Arial" w:cs="Arial" w:eastAsia="Arial" w:hAnsi="Arial"/>
@@ -18833,7 +18897,7 @@
               <w:spacing w:after="10" w:before="0"/>
               <w:ind w:left="120"/>
             </w:pPr>
-            <w:hyperlink w:history="1" r:id="rIdit9wh_ocg5ga4w_rhuz_u">
+            <w:hyperlink w:history="1" r:id="rIdkvxbhbijfn-ak2t6ow1bk">
               <w:r>
                 <w:rPr>
                   <w:rFonts w:ascii="Arial" w:cs="Arial" w:eastAsia="Arial" w:hAnsi="Arial"/>
@@ -19033,7 +19097,7 @@
             <w:pPr>
               <w:spacing w:after="20" w:before="0"/>
             </w:pPr>
-            <w:hyperlink w:history="1" r:id="rIdwi_hcdvfw1srhnztp1trl">
+            <w:hyperlink w:history="1" r:id="rIdaantjjrftjsvqafj8uub-">
               <w:r>
                 <w:rPr>
                   <w:rFonts w:ascii="Arial" w:cs="Arial" w:eastAsia="Arial" w:hAnsi="Arial"/>
@@ -19066,7 +19130,7 @@
               <w:spacing w:after="10" w:before="0"/>
               <w:ind w:left="120"/>
             </w:pPr>
-            <w:hyperlink w:history="1" r:id="rIdecogusfr2w3jb0wmdkewh">
+            <w:hyperlink w:history="1" r:id="rIdnfhisxemky2eh9wyk-4qq">
               <w:r>
                 <w:rPr>
                   <w:rFonts w:ascii="Arial" w:cs="Arial" w:eastAsia="Arial" w:hAnsi="Arial"/>
@@ -19111,7 +19175,7 @@
             <w:pPr>
               <w:spacing w:after="20" w:before="0"/>
             </w:pPr>
-            <w:hyperlink w:history="1" r:id="rIdlzt6xq34zbkvwbt0t3ijf">
+            <w:hyperlink w:history="1" r:id="rIdnbgccjlimsxxnmgnrv_bo">
               <w:r>
                 <w:rPr>
                   <w:rFonts w:ascii="Arial" w:cs="Arial" w:eastAsia="Arial" w:hAnsi="Arial"/>
@@ -19144,7 +19208,7 @@
               <w:spacing w:after="10" w:before="0"/>
               <w:ind w:left="120"/>
             </w:pPr>
-            <w:hyperlink w:history="1" r:id="rIds4-ocpu_rpgbzvsrarpbt">
+            <w:hyperlink w:history="1" r:id="rIdyvmy7dddaxfx848or3vak">
               <w:r>
                 <w:rPr>
                   <w:rFonts w:ascii="Arial" w:cs="Arial" w:eastAsia="Arial" w:hAnsi="Arial"/>
@@ -19504,7 +19568,7 @@
             <w:pPr>
               <w:spacing w:after="20" w:before="0"/>
             </w:pPr>
-            <w:hyperlink w:history="1" r:id="rId7ttkjgvzr3cuqy23-antg">
+            <w:hyperlink w:history="1" r:id="rIdcupqucp7d62rd3qwlzg_w">
               <w:r>
                 <w:rPr>
                   <w:rFonts w:ascii="Arial" w:cs="Arial" w:eastAsia="Arial" w:hAnsi="Arial"/>
@@ -19537,7 +19601,7 @@
               <w:spacing w:after="10" w:before="0"/>
               <w:ind w:left="120"/>
             </w:pPr>
-            <w:hyperlink w:history="1" r:id="rIdpxuyazrffogkuxiu8lupe">
+            <w:hyperlink w:history="1" r:id="rIdu8jqubtc0mmcjfbqysiqy">
               <w:r>
                 <w:rPr>
                   <w:rFonts w:ascii="Arial" w:cs="Arial" w:eastAsia="Arial" w:hAnsi="Arial"/>
@@ -19582,7 +19646,7 @@
             <w:pPr>
               <w:spacing w:after="20" w:before="0"/>
             </w:pPr>
-            <w:hyperlink w:history="1" r:id="rIdga1poaoxul5krrk7y87jr">
+            <w:hyperlink w:history="1" r:id="rIdhqvvostvlvpqr2dou52ha">
               <w:r>
                 <w:rPr>
                   <w:rFonts w:ascii="Arial" w:cs="Arial" w:eastAsia="Arial" w:hAnsi="Arial"/>
@@ -19615,7 +19679,7 @@
               <w:spacing w:after="10" w:before="0"/>
               <w:ind w:left="120"/>
             </w:pPr>
-            <w:hyperlink w:history="1" r:id="rIdkeiz4v8ya57ii54yeftx6">
+            <w:hyperlink w:history="1" r:id="rIdqg6aigpebqgx8_jbrtq5g">
               <w:r>
                 <w:rPr>
                   <w:rFonts w:ascii="Arial" w:cs="Arial" w:eastAsia="Arial" w:hAnsi="Arial"/>
@@ -19926,33 +19990,33 @@
         <w:tc>
           <w:tcPr>
             <w:tcW w:type="dxa" w:w="1520"/>
-            <w:shd w:fill="F2F2F2" w:color="auto" w:val="clear"/>
-            <w:tcMar>
-              <w:top w:type="dxa" w:w="60"/>
-              <w:left w:type="dxa" w:w="120"/>
-              <w:bottom w:type="dxa" w:w="60"/>
-              <w:right w:type="dxa" w:w="120"/>
-            </w:tcMar>
-            <w:vAlign w:val="top"/>
-          </w:tcPr>
-          <w:p>
-            <w:pPr>
-              <w:keepNext w:val="false"/>
-              <w:spacing w:after="40" w:before="0"/>
-              <w:jc w:val="left"/>
-            </w:pPr>
-            <w:r>
-              <w:rPr>
-                <w:rFonts w:ascii="Arial" w:cs="Arial" w:eastAsia="Arial" w:hAnsi="Arial"/>
-                <w:b/>
-                <w:bCs/>
-                <w:i w:val="false"/>
-                <w:iCs w:val="false"/>
-                <w:color w:val="000000"/>
-                <w:sz w:val="18"/>
-                <w:szCs w:val="18"/>
-              </w:rPr>
-              <w:t xml:space="preserve">Driving Question Board</w:t>
+            <w:shd w:fill="FCE4D6" w:color="auto" w:val="clear"/>
+            <w:tcMar>
+              <w:top w:type="dxa" w:w="60"/>
+              <w:left w:type="dxa" w:w="120"/>
+              <w:bottom w:type="dxa" w:w="60"/>
+              <w:right w:type="dxa" w:w="120"/>
+            </w:tcMar>
+            <w:vAlign w:val="top"/>
+          </w:tcPr>
+          <w:p>
+            <w:pPr>
+              <w:keepNext w:val="false"/>
+              <w:spacing w:after="40" w:before="0"/>
+              <w:jc w:val="left"/>
+            </w:pPr>
+            <w:r>
+              <w:rPr>
+                <w:rFonts w:ascii="Arial" w:cs="Arial" w:eastAsia="Arial" w:hAnsi="Arial"/>
+                <w:b/>
+                <w:bCs/>
+                <w:i w:val="false"/>
+                <w:iCs w:val="false"/>
+                <w:color w:val="000000"/>
+                <w:sz w:val="18"/>
+                <w:szCs w:val="18"/>
+              </w:rPr>
+              <w:t xml:space="preserve">Driving Question Board (DQB) Creation</w:t>
             </w:r>
           </w:p>
           <w:p>
@@ -19975,7 +20039,318 @@
             <w:pPr>
               <w:spacing w:after="20" w:before="0"/>
             </w:pPr>
-            <w:hyperlink w:history="1" r:id="rIdpurjelno73intepn8l0fj">
+            <w:hyperlink w:history="1" r:id="rIdj3g1pbptadokgzlcacg3y">
+              <w:r>
+                <w:rPr>
+                  <w:rFonts w:ascii="Arial" w:cs="Arial" w:eastAsia="Arial" w:hAnsi="Arial"/>
+                  <w:color w:val="2E75B6"/>
+                  <w:sz w:val="16"/>
+                  <w:szCs w:val="16"/>
+                  <w:u w:val="single" w:color="2E75B6"/>
+                </w:rPr>
+                <w:t xml:space="preserve">Trig word problem: complementary angles</w:t>
+              </w:r>
+            </w:hyperlink>
+          </w:p>
+          <w:p>
+            <w:pPr>
+              <w:spacing w:after="10" w:before="0"/>
+              <w:ind w:left="120"/>
+            </w:pPr>
+            <w:r>
+              <w:rPr>
+                <w:rFonts w:ascii="Arial" w:cs="Arial" w:eastAsia="Arial" w:hAnsi="Arial"/>
+                <w:color w:val="595959"/>
+                <w:sz w:val="14"/>
+                <w:szCs w:val="14"/>
+              </w:rPr>
+              <w:t xml:space="preserve">Source: Khan Academy (English - US curriculum)</w:t>
+            </w:r>
+          </w:p>
+          <w:p>
+            <w:pPr>
+              <w:spacing w:after="10" w:before="0"/>
+              <w:ind w:left="120"/>
+            </w:pPr>
+            <w:hyperlink w:history="1" r:id="rId5818jdqflniabqlktscrr">
+              <w:r>
+                <w:rPr>
+                  <w:rFonts w:ascii="Arial" w:cs="Arial" w:eastAsia="Arial" w:hAnsi="Arial"/>
+                  <w:color w:val="595959"/>
+                  <w:sz w:val="14"/>
+                  <w:szCs w:val="14"/>
+                  <w:u w:val="single" w:color="595959"/>
+                </w:rPr>
+                <w:t xml:space="preserve">🔍 Search ARES for similar videos</w:t>
+              </w:r>
+            </w:hyperlink>
+          </w:p>
+          <w:p>
+            <w:pPr>
+              <w:spacing w:after="40" w:before="0"/>
+            </w:pPr>
+            <w:r>
+              <w:rPr>
+                <w:sz w:val="14"/>
+                <w:szCs w:val="14"/>
+              </w:rPr>
+              <w:t xml:space="preserve"/>
+            </w:r>
+          </w:p>
+          <w:p>
+            <w:pPr>
+              <w:spacing w:after="20" w:before="0"/>
+            </w:pPr>
+            <w:r>
+              <w:rPr>
+                <w:rFonts w:ascii="Arial" w:cs="Arial" w:eastAsia="Arial" w:hAnsi="Arial"/>
+                <w:b/>
+                <w:bCs/>
+                <w:color w:val="1F3864"/>
+                <w:sz w:val="16"/>
+                <w:szCs w:val="16"/>
+              </w:rPr>
+              <w:t xml:space="preserve">📖 EXERCISE:</w:t>
+            </w:r>
+          </w:p>
+          <w:p>
+            <w:pPr>
+              <w:spacing w:after="20" w:before="0"/>
+            </w:pPr>
+            <w:hyperlink w:history="1" r:id="rIdbwyrfhneez4kw5lzjzvew">
+              <w:r>
+                <w:rPr>
+                  <w:rFonts w:ascii="Arial" w:cs="Arial" w:eastAsia="Arial" w:hAnsi="Arial"/>
+                  <w:color w:val="2E75B6"/>
+                  <w:sz w:val="16"/>
+                  <w:szCs w:val="16"/>
+                  <w:u w:val="single" w:color="2E75B6"/>
+                </w:rPr>
+                <w:t xml:space="preserve">Relate ratios in right triangles</w:t>
+              </w:r>
+            </w:hyperlink>
+          </w:p>
+          <w:p>
+            <w:pPr>
+              <w:spacing w:after="10" w:before="0"/>
+              <w:ind w:left="120"/>
+            </w:pPr>
+            <w:r>
+              <w:rPr>
+                <w:rFonts w:ascii="Arial" w:cs="Arial" w:eastAsia="Arial" w:hAnsi="Arial"/>
+                <w:color w:val="595959"/>
+                <w:sz w:val="14"/>
+                <w:szCs w:val="14"/>
+              </w:rPr>
+              <w:t xml:space="preserve">Source: Khan Academy (English - US curriculum)</w:t>
+            </w:r>
+          </w:p>
+          <w:p>
+            <w:pPr>
+              <w:spacing w:after="10" w:before="0"/>
+              <w:ind w:left="120"/>
+            </w:pPr>
+            <w:hyperlink w:history="1" r:id="rIde0zizolm6ajrwsncq7bh2">
+              <w:r>
+                <w:rPr>
+                  <w:rFonts w:ascii="Arial" w:cs="Arial" w:eastAsia="Arial" w:hAnsi="Arial"/>
+                  <w:color w:val="595959"/>
+                  <w:sz w:val="14"/>
+                  <w:szCs w:val="14"/>
+                  <w:u w:val="single" w:color="595959"/>
+                </w:rPr>
+                <w:t xml:space="preserve">🔍 Search ARES for similar readings</w:t>
+              </w:r>
+            </w:hyperlink>
+          </w:p>
+        </w:tc>
+        <w:tc>
+          <w:tcPr>
+            <w:tcW w:type="dxa" w:w="3040"/>
+            <w:shd w:fill="FFFFFF" w:color="auto" w:val="clear"/>
+            <w:tcMar>
+              <w:top w:type="dxa" w:w="60"/>
+              <w:left w:type="dxa" w:w="120"/>
+              <w:bottom w:type="dxa" w:w="60"/>
+              <w:right w:type="dxa" w:w="120"/>
+            </w:tcMar>
+            <w:vAlign w:val="top"/>
+          </w:tcPr>
+          <w:p>
+            <w:pPr>
+              <w:keepNext w:val="false"/>
+              <w:spacing w:after="40" w:before="0"/>
+              <w:jc w:val="left"/>
+            </w:pPr>
+            <w:r>
+              <w:rPr>
+                <w:rFonts w:ascii="Arial" w:cs="Arial" w:eastAsia="Arial" w:hAnsi="Arial"/>
+                <w:b w:val="false"/>
+                <w:bCs w:val="false"/>
+                <w:i w:val="false"/>
+                <w:iCs w:val="false"/>
+                <w:color w:val="000000"/>
+                <w:sz w:val="18"/>
+                <w:szCs w:val="18"/>
+              </w:rPr>
+              <w:t xml:space="preserve">Learners return to the class Driving Question Board — a large chart or ARES collaborative board that has been updated after each lesson. Each learner receives a sticky note (or types into the ARES DQB tool). They respond to two prompts: (1) EVIDENCE ADDED TODAY: 'Write one sentence describing the new mathematical relationship you discovered.' (2) NEW QUESTION RAISED: 'Write one question this lesson made you curious about — especially thinking about the tile-cutter's 45° angle teased at the end of class.' Learners post their notes under the columns 'What we now know' and 'What we still wonder.' The teacher reads 4 notes aloud (2 from each column) to the class and explicitly updates the class answer to the driving question: 'How can an angle tell you the height of a tree?' with the new insight: 'Because sin θ = cos(90° − θ), the angle at the ground and the angle at the top of the tree give the same ratio of sides, so a surveyor can use sine or cosine, whichever fits the side that is known. To find the height the surveyor still needs one measured length as well as an angle.'</w:t>
+            </w:r>
+          </w:p>
+        </w:tc>
+        <w:tc>
+          <w:tcPr>
+            <w:tcW w:type="dxa" w:w="3040"/>
+            <w:shd w:fill="F2F2F2" w:color="auto" w:val="clear"/>
+            <w:tcMar>
+              <w:top w:type="dxa" w:w="60"/>
+              <w:left w:type="dxa" w:w="120"/>
+              <w:bottom w:type="dxa" w:w="60"/>
+              <w:right w:type="dxa" w:w="120"/>
+            </w:tcMar>
+            <w:vAlign w:val="top"/>
+          </w:tcPr>
+          <w:p>
+            <w:pPr>
+              <w:keepNext w:val="false"/>
+              <w:spacing w:after="40" w:before="0"/>
+              <w:jc w:val="left"/>
+            </w:pPr>
+            <w:r>
+              <w:rPr>
+                <w:rFonts w:ascii="Arial" w:cs="Arial" w:eastAsia="Arial" w:hAnsi="Arial"/>
+                <w:b w:val="false"/>
+                <w:bCs w:val="false"/>
+                <w:i w:val="false"/>
+                <w:iCs w:val="false"/>
+                <w:color w:val="000000"/>
+                <w:sz w:val="18"/>
+                <w:szCs w:val="18"/>
+              </w:rPr>
+              <w:t xml:space="preserve">Distribute sticky notes. Say: 'Two sentences. First: what new relationship did you discover today — be precise, use mathematical language. Second: what question does today's lesson raise for you?' [WAIT 3 minutes of silent writing.] Collect and scan quickly; select 2 evidence notes and 2 question notes that represent the range of the class. Read each aloud without naming the author. Say: 'Listen to this question one of you wrote…' [Read a strong 'still wonder' note.] 'Does anyone want to respond to that right now?' [WAIT 10 seconds — take 1 volunteer if available, otherwise say: 'Hold that thought — it will drive our next lesson.'] Point to the driving question banner and say: 'Update your personal answer to our driving question in your book. How does today's identity change or strengthen your answer?'</w:t>
+            </w:r>
+          </w:p>
+        </w:tc>
+        <w:tc>
+          <w:tcPr>
+            <w:tcW w:type="dxa" w:w="3040"/>
+            <w:shd w:fill="FFFFFF" w:color="auto" w:val="clear"/>
+            <w:tcMar>
+              <w:top w:type="dxa" w:w="60"/>
+              <w:left w:type="dxa" w:w="120"/>
+              <w:bottom w:type="dxa" w:w="60"/>
+              <w:right w:type="dxa" w:w="120"/>
+            </w:tcMar>
+            <w:vAlign w:val="top"/>
+          </w:tcPr>
+          <w:p>
+            <w:pPr>
+              <w:keepNext w:val="false"/>
+              <w:spacing w:after="40" w:before="0"/>
+              <w:jc w:val="left"/>
+            </w:pPr>
+            <w:r>
+              <w:rPr>
+                <w:rFonts w:ascii="Arial" w:cs="Arial" w:eastAsia="Arial" w:hAnsi="Arial"/>
+                <w:b w:val="false"/>
+                <w:bCs w:val="false"/>
+                <w:i w:val="false"/>
+                <w:iCs w:val="false"/>
+                <w:color w:val="000000"/>
+                <w:sz w:val="18"/>
+                <w:szCs w:val="18"/>
+              </w:rPr>
+              <w:t xml:space="preserve">Strategy: Two-Column DQB Annotation (Evidence / Wonder). Purpose: Making the DQB a living document that learners contribute to after every lesson creates a cumulative public record of the class's growing understanding. The 'wonder' column legitimises unanswered questions and motivates future lessons. Connecting the new identity explicitly to the driving question reinforces that each lesson is a step in answering one overarching real-world puzzle, not an isolated topic.</w:t>
+            </w:r>
+          </w:p>
+        </w:tc>
+        <w:tc>
+          <w:tcPr>
+            <w:tcW w:type="dxa" w:w="3040"/>
+            <w:shd w:fill="F2F2F2" w:color="auto" w:val="clear"/>
+            <w:tcMar>
+              <w:top w:type="dxa" w:w="60"/>
+              <w:left w:type="dxa" w:w="120"/>
+              <w:bottom w:type="dxa" w:w="60"/>
+              <w:right w:type="dxa" w:w="120"/>
+            </w:tcMar>
+            <w:vAlign w:val="top"/>
+          </w:tcPr>
+          <w:p>
+            <w:pPr>
+              <w:keepNext w:val="false"/>
+              <w:spacing w:after="40" w:before="0"/>
+              <w:jc w:val="left"/>
+            </w:pPr>
+            <w:r>
+              <w:rPr>
+                <w:rFonts w:ascii="Arial" w:cs="Arial" w:eastAsia="Arial" w:hAnsi="Arial"/>
+                <w:b w:val="false"/>
+                <w:bCs w:val="false"/>
+                <w:i w:val="false"/>
+                <w:iCs w:val="false"/>
+                <w:color w:val="000000"/>
+                <w:sz w:val="18"/>
+                <w:szCs w:val="18"/>
+              </w:rPr>
+              <w:t xml:space="preserve">Observable indicators: (1) Every learner posts both a sticky note entry (evidence and question). (2) The 'evidence' sentences use the phrase 'sin θ = cos(90° − θ)' or equivalent in the learner's own words. (3) 'Wonder' questions show genuine extension thinking (e.g., 'Does this work for angles bigger than 90°?' or 'What happens at exactly 45° — does sin equal cos?'), which confirms that learners are thinking beyond the lesson rather than simply reproducing it.</w:t>
+            </w:r>
+          </w:p>
+        </w:tc>
+      </w:tr>
+      <w:tr>
+        <w:tc>
+          <w:tcPr>
+            <w:tcW w:type="dxa" w:w="1520"/>
+            <w:shd w:fill="D5E8F0" w:color="auto" w:val="clear"/>
+            <w:tcMar>
+              <w:top w:type="dxa" w:w="60"/>
+              <w:left w:type="dxa" w:w="120"/>
+              <w:bottom w:type="dxa" w:w="60"/>
+              <w:right w:type="dxa" w:w="120"/>
+            </w:tcMar>
+            <w:vAlign w:val="top"/>
+          </w:tcPr>
+          <w:p>
+            <w:pPr>
+              <w:keepNext w:val="false"/>
+              <w:spacing w:after="40" w:before="0"/>
+              <w:jc w:val="left"/>
+            </w:pPr>
+            <w:r>
+              <w:rPr>
+                <w:rFonts w:ascii="Arial" w:cs="Arial" w:eastAsia="Arial" w:hAnsi="Arial"/>
+                <w:b/>
+                <w:bCs/>
+                <w:i w:val="false"/>
+                <w:iCs w:val="false"/>
+                <w:color w:val="000000"/>
+                <w:sz w:val="18"/>
+                <w:szCs w:val="18"/>
+              </w:rPr>
+              <w:t xml:space="preserve">Model Building Phase</w:t>
+            </w:r>
+          </w:p>
+          <w:p>
+            <w:pPr>
+              <w:spacing w:after="20" w:before="0"/>
+            </w:pPr>
+            <w:r>
+              <w:rPr>
+                <w:rFonts w:ascii="Arial" w:cs="Arial" w:eastAsia="Arial" w:hAnsi="Arial"/>
+                <w:b/>
+                <w:bCs/>
+                <w:color w:val="1F3864"/>
+                <w:sz w:val="16"/>
+                <w:szCs w:val="16"/>
+              </w:rPr>
+              <w:t xml:space="preserve">📹 VIDEO:</w:t>
+            </w:r>
+          </w:p>
+          <w:p>
+            <w:pPr>
+              <w:spacing w:after="20" w:before="0"/>
+            </w:pPr>
+            <w:hyperlink w:history="1" r:id="rIdjpnla834fp-q4hs9xpj0g">
               <w:r>
                 <w:rPr>
                   <w:rFonts w:ascii="Arial" w:cs="Arial" w:eastAsia="Arial" w:hAnsi="Arial"/>
@@ -20008,7 +20383,7 @@
               <w:spacing w:after="10" w:before="0"/>
               <w:ind w:left="120"/>
             </w:pPr>
-            <w:hyperlink w:history="1" r:id="rIdmqxtas1mycoqxdoqe-b_n">
+            <w:hyperlink w:history="1" r:id="rIddlla-dg8d0fgzdxhxsuip">
               <w:r>
                 <w:rPr>
                   <w:rFonts w:ascii="Arial" w:cs="Arial" w:eastAsia="Arial" w:hAnsi="Arial"/>
@@ -20053,7 +20428,7 @@
             <w:pPr>
               <w:spacing w:after="20" w:before="0"/>
             </w:pPr>
-            <w:hyperlink w:history="1" r:id="rIddh4izbuihgzmk8mwjncjg">
+            <w:hyperlink w:history="1" r:id="rId2pthsgydpnmtt4rj162jh">
               <w:r>
                 <w:rPr>
                   <w:rFonts w:ascii="Arial" w:cs="Arial" w:eastAsia="Arial" w:hAnsi="Arial"/>
@@ -20086,318 +20461,7 @@
               <w:spacing w:after="10" w:before="0"/>
               <w:ind w:left="120"/>
             </w:pPr>
-            <w:hyperlink w:history="1" r:id="rIdnj0fclptzj3i1nr85cn8o">
-              <w:r>
-                <w:rPr>
-                  <w:rFonts w:ascii="Arial" w:cs="Arial" w:eastAsia="Arial" w:hAnsi="Arial"/>
-                  <w:color w:val="595959"/>
-                  <w:sz w:val="14"/>
-                  <w:szCs w:val="14"/>
-                  <w:u w:val="single" w:color="595959"/>
-                </w:rPr>
-                <w:t xml:space="preserve">🔍 Search ARES for similar readings</w:t>
-              </w:r>
-            </w:hyperlink>
-          </w:p>
-        </w:tc>
-        <w:tc>
-          <w:tcPr>
-            <w:tcW w:type="dxa" w:w="3040"/>
-            <w:shd w:fill="FFFFFF" w:color="auto" w:val="clear"/>
-            <w:tcMar>
-              <w:top w:type="dxa" w:w="60"/>
-              <w:left w:type="dxa" w:w="120"/>
-              <w:bottom w:type="dxa" w:w="60"/>
-              <w:right w:type="dxa" w:w="120"/>
-            </w:tcMar>
-            <w:vAlign w:val="top"/>
-          </w:tcPr>
-          <w:p>
-            <w:pPr>
-              <w:keepNext w:val="false"/>
-              <w:spacing w:after="40" w:before="0"/>
-              <w:jc w:val="left"/>
-            </w:pPr>
-            <w:r>
-              <w:rPr>
-                <w:rFonts w:ascii="Arial" w:cs="Arial" w:eastAsia="Arial" w:hAnsi="Arial"/>
-                <w:b w:val="false"/>
-                <w:bCs w:val="false"/>
-                <w:i w:val="false"/>
-                <w:iCs w:val="false"/>
-                <w:color w:val="000000"/>
-                <w:sz w:val="18"/>
-                <w:szCs w:val="18"/>
-              </w:rPr>
-              <w:t xml:space="preserve">Learners return to the class Driving Question Board — a large chart or ARES collaborative board that has been updated after each lesson. Each learner receives a sticky note (or types into the ARES DQB tool). They respond to two prompts: (1) EVIDENCE ADDED TODAY: 'Write one sentence describing the new mathematical relationship you discovered.' (2) NEW QUESTION RAISED: 'Write one question this lesson made you curious about — especially thinking about the tile-cutter's 45° angle teased at the end of class.' Learners post their notes under the columns 'What we now know' and 'What we still wonder.' The teacher reads 4 notes aloud (2 from each column) to the class and explicitly updates the class answer to the driving question: 'How can an angle tell you the height of a tree?' with the new insight: 'Because sin θ = cos(90° − θ), the angle at the ground and the angle at the top of the tree give the same ratio of sides, so a surveyor can use sine or cosine, whichever fits the side that is known. To find the height the surveyor still needs one measured length as well as an angle.'</w:t>
-            </w:r>
-          </w:p>
-        </w:tc>
-        <w:tc>
-          <w:tcPr>
-            <w:tcW w:type="dxa" w:w="3040"/>
-            <w:shd w:fill="F2F2F2" w:color="auto" w:val="clear"/>
-            <w:tcMar>
-              <w:top w:type="dxa" w:w="60"/>
-              <w:left w:type="dxa" w:w="120"/>
-              <w:bottom w:type="dxa" w:w="60"/>
-              <w:right w:type="dxa" w:w="120"/>
-            </w:tcMar>
-            <w:vAlign w:val="top"/>
-          </w:tcPr>
-          <w:p>
-            <w:pPr>
-              <w:keepNext w:val="false"/>
-              <w:spacing w:after="40" w:before="0"/>
-              <w:jc w:val="left"/>
-            </w:pPr>
-            <w:r>
-              <w:rPr>
-                <w:rFonts w:ascii="Arial" w:cs="Arial" w:eastAsia="Arial" w:hAnsi="Arial"/>
-                <w:b w:val="false"/>
-                <w:bCs w:val="false"/>
-                <w:i w:val="false"/>
-                <w:iCs w:val="false"/>
-                <w:color w:val="000000"/>
-                <w:sz w:val="18"/>
-                <w:szCs w:val="18"/>
-              </w:rPr>
-              <w:t xml:space="preserve">Distribute sticky notes. Say: 'Two sentences. First: what new relationship did you discover today — be precise, use mathematical language. Second: what question does today's lesson raise for you?' [WAIT 3 minutes of silent writing.] Collect and scan quickly; select 2 evidence notes and 2 question notes that represent the range of the class. Read each aloud without naming the author. Say: 'Listen to this question one of you wrote…' [Read a strong 'still wonder' note.] 'Does anyone want to respond to that right now?' [WAIT 10 seconds — take 1 volunteer if available, otherwise say: 'Hold that thought — it will drive our next lesson.'] Point to the driving question banner and say: 'Update your personal answer to our driving question in your book. How does today's identity change or strengthen your answer?'</w:t>
-            </w:r>
-          </w:p>
-        </w:tc>
-        <w:tc>
-          <w:tcPr>
-            <w:tcW w:type="dxa" w:w="3040"/>
-            <w:shd w:fill="FFFFFF" w:color="auto" w:val="clear"/>
-            <w:tcMar>
-              <w:top w:type="dxa" w:w="60"/>
-              <w:left w:type="dxa" w:w="120"/>
-              <w:bottom w:type="dxa" w:w="60"/>
-              <w:right w:type="dxa" w:w="120"/>
-            </w:tcMar>
-            <w:vAlign w:val="top"/>
-          </w:tcPr>
-          <w:p>
-            <w:pPr>
-              <w:keepNext w:val="false"/>
-              <w:spacing w:after="40" w:before="0"/>
-              <w:jc w:val="left"/>
-            </w:pPr>
-            <w:r>
-              <w:rPr>
-                <w:rFonts w:ascii="Arial" w:cs="Arial" w:eastAsia="Arial" w:hAnsi="Arial"/>
-                <w:b w:val="false"/>
-                <w:bCs w:val="false"/>
-                <w:i w:val="false"/>
-                <w:iCs w:val="false"/>
-                <w:color w:val="000000"/>
-                <w:sz w:val="18"/>
-                <w:szCs w:val="18"/>
-              </w:rPr>
-              <w:t xml:space="preserve">Strategy: Two-Column DQB Annotation (Evidence / Wonder). Purpose: Making the DQB a living document that learners contribute to after every lesson creates a cumulative public record of the class's growing understanding. The 'wonder' column legitimises unanswered questions and motivates future lessons. Connecting the new identity explicitly to the driving question reinforces that each lesson is a step in answering one overarching real-world puzzle, not an isolated topic.</w:t>
-            </w:r>
-          </w:p>
-        </w:tc>
-        <w:tc>
-          <w:tcPr>
-            <w:tcW w:type="dxa" w:w="3040"/>
-            <w:shd w:fill="F2F2F2" w:color="auto" w:val="clear"/>
-            <w:tcMar>
-              <w:top w:type="dxa" w:w="60"/>
-              <w:left w:type="dxa" w:w="120"/>
-              <w:bottom w:type="dxa" w:w="60"/>
-              <w:right w:type="dxa" w:w="120"/>
-            </w:tcMar>
-            <w:vAlign w:val="top"/>
-          </w:tcPr>
-          <w:p>
-            <w:pPr>
-              <w:keepNext w:val="false"/>
-              <w:spacing w:after="40" w:before="0"/>
-              <w:jc w:val="left"/>
-            </w:pPr>
-            <w:r>
-              <w:rPr>
-                <w:rFonts w:ascii="Arial" w:cs="Arial" w:eastAsia="Arial" w:hAnsi="Arial"/>
-                <w:b w:val="false"/>
-                <w:bCs w:val="false"/>
-                <w:i w:val="false"/>
-                <w:iCs w:val="false"/>
-                <w:color w:val="000000"/>
-                <w:sz w:val="18"/>
-                <w:szCs w:val="18"/>
-              </w:rPr>
-              <w:t xml:space="preserve">Observable indicators: (1) Every learner posts both a sticky note entry (evidence and question). (2) The 'evidence' sentences use the phrase 'sin θ = cos(90° − θ)' or equivalent in the learner's own words. (3) 'Wonder' questions show genuine extension thinking (e.g., 'Does this work for angles bigger than 90°?' or 'What happens at exactly 45° — does sin equal cos?'), which confirms that learners are thinking beyond the lesson rather than simply reproducing it.</w:t>
-            </w:r>
-          </w:p>
-        </w:tc>
-      </w:tr>
-      <w:tr>
-        <w:tc>
-          <w:tcPr>
-            <w:tcW w:type="dxa" w:w="1520"/>
-            <w:shd w:fill="D5E8F0" w:color="auto" w:val="clear"/>
-            <w:tcMar>
-              <w:top w:type="dxa" w:w="60"/>
-              <w:left w:type="dxa" w:w="120"/>
-              <w:bottom w:type="dxa" w:w="60"/>
-              <w:right w:type="dxa" w:w="120"/>
-            </w:tcMar>
-            <w:vAlign w:val="top"/>
-          </w:tcPr>
-          <w:p>
-            <w:pPr>
-              <w:keepNext w:val="false"/>
-              <w:spacing w:after="40" w:before="0"/>
-              <w:jc w:val="left"/>
-            </w:pPr>
-            <w:r>
-              <w:rPr>
-                <w:rFonts w:ascii="Arial" w:cs="Arial" w:eastAsia="Arial" w:hAnsi="Arial"/>
-                <w:b/>
-                <w:bCs/>
-                <w:i w:val="false"/>
-                <w:iCs w:val="false"/>
-                <w:color w:val="000000"/>
-                <w:sz w:val="18"/>
-                <w:szCs w:val="18"/>
-              </w:rPr>
-              <w:t xml:space="preserve">Model Building Phase</w:t>
-            </w:r>
-          </w:p>
-          <w:p>
-            <w:pPr>
-              <w:spacing w:after="20" w:before="0"/>
-            </w:pPr>
-            <w:r>
-              <w:rPr>
-                <w:rFonts w:ascii="Arial" w:cs="Arial" w:eastAsia="Arial" w:hAnsi="Arial"/>
-                <w:b/>
-                <w:bCs/>
-                <w:color w:val="1F3864"/>
-                <w:sz w:val="16"/>
-                <w:szCs w:val="16"/>
-              </w:rPr>
-              <w:t xml:space="preserve">📹 VIDEO:</w:t>
-            </w:r>
-          </w:p>
-          <w:p>
-            <w:pPr>
-              <w:spacing w:after="20" w:before="0"/>
-            </w:pPr>
-            <w:hyperlink w:history="1" r:id="rIdn1hpnwqrkst4xyzzxy7mk">
-              <w:r>
-                <w:rPr>
-                  <w:rFonts w:ascii="Arial" w:cs="Arial" w:eastAsia="Arial" w:hAnsi="Arial"/>
-                  <w:color w:val="2E75B6"/>
-                  <w:sz w:val="16"/>
-                  <w:szCs w:val="16"/>
-                  <w:u w:val="single" w:color="2E75B6"/>
-                </w:rPr>
-                <w:t xml:space="preserve">Sine &amp; cosine of complementary angles</w:t>
-              </w:r>
-            </w:hyperlink>
-          </w:p>
-          <w:p>
-            <w:pPr>
-              <w:spacing w:after="10" w:before="0"/>
-              <w:ind w:left="120"/>
-            </w:pPr>
-            <w:r>
-              <w:rPr>
-                <w:rFonts w:ascii="Arial" w:cs="Arial" w:eastAsia="Arial" w:hAnsi="Arial"/>
-                <w:color w:val="595959"/>
-                <w:sz w:val="14"/>
-                <w:szCs w:val="14"/>
-              </w:rPr>
-              <w:t xml:space="preserve">Source: Khan Academy (English - US curriculum)</w:t>
-            </w:r>
-          </w:p>
-          <w:p>
-            <w:pPr>
-              <w:spacing w:after="10" w:before="0"/>
-              <w:ind w:left="120"/>
-            </w:pPr>
-            <w:hyperlink w:history="1" r:id="rIdr3nwhhcjgsp_hplee0xjm">
-              <w:r>
-                <w:rPr>
-                  <w:rFonts w:ascii="Arial" w:cs="Arial" w:eastAsia="Arial" w:hAnsi="Arial"/>
-                  <w:color w:val="595959"/>
-                  <w:sz w:val="14"/>
-                  <w:szCs w:val="14"/>
-                  <w:u w:val="single" w:color="595959"/>
-                </w:rPr>
-                <w:t xml:space="preserve">🔍 Search ARES for similar videos</w:t>
-              </w:r>
-            </w:hyperlink>
-          </w:p>
-          <w:p>
-            <w:pPr>
-              <w:spacing w:after="40" w:before="0"/>
-            </w:pPr>
-            <w:r>
-              <w:rPr>
-                <w:sz w:val="14"/>
-                <w:szCs w:val="14"/>
-              </w:rPr>
-              <w:t xml:space="preserve"/>
-            </w:r>
-          </w:p>
-          <w:p>
-            <w:pPr>
-              <w:spacing w:after="20" w:before="0"/>
-            </w:pPr>
-            <w:r>
-              <w:rPr>
-                <w:rFonts w:ascii="Arial" w:cs="Arial" w:eastAsia="Arial" w:hAnsi="Arial"/>
-                <w:b/>
-                <w:bCs/>
-                <w:color w:val="1F3864"/>
-                <w:sz w:val="16"/>
-                <w:szCs w:val="16"/>
-              </w:rPr>
-              <w:t xml:space="preserve">📖 HTML:</w:t>
-            </w:r>
-          </w:p>
-          <w:p>
-            <w:pPr>
-              <w:spacing w:after="20" w:before="0"/>
-            </w:pPr>
-            <w:hyperlink w:history="1" r:id="rIdqzlj5zmvuirqyry8swkfm">
-              <w:r>
-                <w:rPr>
-                  <w:rFonts w:ascii="Arial" w:cs="Arial" w:eastAsia="Arial" w:hAnsi="Arial"/>
-                  <w:color w:val="2E75B6"/>
-                  <w:sz w:val="16"/>
-                  <w:szCs w:val="16"/>
-                  <w:u w:val="single" w:color="2E75B6"/>
-                </w:rPr>
-                <w:t xml:space="preserve">Sine and Cosine of Complementary Angles (Flexbook)</w:t>
-              </w:r>
-            </w:hyperlink>
-          </w:p>
-          <w:p>
-            <w:pPr>
-              <w:spacing w:after="10" w:before="0"/>
-              <w:ind w:left="120"/>
-            </w:pPr>
-            <w:r>
-              <w:rPr>
-                <w:rFonts w:ascii="Arial" w:cs="Arial" w:eastAsia="Arial" w:hAnsi="Arial"/>
-                <w:color w:val="595959"/>
-                <w:sz w:val="14"/>
-                <w:szCs w:val="14"/>
-              </w:rPr>
-              <w:t xml:space="preserve">Source: CK-12</w:t>
-            </w:r>
-          </w:p>
-          <w:p>
-            <w:pPr>
-              <w:spacing w:after="10" w:before="0"/>
-              <w:ind w:left="120"/>
-            </w:pPr>
-            <w:hyperlink w:history="1" r:id="rIdryltuio-kr8aafhvpgmot">
+            <w:hyperlink w:history="1" r:id="rIdznbb4fqsvo984arg97xql">
               <w:r>
                 <w:rPr>
                   <w:rFonts w:ascii="Arial" w:cs="Arial" w:eastAsia="Arial" w:hAnsi="Arial"/>
@@ -21122,7 +21186,7 @@
         </w:rPr>
         <w:t xml:space="preserve">© 2026 SeaVuria and ARES. Aligned with KICD objectives. Developed by SeaVuria; technical implementation by ARES (with AI assistance from Claude). Licensed under </w:t>
       </w:r>
-      <w:hyperlink w:history="1" r:id="rIdn99p26tk2xy7paimkc_hm">
+      <w:hyperlink w:history="1" r:id="rId7fzawywjkbb-rp6ijrrea">
         <w:r>
           <w:rPr>
             <w:rFonts w:ascii="Arial" w:cs="Arial" w:eastAsia="Arial" w:hAnsi="Arial"/>
@@ -21143,7 +21207,7 @@
         </w:rPr>
         <w:t xml:space="preserve"> (</w:t>
       </w:r>
-      <w:hyperlink w:history="1" r:id="rIdzc7uw6tufdcydezsxbkx-">
+      <w:hyperlink w:history="1" r:id="rIdwr8kqj5d-yv1kh-ysi_ka">
         <w:r>
           <w:rPr>
             <w:rFonts w:ascii="Arial" w:cs="Arial" w:eastAsia="Arial" w:hAnsi="Arial"/>
@@ -22183,7 +22247,7 @@
             <w:pPr>
               <w:spacing w:after="20" w:before="0"/>
             </w:pPr>
-            <w:hyperlink w:history="1" r:id="rIdqkucd_s8gd7ucktqrlkpd">
+            <w:hyperlink w:history="1" r:id="rIdwnzckxeyfsouhb8-kdzdm">
               <w:r>
                 <w:rPr>
                   <w:rFonts w:ascii="Arial" w:cs="Arial" w:eastAsia="Arial" w:hAnsi="Arial"/>
@@ -22216,7 +22280,7 @@
               <w:spacing w:after="10" w:before="0"/>
               <w:ind w:left="120"/>
             </w:pPr>
-            <w:hyperlink w:history="1" r:id="rIdho900llaw04hq-2gtssd3">
+            <w:hyperlink w:history="1" r:id="rIdgdkk4qihknk2xuixyjyvq">
               <w:r>
                 <w:rPr>
                   <w:rFonts w:ascii="Arial" w:cs="Arial" w:eastAsia="Arial" w:hAnsi="Arial"/>
@@ -22261,7 +22325,7 @@
             <w:pPr>
               <w:spacing w:after="20" w:before="0"/>
             </w:pPr>
-            <w:hyperlink w:history="1" r:id="rIdocxmsxdegtxgbtanm3ugj">
+            <w:hyperlink w:history="1" r:id="rIdpmmr8sjmdnatpmk64whae">
               <w:r>
                 <w:rPr>
                   <w:rFonts w:ascii="Arial" w:cs="Arial" w:eastAsia="Arial" w:hAnsi="Arial"/>
@@ -22294,7 +22358,7 @@
               <w:spacing w:after="10" w:before="0"/>
               <w:ind w:left="120"/>
             </w:pPr>
-            <w:hyperlink w:history="1" r:id="rIdfo22_e_9bzpgh4jd5qoae">
+            <w:hyperlink w:history="1" r:id="rIddevxb8ug5hbx0a2ddfamg">
               <w:r>
                 <w:rPr>
                   <w:rFonts w:ascii="Arial" w:cs="Arial" w:eastAsia="Arial" w:hAnsi="Arial"/>
@@ -22494,7 +22558,7 @@
             <w:pPr>
               <w:spacing w:after="20" w:before="0"/>
             </w:pPr>
-            <w:hyperlink w:history="1" r:id="rIdcxtujpa7hlxsrpcgs1fox">
+            <w:hyperlink w:history="1" r:id="rIdah-uonyo5683thbd8kzey">
               <w:r>
                 <w:rPr>
                   <w:rFonts w:ascii="Arial" w:cs="Arial" w:eastAsia="Arial" w:hAnsi="Arial"/>
@@ -22527,7 +22591,7 @@
               <w:spacing w:after="10" w:before="0"/>
               <w:ind w:left="120"/>
             </w:pPr>
-            <w:hyperlink w:history="1" r:id="rIdajpfvhvbcuysjzrpjrxvh">
+            <w:hyperlink w:history="1" r:id="rIdr2qikia2lwbey8h5gbqkz">
               <w:r>
                 <w:rPr>
                   <w:rFonts w:ascii="Arial" w:cs="Arial" w:eastAsia="Arial" w:hAnsi="Arial"/>
@@ -22572,7 +22636,7 @@
             <w:pPr>
               <w:spacing w:after="20" w:before="0"/>
             </w:pPr>
-            <w:hyperlink w:history="1" r:id="rIdh7apg-4ke5mnaxshcudsx">
+            <w:hyperlink w:history="1" r:id="rIde1zrqvuccjroqx8mtjwp-">
               <w:r>
                 <w:rPr>
                   <w:rFonts w:ascii="Arial" w:cs="Arial" w:eastAsia="Arial" w:hAnsi="Arial"/>
@@ -22605,7 +22669,7 @@
               <w:spacing w:after="10" w:before="0"/>
               <w:ind w:left="120"/>
             </w:pPr>
-            <w:hyperlink w:history="1" r:id="rIdfr4ds7ryqiujova4myezp">
+            <w:hyperlink w:history="1" r:id="rIdp3vjcrpwk3-70j-lm7rcs">
               <w:r>
                 <w:rPr>
                   <w:rFonts w:ascii="Arial" w:cs="Arial" w:eastAsia="Arial" w:hAnsi="Arial"/>
@@ -22965,7 +23029,7 @@
             <w:pPr>
               <w:spacing w:after="20" w:before="0"/>
             </w:pPr>
-            <w:hyperlink w:history="1" r:id="rId9eip_bwejvj5sywlwccfm">
+            <w:hyperlink w:history="1" r:id="rIdank_eqaerkmxe07ss2vvt">
               <w:r>
                 <w:rPr>
                   <w:rFonts w:ascii="Arial" w:cs="Arial" w:eastAsia="Arial" w:hAnsi="Arial"/>
@@ -22998,7 +23062,7 @@
               <w:spacing w:after="10" w:before="0"/>
               <w:ind w:left="120"/>
             </w:pPr>
-            <w:hyperlink w:history="1" r:id="rId2gb2rtoz9ilaat3ajt3ut">
+            <w:hyperlink w:history="1" r:id="rIdxohck08is-htvtsq-mytd">
               <w:r>
                 <w:rPr>
                   <w:rFonts w:ascii="Arial" w:cs="Arial" w:eastAsia="Arial" w:hAnsi="Arial"/>
@@ -23043,7 +23107,7 @@
             <w:pPr>
               <w:spacing w:after="20" w:before="0"/>
             </w:pPr>
-            <w:hyperlink w:history="1" r:id="rIdszqj5ibys25bdm-3v2ret">
+            <w:hyperlink w:history="1" r:id="rIdb-ae-ilmopgx7vl2bpoxn">
               <w:r>
                 <w:rPr>
                   <w:rFonts w:ascii="Arial" w:cs="Arial" w:eastAsia="Arial" w:hAnsi="Arial"/>
@@ -23076,7 +23140,7 @@
               <w:spacing w:after="10" w:before="0"/>
               <w:ind w:left="120"/>
             </w:pPr>
-            <w:hyperlink w:history="1" r:id="rIdpvspuzk7jkkybkvvqjjrk">
+            <w:hyperlink w:history="1" r:id="rIdmp0tduszezsynnt17ltgf">
               <w:r>
                 <w:rPr>
                   <w:rFonts w:ascii="Arial" w:cs="Arial" w:eastAsia="Arial" w:hAnsi="Arial"/>
@@ -23307,33 +23371,33 @@
         <w:tc>
           <w:tcPr>
             <w:tcW w:type="dxa" w:w="1520"/>
-            <w:shd w:fill="F2F2F2" w:color="auto" w:val="clear"/>
-            <w:tcMar>
-              <w:top w:type="dxa" w:w="60"/>
-              <w:left w:type="dxa" w:w="120"/>
-              <w:bottom w:type="dxa" w:w="60"/>
-              <w:right w:type="dxa" w:w="120"/>
-            </w:tcMar>
-            <w:vAlign w:val="top"/>
-          </w:tcPr>
-          <w:p>
-            <w:pPr>
-              <w:keepNext w:val="false"/>
-              <w:spacing w:after="40" w:before="0"/>
-              <w:jc w:val="left"/>
-            </w:pPr>
-            <w:r>
-              <w:rPr>
-                <w:rFonts w:ascii="Arial" w:cs="Arial" w:eastAsia="Arial" w:hAnsi="Arial"/>
-                <w:b/>
-                <w:bCs/>
-                <w:i w:val="false"/>
-                <w:iCs w:val="false"/>
-                <w:color w:val="000000"/>
-                <w:sz w:val="18"/>
-                <w:szCs w:val="18"/>
-              </w:rPr>
-              <w:t xml:space="preserve">Driving Question Board</w:t>
+            <w:shd w:fill="FCE4D6" w:color="auto" w:val="clear"/>
+            <w:tcMar>
+              <w:top w:type="dxa" w:w="60"/>
+              <w:left w:type="dxa" w:w="120"/>
+              <w:bottom w:type="dxa" w:w="60"/>
+              <w:right w:type="dxa" w:w="120"/>
+            </w:tcMar>
+            <w:vAlign w:val="top"/>
+          </w:tcPr>
+          <w:p>
+            <w:pPr>
+              <w:keepNext w:val="false"/>
+              <w:spacing w:after="40" w:before="0"/>
+              <w:jc w:val="left"/>
+            </w:pPr>
+            <w:r>
+              <w:rPr>
+                <w:rFonts w:ascii="Arial" w:cs="Arial" w:eastAsia="Arial" w:hAnsi="Arial"/>
+                <w:b/>
+                <w:bCs/>
+                <w:i w:val="false"/>
+                <w:iCs w:val="false"/>
+                <w:color w:val="000000"/>
+                <w:sz w:val="18"/>
+                <w:szCs w:val="18"/>
+              </w:rPr>
+              <w:t xml:space="preserve">Driving Question Board (DQB) Creation</w:t>
             </w:r>
           </w:p>
           <w:p>
@@ -23356,7 +23420,318 @@
             <w:pPr>
               <w:spacing w:after="20" w:before="0"/>
             </w:pPr>
-            <w:hyperlink w:history="1" r:id="rId-q-7ysdxwjzbsumqpvmnk">
+            <w:hyperlink w:history="1" r:id="rIdotifoqhiwbalom4rr21sw">
+              <w:r>
+                <w:rPr>
+                  <w:rFonts w:ascii="Arial" w:cs="Arial" w:eastAsia="Arial" w:hAnsi="Arial"/>
+                  <w:color w:val="2E75B6"/>
+                  <w:sz w:val="16"/>
+                  <w:szCs w:val="16"/>
+                  <w:u w:val="single" w:color="2E75B6"/>
+                </w:rPr>
+                <w:t xml:space="preserve">Special right triangles proof (part 1)</w:t>
+              </w:r>
+            </w:hyperlink>
+          </w:p>
+          <w:p>
+            <w:pPr>
+              <w:spacing w:after="10" w:before="0"/>
+              <w:ind w:left="120"/>
+            </w:pPr>
+            <w:r>
+              <w:rPr>
+                <w:rFonts w:ascii="Arial" w:cs="Arial" w:eastAsia="Arial" w:hAnsi="Arial"/>
+                <w:color w:val="595959"/>
+                <w:sz w:val="14"/>
+                <w:szCs w:val="14"/>
+              </w:rPr>
+              <w:t xml:space="preserve">Source: Khan Academy (English - US curriculum)</w:t>
+            </w:r>
+          </w:p>
+          <w:p>
+            <w:pPr>
+              <w:spacing w:after="10" w:before="0"/>
+              <w:ind w:left="120"/>
+            </w:pPr>
+            <w:hyperlink w:history="1" r:id="rId0pwmshlvjuo2eukx2ro4f">
+              <w:r>
+                <w:rPr>
+                  <w:rFonts w:ascii="Arial" w:cs="Arial" w:eastAsia="Arial" w:hAnsi="Arial"/>
+                  <w:color w:val="595959"/>
+                  <w:sz w:val="14"/>
+                  <w:szCs w:val="14"/>
+                  <w:u w:val="single" w:color="595959"/>
+                </w:rPr>
+                <w:t xml:space="preserve">🔍 Search ARES for similar videos</w:t>
+              </w:r>
+            </w:hyperlink>
+          </w:p>
+          <w:p>
+            <w:pPr>
+              <w:spacing w:after="40" w:before="0"/>
+            </w:pPr>
+            <w:r>
+              <w:rPr>
+                <w:sz w:val="14"/>
+                <w:szCs w:val="14"/>
+              </w:rPr>
+              <w:t xml:space="preserve"/>
+            </w:r>
+          </w:p>
+          <w:p>
+            <w:pPr>
+              <w:spacing w:after="20" w:before="0"/>
+            </w:pPr>
+            <w:r>
+              <w:rPr>
+                <w:rFonts w:ascii="Arial" w:cs="Arial" w:eastAsia="Arial" w:hAnsi="Arial"/>
+                <w:b/>
+                <w:bCs/>
+                <w:color w:val="1F3864"/>
+                <w:sz w:val="16"/>
+                <w:szCs w:val="16"/>
+              </w:rPr>
+              <w:t xml:space="preserve">📖 EXERCISE:</w:t>
+            </w:r>
+          </w:p>
+          <w:p>
+            <w:pPr>
+              <w:spacing w:after="20" w:before="0"/>
+            </w:pPr>
+            <w:hyperlink w:history="1" r:id="rIdpcy1ltp0-87o_qs2ggzni">
+              <w:r>
+                <w:rPr>
+                  <w:rFonts w:ascii="Arial" w:cs="Arial" w:eastAsia="Arial" w:hAnsi="Arial"/>
+                  <w:color w:val="2E75B6"/>
+                  <w:sz w:val="16"/>
+                  <w:szCs w:val="16"/>
+                  <w:u w:val="single" w:color="2E75B6"/>
+                </w:rPr>
+                <w:t xml:space="preserve">Trig values of special angles</w:t>
+              </w:r>
+            </w:hyperlink>
+          </w:p>
+          <w:p>
+            <w:pPr>
+              <w:spacing w:after="10" w:before="0"/>
+              <w:ind w:left="120"/>
+            </w:pPr>
+            <w:r>
+              <w:rPr>
+                <w:rFonts w:ascii="Arial" w:cs="Arial" w:eastAsia="Arial" w:hAnsi="Arial"/>
+                <w:color w:val="595959"/>
+                <w:sz w:val="14"/>
+                <w:szCs w:val="14"/>
+              </w:rPr>
+              <w:t xml:space="preserve">Source: Khan Academy (English - US curriculum)</w:t>
+            </w:r>
+          </w:p>
+          <w:p>
+            <w:pPr>
+              <w:spacing w:after="10" w:before="0"/>
+              <w:ind w:left="120"/>
+            </w:pPr>
+            <w:hyperlink w:history="1" r:id="rIdgqje-dzr0ynx_dlynpt_9">
+              <w:r>
+                <w:rPr>
+                  <w:rFonts w:ascii="Arial" w:cs="Arial" w:eastAsia="Arial" w:hAnsi="Arial"/>
+                  <w:color w:val="595959"/>
+                  <w:sz w:val="14"/>
+                  <w:szCs w:val="14"/>
+                  <w:u w:val="single" w:color="595959"/>
+                </w:rPr>
+                <w:t xml:space="preserve">🔍 Search ARES for similar readings</w:t>
+              </w:r>
+            </w:hyperlink>
+          </w:p>
+        </w:tc>
+        <w:tc>
+          <w:tcPr>
+            <w:tcW w:type="dxa" w:w="3040"/>
+            <w:shd w:fill="FFFFFF" w:color="auto" w:val="clear"/>
+            <w:tcMar>
+              <w:top w:type="dxa" w:w="60"/>
+              <w:left w:type="dxa" w:w="120"/>
+              <w:bottom w:type="dxa" w:w="60"/>
+              <w:right w:type="dxa" w:w="120"/>
+            </w:tcMar>
+            <w:vAlign w:val="top"/>
+          </w:tcPr>
+          <w:p>
+            <w:pPr>
+              <w:keepNext w:val="false"/>
+              <w:spacing w:after="40" w:before="0"/>
+              <w:jc w:val="left"/>
+            </w:pPr>
+            <w:r>
+              <w:rPr>
+                <w:rFonts w:ascii="Arial" w:cs="Arial" w:eastAsia="Arial" w:hAnsi="Arial"/>
+                <w:b w:val="false"/>
+                <w:bCs w:val="false"/>
+                <w:i w:val="false"/>
+                <w:iCs w:val="false"/>
+                <w:color w:val="000000"/>
+                <w:sz w:val="18"/>
+                <w:szCs w:val="18"/>
+              </w:rPr>
+              <w:t xml:space="preserve">Each group completes their 'Special Angles Passport Card' (A6 card, coloured pens). The card must include: (1) a fully completed exact-value table for sin, cos, tan at 0°, 30°, 45°, 60°, 90°; (2) a small labelled diagram of either the 30-60-90 or 45-45-90 triangle; (3) one Kenya-context worked example (e.g., 'A telecommunications mast in Nairobi casts a shadow of 20 m when the sun is at 45°. Height = 20 × tan 45° = 20 × 1 = 20 m'); (4) the group's names and a creative group title. One card per group is laminated (or covered with sticky tape) and posted on the class DQB. The DQB is then updated: the class adds a new sticky-note row titled 'Exact Values Discovered' and sticks the completed exact-value table onto the board. The teacher facilitates a 3-minute whole-class review of the DQB, pointing to which driving-question threads have now been advanced.</w:t>
+            </w:r>
+          </w:p>
+        </w:tc>
+        <w:tc>
+          <w:tcPr>
+            <w:tcW w:type="dxa" w:w="3040"/>
+            <w:shd w:fill="F2F2F2" w:color="auto" w:val="clear"/>
+            <w:tcMar>
+              <w:top w:type="dxa" w:w="60"/>
+              <w:left w:type="dxa" w:w="120"/>
+              <w:bottom w:type="dxa" w:w="60"/>
+              <w:right w:type="dxa" w:w="120"/>
+            </w:tcMar>
+            <w:vAlign w:val="top"/>
+          </w:tcPr>
+          <w:p>
+            <w:pPr>
+              <w:keepNext w:val="false"/>
+              <w:spacing w:after="40" w:before="0"/>
+              <w:jc w:val="left"/>
+            </w:pPr>
+            <w:r>
+              <w:rPr>
+                <w:rFonts w:ascii="Arial" w:cs="Arial" w:eastAsia="Arial" w:hAnsi="Arial"/>
+                <w:b w:val="false"/>
+                <w:bCs w:val="false"/>
+                <w:i w:val="false"/>
+                <w:iCs w:val="false"/>
+                <w:color w:val="000000"/>
+                <w:sz w:val="18"/>
+                <w:szCs w:val="18"/>
+              </w:rPr>
+              <w:t xml:space="preserve">Say: 'You have 7 minutes to complete your group's passport card. Every value must be in exact form. Your Kenya example must be a real place and a realistic measurement.' Circulate and check cards for accuracy — particularly that sin 45° = 1/√2 or √2/2 (both acceptable), and that tan 30° = 1/√3 or √3/3. After 7 min: 'Post your card on the DQB. Let's look at what we now know.' Point to DQB: 'In Lesson 1 we asked: how can an angle tell us the height of a tree? In Lessons 4 and 5 we found approximate ratios using calculators. Today — what is new? What can we now do that we could not do before?' Cold-call 2 learners. Summarise: 'We now have exact values. If the sun in Kisumu were at 30°, 45°, or 60°, we could give the tree's height as a precise surd — no rounding error. This is a powerful upgrade to our model.'</w:t>
+            </w:r>
+          </w:p>
+        </w:tc>
+        <w:tc>
+          <w:tcPr>
+            <w:tcW w:type="dxa" w:w="3040"/>
+            <w:shd w:fill="FFFFFF" w:color="auto" w:val="clear"/>
+            <w:tcMar>
+              <w:top w:type="dxa" w:w="60"/>
+              <w:left w:type="dxa" w:w="120"/>
+              <w:bottom w:type="dxa" w:w="60"/>
+              <w:right w:type="dxa" w:w="120"/>
+            </w:tcMar>
+            <w:vAlign w:val="top"/>
+          </w:tcPr>
+          <w:p>
+            <w:pPr>
+              <w:keepNext w:val="false"/>
+              <w:spacing w:after="40" w:before="0"/>
+              <w:jc w:val="left"/>
+            </w:pPr>
+            <w:r>
+              <w:rPr>
+                <w:rFonts w:ascii="Arial" w:cs="Arial" w:eastAsia="Arial" w:hAnsi="Arial"/>
+                <w:b w:val="false"/>
+                <w:bCs w:val="false"/>
+                <w:i w:val="false"/>
+                <w:iCs w:val="false"/>
+                <w:color w:val="000000"/>
+                <w:sz w:val="18"/>
+                <w:szCs w:val="18"/>
+              </w:rPr>
+              <w:t xml:space="preserve">Artefact Creation + Public Display: The Passport Card is a 'knowledge artefact' (a physical, designed object encoding what was learned). Designing it requires learners to synthesise, organise, and make choices — higher-order thinking. Posting it publicly on the DQB creates social accountability and a visual record of the class's growing understanding across the 10-lesson sequence.</w:t>
+            </w:r>
+          </w:p>
+        </w:tc>
+        <w:tc>
+          <w:tcPr>
+            <w:tcW w:type="dxa" w:w="3040"/>
+            <w:shd w:fill="F2F2F2" w:color="auto" w:val="clear"/>
+            <w:tcMar>
+              <w:top w:type="dxa" w:w="60"/>
+              <w:left w:type="dxa" w:w="120"/>
+              <w:bottom w:type="dxa" w:w="60"/>
+              <w:right w:type="dxa" w:w="120"/>
+            </w:tcMar>
+            <w:vAlign w:val="top"/>
+          </w:tcPr>
+          <w:p>
+            <w:pPr>
+              <w:keepNext w:val="false"/>
+              <w:spacing w:after="40" w:before="0"/>
+              <w:jc w:val="left"/>
+            </w:pPr>
+            <w:r>
+              <w:rPr>
+                <w:rFonts w:ascii="Arial" w:cs="Arial" w:eastAsia="Arial" w:hAnsi="Arial"/>
+                <w:b w:val="false"/>
+                <w:bCs w:val="false"/>
+                <w:i w:val="false"/>
+                <w:iCs w:val="false"/>
+                <w:color w:val="000000"/>
+                <w:sz w:val="18"/>
+                <w:szCs w:val="18"/>
+              </w:rPr>
+              <w:t xml:space="preserve">Observable indicators: (1) Each posted passport card contains all five special angles with exact (not decimal) values. (2) The Kenya example uses correct SOH CAH TOA and a special angle. (3) DQB sticky-note is placed by learners, not the teacher — indicating ownership of the update. Red flag: decimal values on the card — teacher returns it to the group: 'Table 4, your sin 60° is written as 0.866. How did we derive it today? What is the exact form?'</w:t>
+            </w:r>
+          </w:p>
+        </w:tc>
+      </w:tr>
+      <w:tr>
+        <w:tc>
+          <w:tcPr>
+            <w:tcW w:type="dxa" w:w="1520"/>
+            <w:shd w:fill="D5E8F0" w:color="auto" w:val="clear"/>
+            <w:tcMar>
+              <w:top w:type="dxa" w:w="60"/>
+              <w:left w:type="dxa" w:w="120"/>
+              <w:bottom w:type="dxa" w:w="60"/>
+              <w:right w:type="dxa" w:w="120"/>
+            </w:tcMar>
+            <w:vAlign w:val="top"/>
+          </w:tcPr>
+          <w:p>
+            <w:pPr>
+              <w:keepNext w:val="false"/>
+              <w:spacing w:after="40" w:before="0"/>
+              <w:jc w:val="left"/>
+            </w:pPr>
+            <w:r>
+              <w:rPr>
+                <w:rFonts w:ascii="Arial" w:cs="Arial" w:eastAsia="Arial" w:hAnsi="Arial"/>
+                <w:b/>
+                <w:bCs/>
+                <w:i w:val="false"/>
+                <w:iCs w:val="false"/>
+                <w:color w:val="000000"/>
+                <w:sz w:val="18"/>
+                <w:szCs w:val="18"/>
+              </w:rPr>
+              <w:t xml:space="preserve">Model Building Phase</w:t>
+            </w:r>
+          </w:p>
+          <w:p>
+            <w:pPr>
+              <w:spacing w:after="20" w:before="0"/>
+            </w:pPr>
+            <w:r>
+              <w:rPr>
+                <w:rFonts w:ascii="Arial" w:cs="Arial" w:eastAsia="Arial" w:hAnsi="Arial"/>
+                <w:b/>
+                <w:bCs/>
+                <w:color w:val="1F3864"/>
+                <w:sz w:val="16"/>
+                <w:szCs w:val="16"/>
+              </w:rPr>
+              <w:t xml:space="preserve">📹 VIDEO:</w:t>
+            </w:r>
+          </w:p>
+          <w:p>
+            <w:pPr>
+              <w:spacing w:after="20" w:before="0"/>
+            </w:pPr>
+            <w:hyperlink w:history="1" r:id="rIdbkpmds-vi8gj6ctz5q8cw">
               <w:r>
                 <w:rPr>
                   <w:rFonts w:ascii="Arial" w:cs="Arial" w:eastAsia="Arial" w:hAnsi="Arial"/>
@@ -23389,7 +23764,7 @@
               <w:spacing w:after="10" w:before="0"/>
               <w:ind w:left="120"/>
             </w:pPr>
-            <w:hyperlink w:history="1" r:id="rIddaigdefmpmjk0hcgsmx4e">
+            <w:hyperlink w:history="1" r:id="rIdwlicjvv9jluyqdnojwrgu">
               <w:r>
                 <w:rPr>
                   <w:rFonts w:ascii="Arial" w:cs="Arial" w:eastAsia="Arial" w:hAnsi="Arial"/>
@@ -23434,7 +23809,7 @@
             <w:pPr>
               <w:spacing w:after="20" w:before="0"/>
             </w:pPr>
-            <w:hyperlink w:history="1" r:id="rIdek7csno9i-hccr6qq-rss">
+            <w:hyperlink w:history="1" r:id="rId2ftudtjcqdhogjzaqtbux">
               <w:r>
                 <w:rPr>
                   <w:rFonts w:ascii="Arial" w:cs="Arial" w:eastAsia="Arial" w:hAnsi="Arial"/>
@@ -23467,318 +23842,7 @@
               <w:spacing w:after="10" w:before="0"/>
               <w:ind w:left="120"/>
             </w:pPr>
-            <w:hyperlink w:history="1" r:id="rIdb0jxn1hrycu_isqb7qwx6">
-              <w:r>
-                <w:rPr>
-                  <w:rFonts w:ascii="Arial" w:cs="Arial" w:eastAsia="Arial" w:hAnsi="Arial"/>
-                  <w:color w:val="595959"/>
-                  <w:sz w:val="14"/>
-                  <w:szCs w:val="14"/>
-                  <w:u w:val="single" w:color="595959"/>
-                </w:rPr>
-                <w:t xml:space="preserve">🔍 Search ARES for similar readings</w:t>
-              </w:r>
-            </w:hyperlink>
-          </w:p>
-        </w:tc>
-        <w:tc>
-          <w:tcPr>
-            <w:tcW w:type="dxa" w:w="3040"/>
-            <w:shd w:fill="FFFFFF" w:color="auto" w:val="clear"/>
-            <w:tcMar>
-              <w:top w:type="dxa" w:w="60"/>
-              <w:left w:type="dxa" w:w="120"/>
-              <w:bottom w:type="dxa" w:w="60"/>
-              <w:right w:type="dxa" w:w="120"/>
-            </w:tcMar>
-            <w:vAlign w:val="top"/>
-          </w:tcPr>
-          <w:p>
-            <w:pPr>
-              <w:keepNext w:val="false"/>
-              <w:spacing w:after="40" w:before="0"/>
-              <w:jc w:val="left"/>
-            </w:pPr>
-            <w:r>
-              <w:rPr>
-                <w:rFonts w:ascii="Arial" w:cs="Arial" w:eastAsia="Arial" w:hAnsi="Arial"/>
-                <w:b w:val="false"/>
-                <w:bCs w:val="false"/>
-                <w:i w:val="false"/>
-                <w:iCs w:val="false"/>
-                <w:color w:val="000000"/>
-                <w:sz w:val="18"/>
-                <w:szCs w:val="18"/>
-              </w:rPr>
-              <w:t xml:space="preserve">Each group completes their 'Special Angles Passport Card' (A6 card, coloured pens). The card must include: (1) a fully completed exact-value table for sin, cos, tan at 0°, 30°, 45°, 60°, 90°; (2) a small labelled diagram of either the 30-60-90 or 45-45-90 triangle; (3) one Kenya-context worked example (e.g., 'A telecommunications mast in Nairobi casts a shadow of 20 m when the sun is at 45°. Height = 20 × tan 45° = 20 × 1 = 20 m'); (4) the group's names and a creative group title. One card per group is laminated (or covered with sticky tape) and posted on the class DQB. The DQB is then updated: the class adds a new sticky-note row titled 'Exact Values Discovered' and sticks the completed exact-value table onto the board. The teacher facilitates a 3-minute whole-class review of the DQB, pointing to which driving-question threads have now been advanced.</w:t>
-            </w:r>
-          </w:p>
-        </w:tc>
-        <w:tc>
-          <w:tcPr>
-            <w:tcW w:type="dxa" w:w="3040"/>
-            <w:shd w:fill="F2F2F2" w:color="auto" w:val="clear"/>
-            <w:tcMar>
-              <w:top w:type="dxa" w:w="60"/>
-              <w:left w:type="dxa" w:w="120"/>
-              <w:bottom w:type="dxa" w:w="60"/>
-              <w:right w:type="dxa" w:w="120"/>
-            </w:tcMar>
-            <w:vAlign w:val="top"/>
-          </w:tcPr>
-          <w:p>
-            <w:pPr>
-              <w:keepNext w:val="false"/>
-              <w:spacing w:after="40" w:before="0"/>
-              <w:jc w:val="left"/>
-            </w:pPr>
-            <w:r>
-              <w:rPr>
-                <w:rFonts w:ascii="Arial" w:cs="Arial" w:eastAsia="Arial" w:hAnsi="Arial"/>
-                <w:b w:val="false"/>
-                <w:bCs w:val="false"/>
-                <w:i w:val="false"/>
-                <w:iCs w:val="false"/>
-                <w:color w:val="000000"/>
-                <w:sz w:val="18"/>
-                <w:szCs w:val="18"/>
-              </w:rPr>
-              <w:t xml:space="preserve">Say: 'You have 7 minutes to complete your group's passport card. Every value must be in exact form. Your Kenya example must be a real place and a realistic measurement.' Circulate and check cards for accuracy — particularly that sin 45° = 1/√2 or √2/2 (both acceptable), and that tan 30° = 1/√3 or √3/3. After 7 min: 'Post your card on the DQB. Let's look at what we now know.' Point to DQB: 'In Lesson 1 we asked: how can an angle tell us the height of a tree? In Lessons 4 and 5 we found approximate ratios using calculators. Today — what is new? What can we now do that we could not do before?' Cold-call 2 learners. Summarise: 'We now have exact values. If the sun in Kisumu were at 30°, 45°, or 60°, we could give the tree's height as a precise surd — no rounding error. This is a powerful upgrade to our model.'</w:t>
-            </w:r>
-          </w:p>
-        </w:tc>
-        <w:tc>
-          <w:tcPr>
-            <w:tcW w:type="dxa" w:w="3040"/>
-            <w:shd w:fill="FFFFFF" w:color="auto" w:val="clear"/>
-            <w:tcMar>
-              <w:top w:type="dxa" w:w="60"/>
-              <w:left w:type="dxa" w:w="120"/>
-              <w:bottom w:type="dxa" w:w="60"/>
-              <w:right w:type="dxa" w:w="120"/>
-            </w:tcMar>
-            <w:vAlign w:val="top"/>
-          </w:tcPr>
-          <w:p>
-            <w:pPr>
-              <w:keepNext w:val="false"/>
-              <w:spacing w:after="40" w:before="0"/>
-              <w:jc w:val="left"/>
-            </w:pPr>
-            <w:r>
-              <w:rPr>
-                <w:rFonts w:ascii="Arial" w:cs="Arial" w:eastAsia="Arial" w:hAnsi="Arial"/>
-                <w:b w:val="false"/>
-                <w:bCs w:val="false"/>
-                <w:i w:val="false"/>
-                <w:iCs w:val="false"/>
-                <w:color w:val="000000"/>
-                <w:sz w:val="18"/>
-                <w:szCs w:val="18"/>
-              </w:rPr>
-              <w:t xml:space="preserve">Artefact Creation + Public Display: The Passport Card is a 'knowledge artefact' (a physical, designed object encoding what was learned). Designing it requires learners to synthesise, organise, and make choices — higher-order thinking. Posting it publicly on the DQB creates social accountability and a visual record of the class's growing understanding across the 10-lesson sequence.</w:t>
-            </w:r>
-          </w:p>
-        </w:tc>
-        <w:tc>
-          <w:tcPr>
-            <w:tcW w:type="dxa" w:w="3040"/>
-            <w:shd w:fill="F2F2F2" w:color="auto" w:val="clear"/>
-            <w:tcMar>
-              <w:top w:type="dxa" w:w="60"/>
-              <w:left w:type="dxa" w:w="120"/>
-              <w:bottom w:type="dxa" w:w="60"/>
-              <w:right w:type="dxa" w:w="120"/>
-            </w:tcMar>
-            <w:vAlign w:val="top"/>
-          </w:tcPr>
-          <w:p>
-            <w:pPr>
-              <w:keepNext w:val="false"/>
-              <w:spacing w:after="40" w:before="0"/>
-              <w:jc w:val="left"/>
-            </w:pPr>
-            <w:r>
-              <w:rPr>
-                <w:rFonts w:ascii="Arial" w:cs="Arial" w:eastAsia="Arial" w:hAnsi="Arial"/>
-                <w:b w:val="false"/>
-                <w:bCs w:val="false"/>
-                <w:i w:val="false"/>
-                <w:iCs w:val="false"/>
-                <w:color w:val="000000"/>
-                <w:sz w:val="18"/>
-                <w:szCs w:val="18"/>
-              </w:rPr>
-              <w:t xml:space="preserve">Observable indicators: (1) Each posted passport card contains all five special angles with exact (not decimal) values. (2) The Kenya example uses correct SOH CAH TOA and a special angle. (3) DQB sticky-note is placed by learners, not the teacher — indicating ownership of the update. Red flag: decimal values on the card — teacher returns it to the group: 'Table 4, your sin 60° is written as 0.866. How did we derive it today? What is the exact form?'</w:t>
-            </w:r>
-          </w:p>
-        </w:tc>
-      </w:tr>
-      <w:tr>
-        <w:tc>
-          <w:tcPr>
-            <w:tcW w:type="dxa" w:w="1520"/>
-            <w:shd w:fill="D5E8F0" w:color="auto" w:val="clear"/>
-            <w:tcMar>
-              <w:top w:type="dxa" w:w="60"/>
-              <w:left w:type="dxa" w:w="120"/>
-              <w:bottom w:type="dxa" w:w="60"/>
-              <w:right w:type="dxa" w:w="120"/>
-            </w:tcMar>
-            <w:vAlign w:val="top"/>
-          </w:tcPr>
-          <w:p>
-            <w:pPr>
-              <w:keepNext w:val="false"/>
-              <w:spacing w:after="40" w:before="0"/>
-              <w:jc w:val="left"/>
-            </w:pPr>
-            <w:r>
-              <w:rPr>
-                <w:rFonts w:ascii="Arial" w:cs="Arial" w:eastAsia="Arial" w:hAnsi="Arial"/>
-                <w:b/>
-                <w:bCs/>
-                <w:i w:val="false"/>
-                <w:iCs w:val="false"/>
-                <w:color w:val="000000"/>
-                <w:sz w:val="18"/>
-                <w:szCs w:val="18"/>
-              </w:rPr>
-              <w:t xml:space="preserve">Model Building Phase</w:t>
-            </w:r>
-          </w:p>
-          <w:p>
-            <w:pPr>
-              <w:spacing w:after="20" w:before="0"/>
-            </w:pPr>
-            <w:r>
-              <w:rPr>
-                <w:rFonts w:ascii="Arial" w:cs="Arial" w:eastAsia="Arial" w:hAnsi="Arial"/>
-                <w:b/>
-                <w:bCs/>
-                <w:color w:val="1F3864"/>
-                <w:sz w:val="16"/>
-                <w:szCs w:val="16"/>
-              </w:rPr>
-              <w:t xml:space="preserve">📹 VIDEO:</w:t>
-            </w:r>
-          </w:p>
-          <w:p>
-            <w:pPr>
-              <w:spacing w:after="20" w:before="0"/>
-            </w:pPr>
-            <w:hyperlink w:history="1" r:id="rIdwltxokzms8v_0jmhk11gf">
-              <w:r>
-                <w:rPr>
-                  <w:rFonts w:ascii="Arial" w:cs="Arial" w:eastAsia="Arial" w:hAnsi="Arial"/>
-                  <w:color w:val="2E75B6"/>
-                  <w:sz w:val="16"/>
-                  <w:szCs w:val="16"/>
-                  <w:u w:val="single" w:color="2E75B6"/>
-                </w:rPr>
-                <w:t xml:space="preserve">Special right triangles proof (part 2)</w:t>
-              </w:r>
-            </w:hyperlink>
-          </w:p>
-          <w:p>
-            <w:pPr>
-              <w:spacing w:after="10" w:before="0"/>
-              <w:ind w:left="120"/>
-            </w:pPr>
-            <w:r>
-              <w:rPr>
-                <w:rFonts w:ascii="Arial" w:cs="Arial" w:eastAsia="Arial" w:hAnsi="Arial"/>
-                <w:color w:val="595959"/>
-                <w:sz w:val="14"/>
-                <w:szCs w:val="14"/>
-              </w:rPr>
-              <w:t xml:space="preserve">Source: Khan Academy (English - US curriculum)</w:t>
-            </w:r>
-          </w:p>
-          <w:p>
-            <w:pPr>
-              <w:spacing w:after="10" w:before="0"/>
-              <w:ind w:left="120"/>
-            </w:pPr>
-            <w:hyperlink w:history="1" r:id="rIdnxjadnvdqhkpqsdklfjzq">
-              <w:r>
-                <w:rPr>
-                  <w:rFonts w:ascii="Arial" w:cs="Arial" w:eastAsia="Arial" w:hAnsi="Arial"/>
-                  <w:color w:val="595959"/>
-                  <w:sz w:val="14"/>
-                  <w:szCs w:val="14"/>
-                  <w:u w:val="single" w:color="595959"/>
-                </w:rPr>
-                <w:t xml:space="preserve">🔍 Search ARES for similar videos</w:t>
-              </w:r>
-            </w:hyperlink>
-          </w:p>
-          <w:p>
-            <w:pPr>
-              <w:spacing w:after="40" w:before="0"/>
-            </w:pPr>
-            <w:r>
-              <w:rPr>
-                <w:sz w:val="14"/>
-                <w:szCs w:val="14"/>
-              </w:rPr>
-              <w:t xml:space="preserve"/>
-            </w:r>
-          </w:p>
-          <w:p>
-            <w:pPr>
-              <w:spacing w:after="20" w:before="0"/>
-            </w:pPr>
-            <w:r>
-              <w:rPr>
-                <w:rFonts w:ascii="Arial" w:cs="Arial" w:eastAsia="Arial" w:hAnsi="Arial"/>
-                <w:b/>
-                <w:bCs/>
-                <w:color w:val="1F3864"/>
-                <w:sz w:val="16"/>
-                <w:szCs w:val="16"/>
-              </w:rPr>
-              <w:t xml:space="preserve">📖 EXERCISE:</w:t>
-            </w:r>
-          </w:p>
-          <w:p>
-            <w:pPr>
-              <w:spacing w:after="20" w:before="0"/>
-            </w:pPr>
-            <w:hyperlink w:history="1" r:id="rIdjn7tiog2wxxndbdpiyoaw">
-              <w:r>
-                <w:rPr>
-                  <w:rFonts w:ascii="Arial" w:cs="Arial" w:eastAsia="Arial" w:hAnsi="Arial"/>
-                  <w:color w:val="2E75B6"/>
-                  <w:sz w:val="16"/>
-                  <w:szCs w:val="16"/>
-                  <w:u w:val="single" w:color="2E75B6"/>
-                </w:rPr>
-                <w:t xml:space="preserve">Trig values of π/6, π/4, and π/3</w:t>
-              </w:r>
-            </w:hyperlink>
-          </w:p>
-          <w:p>
-            <w:pPr>
-              <w:spacing w:after="10" w:before="0"/>
-              <w:ind w:left="120"/>
-            </w:pPr>
-            <w:r>
-              <w:rPr>
-                <w:rFonts w:ascii="Arial" w:cs="Arial" w:eastAsia="Arial" w:hAnsi="Arial"/>
-                <w:color w:val="595959"/>
-                <w:sz w:val="14"/>
-                <w:szCs w:val="14"/>
-              </w:rPr>
-              <w:t xml:space="preserve">Source: Khan Academy (English - US curriculum)</w:t>
-            </w:r>
-          </w:p>
-          <w:p>
-            <w:pPr>
-              <w:spacing w:after="10" w:before="0"/>
-              <w:ind w:left="120"/>
-            </w:pPr>
-            <w:hyperlink w:history="1" r:id="rId-6vqvmo4jjxxasc12lqmb">
+            <w:hyperlink w:history="1" r:id="rIdzaqfpdmcz6ohuda4gqvyv">
               <w:r>
                 <w:rPr>
                   <w:rFonts w:ascii="Arial" w:cs="Arial" w:eastAsia="Arial" w:hAnsi="Arial"/>
@@ -24862,7 +24926,7 @@
         </w:rPr>
         <w:t xml:space="preserve">© 2026 SeaVuria and ARES. Aligned with KICD objectives. Developed by SeaVuria; technical implementation by ARES (with AI assistance from Claude). Licensed under </w:t>
       </w:r>
-      <w:hyperlink w:history="1" r:id="rIdmp5ydeye3yutmfl7ygjz3">
+      <w:hyperlink w:history="1" r:id="rIdqym1uc1e-xk0o1ejefjop">
         <w:r>
           <w:rPr>
             <w:rFonts w:ascii="Arial" w:cs="Arial" w:eastAsia="Arial" w:hAnsi="Arial"/>
@@ -24883,7 +24947,7 @@
         </w:rPr>
         <w:t xml:space="preserve"> (</w:t>
       </w:r>
-      <w:hyperlink w:history="1" r:id="rIdzu6ipkz1hiei2om72tty3">
+      <w:hyperlink w:history="1" r:id="rIdrf6y6ludxsxtglrv1ebbn">
         <w:r>
           <w:rPr>
             <w:rFonts w:ascii="Arial" w:cs="Arial" w:eastAsia="Arial" w:hAnsi="Arial"/>
@@ -25923,7 +25987,7 @@
             <w:pPr>
               <w:spacing w:after="20" w:before="0"/>
             </w:pPr>
-            <w:hyperlink w:history="1" r:id="rIdogahim_hoklkpcagl0vhu">
+            <w:hyperlink w:history="1" r:id="rIdud12hml1nppmjnx2tkeyk">
               <w:r>
                 <w:rPr>
                   <w:rFonts w:ascii="Arial" w:cs="Arial" w:eastAsia="Arial" w:hAnsi="Arial"/>
@@ -25956,7 +26020,7 @@
               <w:spacing w:after="10" w:before="0"/>
               <w:ind w:left="120"/>
             </w:pPr>
-            <w:hyperlink w:history="1" r:id="rIdqwmqp6l50vplsbcj_qtnh">
+            <w:hyperlink w:history="1" r:id="rIdxjz71nh2a3uyo1qp_9wrq">
               <w:r>
                 <w:rPr>
                   <w:rFonts w:ascii="Arial" w:cs="Arial" w:eastAsia="Arial" w:hAnsi="Arial"/>
@@ -26001,7 +26065,7 @@
             <w:pPr>
               <w:spacing w:after="20" w:before="0"/>
             </w:pPr>
-            <w:hyperlink w:history="1" r:id="rIdmgpy_7q1v0ol7e7n3e44j">
+            <w:hyperlink w:history="1" r:id="rIdjuh1kf2u4hgnbpkmpwjqh">
               <w:r>
                 <w:rPr>
                   <w:rFonts w:ascii="Arial" w:cs="Arial" w:eastAsia="Arial" w:hAnsi="Arial"/>
@@ -26034,7 +26098,7 @@
               <w:spacing w:after="10" w:before="0"/>
               <w:ind w:left="120"/>
             </w:pPr>
-            <w:hyperlink w:history="1" r:id="rIdms0awnrpqytq_ohj2egje">
+            <w:hyperlink w:history="1" r:id="rIdvdboxjf0kqw3onjvhfz5g">
               <w:r>
                 <w:rPr>
                   <w:rFonts w:ascii="Arial" w:cs="Arial" w:eastAsia="Arial" w:hAnsi="Arial"/>
@@ -26234,7 +26298,7 @@
             <w:pPr>
               <w:spacing w:after="20" w:before="0"/>
             </w:pPr>
-            <w:hyperlink w:history="1" r:id="rIdwuwhoaef_patf3ftssyre">
+            <w:hyperlink w:history="1" r:id="rId4a4hmxzro7lpt9z0fhwnz">
               <w:r>
                 <w:rPr>
                   <w:rFonts w:ascii="Arial" w:cs="Arial" w:eastAsia="Arial" w:hAnsi="Arial"/>
@@ -26267,7 +26331,7 @@
               <w:spacing w:after="10" w:before="0"/>
               <w:ind w:left="120"/>
             </w:pPr>
-            <w:hyperlink w:history="1" r:id="rIdpzsrcejotkn46i5sqfpaa">
+            <w:hyperlink w:history="1" r:id="rIdhxz7rwqjvoylqi8onb8kn">
               <w:r>
                 <w:rPr>
                   <w:rFonts w:ascii="Arial" w:cs="Arial" w:eastAsia="Arial" w:hAnsi="Arial"/>
@@ -26312,7 +26376,7 @@
             <w:pPr>
               <w:spacing w:after="20" w:before="0"/>
             </w:pPr>
-            <w:hyperlink w:history="1" r:id="rIdr-ij8felwums2soqxh5ob">
+            <w:hyperlink w:history="1" r:id="rIddbttrmd7fozwevjxvaw3s">
               <w:r>
                 <w:rPr>
                   <w:rFonts w:ascii="Arial" w:cs="Arial" w:eastAsia="Arial" w:hAnsi="Arial"/>
@@ -26345,7 +26409,7 @@
               <w:spacing w:after="10" w:before="0"/>
               <w:ind w:left="120"/>
             </w:pPr>
-            <w:hyperlink w:history="1" r:id="rIdd-xce8hsae7yc0tkjfpqo">
+            <w:hyperlink w:history="1" r:id="rIdfnw1thbtwlsid7hohumwk">
               <w:r>
                 <w:rPr>
                   <w:rFonts w:ascii="Arial" w:cs="Arial" w:eastAsia="Arial" w:hAnsi="Arial"/>
@@ -26545,7 +26609,7 @@
             <w:pPr>
               <w:spacing w:after="20" w:before="0"/>
             </w:pPr>
-            <w:hyperlink w:history="1" r:id="rIdbso3ftnrd_s86gugye5dr">
+            <w:hyperlink w:history="1" r:id="rIdghjl6cbanr8xweettnzi8">
               <w:r>
                 <w:rPr>
                   <w:rFonts w:ascii="Arial" w:cs="Arial" w:eastAsia="Arial" w:hAnsi="Arial"/>
@@ -26578,7 +26642,7 @@
               <w:spacing w:after="10" w:before="0"/>
               <w:ind w:left="120"/>
             </w:pPr>
-            <w:hyperlink w:history="1" r:id="rIdudbpshupplzbckia6tjjz">
+            <w:hyperlink w:history="1" r:id="rIdde8148rmhzxpp2kpepfn1">
               <w:r>
                 <w:rPr>
                   <w:rFonts w:ascii="Arial" w:cs="Arial" w:eastAsia="Arial" w:hAnsi="Arial"/>
@@ -26623,7 +26687,7 @@
             <w:pPr>
               <w:spacing w:after="20" w:before="0"/>
             </w:pPr>
-            <w:hyperlink w:history="1" r:id="rId0_e2o2po7dqj49mjep8g5">
+            <w:hyperlink w:history="1" r:id="rIduxtozmr5-wccz6rarjxj_">
               <w:r>
                 <w:rPr>
                   <w:rFonts w:ascii="Arial" w:cs="Arial" w:eastAsia="Arial" w:hAnsi="Arial"/>
@@ -26672,7 +26736,7 @@
               <w:spacing w:after="10" w:before="0"/>
               <w:ind w:left="120"/>
             </w:pPr>
-            <w:hyperlink w:history="1" r:id="rIdwj6kbxyrm3ehnrr8kuswn">
+            <w:hyperlink w:history="1" r:id="rIdogzfdhcs1iiebbldh5yxv">
               <w:r>
                 <w:rPr>
                   <w:rFonts w:ascii="Arial" w:cs="Arial" w:eastAsia="Arial" w:hAnsi="Arial"/>
@@ -26823,33 +26887,33 @@
         <w:tc>
           <w:tcPr>
             <w:tcW w:type="dxa" w:w="1520"/>
-            <w:shd w:fill="F2F2F2" w:color="auto" w:val="clear"/>
-            <w:tcMar>
-              <w:top w:type="dxa" w:w="60"/>
-              <w:left w:type="dxa" w:w="120"/>
-              <w:bottom w:type="dxa" w:w="60"/>
-              <w:right w:type="dxa" w:w="120"/>
-            </w:tcMar>
-            <w:vAlign w:val="top"/>
-          </w:tcPr>
-          <w:p>
-            <w:pPr>
-              <w:keepNext w:val="false"/>
-              <w:spacing w:after="40" w:before="0"/>
-              <w:jc w:val="left"/>
-            </w:pPr>
-            <w:r>
-              <w:rPr>
-                <w:rFonts w:ascii="Arial" w:cs="Arial" w:eastAsia="Arial" w:hAnsi="Arial"/>
-                <w:b/>
-                <w:bCs/>
-                <w:i w:val="false"/>
-                <w:iCs w:val="false"/>
-                <w:color w:val="000000"/>
-                <w:sz w:val="18"/>
-                <w:szCs w:val="18"/>
-              </w:rPr>
-              <w:t xml:space="preserve">Driving Question Board</w:t>
+            <w:shd w:fill="FCE4D6" w:color="auto" w:val="clear"/>
+            <w:tcMar>
+              <w:top w:type="dxa" w:w="60"/>
+              <w:left w:type="dxa" w:w="120"/>
+              <w:bottom w:type="dxa" w:w="60"/>
+              <w:right w:type="dxa" w:w="120"/>
+            </w:tcMar>
+            <w:vAlign w:val="top"/>
+          </w:tcPr>
+          <w:p>
+            <w:pPr>
+              <w:keepNext w:val="false"/>
+              <w:spacing w:after="40" w:before="0"/>
+              <w:jc w:val="left"/>
+            </w:pPr>
+            <w:r>
+              <w:rPr>
+                <w:rFonts w:ascii="Arial" w:cs="Arial" w:eastAsia="Arial" w:hAnsi="Arial"/>
+                <w:b/>
+                <w:bCs/>
+                <w:i w:val="false"/>
+                <w:iCs w:val="false"/>
+                <w:color w:val="000000"/>
+                <w:sz w:val="18"/>
+                <w:szCs w:val="18"/>
+              </w:rPr>
+              <w:t xml:space="preserve">Driving Question Board (DQB) Creation</w:t>
             </w:r>
           </w:p>
           <w:p>
@@ -26872,7 +26936,7 @@
             <w:pPr>
               <w:spacing w:after="20" w:before="0"/>
             </w:pPr>
-            <w:hyperlink w:history="1" r:id="rIdijt10rkk2xkzupdtfzjfe">
+            <w:hyperlink w:history="1" r:id="rIdtvtpqa62n6s624azccsj7">
               <w:r>
                 <w:rPr>
                   <w:rFonts w:ascii="Arial" w:cs="Arial" w:eastAsia="Arial" w:hAnsi="Arial"/>
@@ -26881,7 +26945,7 @@
                   <w:szCs w:val="16"/>
                   <w:u w:val="single" w:color="2E75B6"/>
                 </w:rPr>
-                <w:t xml:space="preserve">Intro to the trigonometric ratios</w:t>
+                <w:t xml:space="preserve">Special right triangles proof (part 2) -dubbed(KY)</w:t>
               </w:r>
             </w:hyperlink>
           </w:p>
@@ -26905,7 +26969,7 @@
               <w:spacing w:after="10" w:before="0"/>
               <w:ind w:left="120"/>
             </w:pPr>
-            <w:hyperlink w:history="1" r:id="rIdz7tzizzrxocp7ygdxrbnv">
+            <w:hyperlink w:history="1" r:id="rIdyza4hzzo3yabguatvwjda">
               <w:r>
                 <w:rPr>
                   <w:rFonts w:ascii="Arial" w:cs="Arial" w:eastAsia="Arial" w:hAnsi="Arial"/>
@@ -26950,7 +27014,7 @@
             <w:pPr>
               <w:spacing w:after="20" w:before="0"/>
             </w:pPr>
-            <w:hyperlink w:history="1" r:id="rId3lgwkly63i9ydalyukqqv">
+            <w:hyperlink w:history="1" r:id="rIdzvh3rjuzt9puwx3zc1boi">
               <w:r>
                 <w:rPr>
                   <w:rFonts w:ascii="Arial" w:cs="Arial" w:eastAsia="Arial" w:hAnsi="Arial"/>
@@ -26959,9 +27023,25 @@
                   <w:szCs w:val="16"/>
                   <w:u w:val="single" w:color="2E75B6"/>
                 </w:rPr>
-                <w:t xml:space="preserve">Trig values of special angles</w:t>
+                <w:t xml:space="preserve">Trigonometric ratios in right triangles</w:t>
               </w:r>
             </w:hyperlink>
+          </w:p>
+          <w:p>
+            <w:pPr>
+              <w:spacing w:after="20" w:before="0"/>
+            </w:pPr>
+            <w:r>
+              <w:rPr>
+                <w:rFonts w:ascii="Arial" w:cs="Arial" w:eastAsia="Arial" w:hAnsi="Arial"/>
+                <w:i/>
+                <w:iCs/>
+                <w:color w:val="595959"/>
+                <w:sz w:val="16"/>
+                <w:szCs w:val="16"/>
+              </w:rPr>
+              <w:t xml:space="preserve">Related topic: not an exact match for this lesson.</w:t>
+            </w:r>
           </w:p>
           <w:p>
             <w:pPr>
@@ -26983,7 +27063,7 @@
               <w:spacing w:after="10" w:before="0"/>
               <w:ind w:left="120"/>
             </w:pPr>
-            <w:hyperlink w:history="1" r:id="rIdjnppxnhuddkvtn6fixar4">
+            <w:hyperlink w:history="1" r:id="rIdnaet6gggzuorxftnyoylk">
               <w:r>
                 <w:rPr>
                   <w:rFonts w:ascii="Arial" w:cs="Arial" w:eastAsia="Arial" w:hAnsi="Arial"/>
@@ -27183,7 +27263,7 @@
             <w:pPr>
               <w:spacing w:after="20" w:before="0"/>
             </w:pPr>
-            <w:hyperlink w:history="1" r:id="rIdetuyx-rdyrxb9ih1cjvn3">
+            <w:hyperlink w:history="1" r:id="rId69lzypstkx4qyoejxuq-e">
               <w:r>
                 <w:rPr>
                   <w:rFonts w:ascii="Arial" w:cs="Arial" w:eastAsia="Arial" w:hAnsi="Arial"/>
@@ -27216,7 +27296,7 @@
               <w:spacing w:after="10" w:before="0"/>
               <w:ind w:left="120"/>
             </w:pPr>
-            <w:hyperlink w:history="1" r:id="rIddwnmpe6d_u9en1hb9tq9w">
+            <w:hyperlink w:history="1" r:id="rIdry9nodm23pbm9-ywso8yo">
               <w:r>
                 <w:rPr>
                   <w:rFonts w:ascii="Arial" w:cs="Arial" w:eastAsia="Arial" w:hAnsi="Arial"/>
@@ -27261,7 +27341,7 @@
             <w:pPr>
               <w:spacing w:after="20" w:before="0"/>
             </w:pPr>
-            <w:hyperlink w:history="1" r:id="rIdbv2tsxsuapo5fqxhule5h">
+            <w:hyperlink w:history="1" r:id="rIduffriapr7yajohp_d5dbo">
               <w:r>
                 <w:rPr>
                   <w:rFonts w:ascii="Arial" w:cs="Arial" w:eastAsia="Arial" w:hAnsi="Arial"/>
@@ -27310,7 +27390,7 @@
               <w:spacing w:after="10" w:before="0"/>
               <w:ind w:left="120"/>
             </w:pPr>
-            <w:hyperlink w:history="1" r:id="rIdcwiwkret2iz00wjzml708">
+            <w:hyperlink w:history="1" r:id="rIdbffryjygnh7h5ohz468qe">
               <w:r>
                 <w:rPr>
                   <w:rFonts w:ascii="Arial" w:cs="Arial" w:eastAsia="Arial" w:hAnsi="Arial"/>
@@ -27835,7 +27915,7 @@
         </w:rPr>
         <w:t xml:space="preserve">© 2026 SeaVuria and ARES. Aligned with KICD objectives. Developed by SeaVuria; technical implementation by ARES (with AI assistance from Claude). Licensed under </w:t>
       </w:r>
-      <w:hyperlink w:history="1" r:id="rIdhoc9o1snpkwamdi3z6qbq">
+      <w:hyperlink w:history="1" r:id="rIddf_8iklnpautmubhnwmeo">
         <w:r>
           <w:rPr>
             <w:rFonts w:ascii="Arial" w:cs="Arial" w:eastAsia="Arial" w:hAnsi="Arial"/>
@@ -27856,7 +27936,7 @@
         </w:rPr>
         <w:t xml:space="preserve"> (</w:t>
       </w:r>
-      <w:hyperlink w:history="1" r:id="rIdhjsiw6pa05eagulfklbyq">
+      <w:hyperlink w:history="1" r:id="rIddpmt8xlxymb4mfjgg5nov">
         <w:r>
           <w:rPr>
             <w:rFonts w:ascii="Arial" w:cs="Arial" w:eastAsia="Arial" w:hAnsi="Arial"/>
@@ -28896,7 +28976,7 @@
             <w:pPr>
               <w:spacing w:after="20" w:before="0"/>
             </w:pPr>
-            <w:hyperlink w:history="1" r:id="rIdbqvc-szdw07m2sh9cjw2s">
+            <w:hyperlink w:history="1" r:id="rIdratmlbnx0eb05tntjyqni">
               <w:r>
                 <w:rPr>
                   <w:rFonts w:ascii="Arial" w:cs="Arial" w:eastAsia="Arial" w:hAnsi="Arial"/>
@@ -28945,7 +29025,7 @@
               <w:spacing w:after="10" w:before="0"/>
               <w:ind w:left="120"/>
             </w:pPr>
-            <w:hyperlink w:history="1" r:id="rId7zcrzx13lzwvkttqexosw">
+            <w:hyperlink w:history="1" r:id="rIdpixw8tzwmwl7ltel0hszu">
               <w:r>
                 <w:rPr>
                   <w:rFonts w:ascii="Arial" w:cs="Arial" w:eastAsia="Arial" w:hAnsi="Arial"/>
@@ -28990,7 +29070,7 @@
             <w:pPr>
               <w:spacing w:after="20" w:before="0"/>
             </w:pPr>
-            <w:hyperlink w:history="1" r:id="rIdf-h0e0txnwed2kumg_zkg">
+            <w:hyperlink w:history="1" r:id="rIdx5fa1dkzyi2pec6oshubh">
               <w:r>
                 <w:rPr>
                   <w:rFonts w:ascii="Arial" w:cs="Arial" w:eastAsia="Arial" w:hAnsi="Arial"/>
@@ -29023,7 +29103,7 @@
               <w:spacing w:after="10" w:before="0"/>
               <w:ind w:left="120"/>
             </w:pPr>
-            <w:hyperlink w:history="1" r:id="rIdge0pcu3sijqgp5xkdrxpc">
+            <w:hyperlink w:history="1" r:id="rIdxbwa6uopsx6q2jrclgttx">
               <w:r>
                 <w:rPr>
                   <w:rFonts w:ascii="Arial" w:cs="Arial" w:eastAsia="Arial" w:hAnsi="Arial"/>
@@ -29223,7 +29303,7 @@
             <w:pPr>
               <w:spacing w:after="20" w:before="0"/>
             </w:pPr>
-            <w:hyperlink w:history="1" r:id="rIdtwrttp3aplyvomdmbeafm">
+            <w:hyperlink w:history="1" r:id="rIdwsmzqqyi_ga4hpx_tjykg">
               <w:r>
                 <w:rPr>
                   <w:rFonts w:ascii="Arial" w:cs="Arial" w:eastAsia="Arial" w:hAnsi="Arial"/>
@@ -29272,7 +29352,7 @@
               <w:spacing w:after="10" w:before="0"/>
               <w:ind w:left="120"/>
             </w:pPr>
-            <w:hyperlink w:history="1" r:id="rIdinyuhklkilnnby2n064zh">
+            <w:hyperlink w:history="1" r:id="rIdh0w72nyhnyszcebvgxaih">
               <w:r>
                 <w:rPr>
                   <w:rFonts w:ascii="Arial" w:cs="Arial" w:eastAsia="Arial" w:hAnsi="Arial"/>
@@ -29317,7 +29397,7 @@
             <w:pPr>
               <w:spacing w:after="20" w:before="0"/>
             </w:pPr>
-            <w:hyperlink w:history="1" r:id="rIdcdbchgl6yoyehx58qwqsa">
+            <w:hyperlink w:history="1" r:id="rId2nu7k04dhq1dgwyvf-fdq">
               <w:r>
                 <w:rPr>
                   <w:rFonts w:ascii="Arial" w:cs="Arial" w:eastAsia="Arial" w:hAnsi="Arial"/>
@@ -29350,7 +29430,7 @@
               <w:spacing w:after="10" w:before="0"/>
               <w:ind w:left="120"/>
             </w:pPr>
-            <w:hyperlink w:history="1" r:id="rIdwxahqurlubrpci55c-iny">
+            <w:hyperlink w:history="1" r:id="rIdfre8gpg7_wq_df4z-qjqk">
               <w:r>
                 <w:rPr>
                   <w:rFonts w:ascii="Arial" w:cs="Arial" w:eastAsia="Arial" w:hAnsi="Arial"/>
@@ -29550,7 +29630,7 @@
             <w:pPr>
               <w:spacing w:after="20" w:before="0"/>
             </w:pPr>
-            <w:hyperlink w:history="1" r:id="rIdheqmhbuzuss300kw8mqte">
+            <w:hyperlink w:history="1" r:id="rIdaqmgbtmvwdgovxphobqcg">
               <w:r>
                 <w:rPr>
                   <w:rFonts w:ascii="Arial" w:cs="Arial" w:eastAsia="Arial" w:hAnsi="Arial"/>
@@ -29599,7 +29679,7 @@
               <w:spacing w:after="10" w:before="0"/>
               <w:ind w:left="120"/>
             </w:pPr>
-            <w:hyperlink w:history="1" r:id="rId8hwkmnhz0205n8ct0vicm">
+            <w:hyperlink w:history="1" r:id="rIdnrwjrf8vs5kdzd1rh9879">
               <w:r>
                 <w:rPr>
                   <w:rFonts w:ascii="Arial" w:cs="Arial" w:eastAsia="Arial" w:hAnsi="Arial"/>
@@ -29644,7 +29724,7 @@
             <w:pPr>
               <w:spacing w:after="20" w:before="0"/>
             </w:pPr>
-            <w:hyperlink w:history="1" r:id="rIdunsuxasmau8kb1wcbuxkq">
+            <w:hyperlink w:history="1" r:id="rId2tjmunz3nroox23x3lvse">
               <w:r>
                 <w:rPr>
                   <w:rFonts w:ascii="Arial" w:cs="Arial" w:eastAsia="Arial" w:hAnsi="Arial"/>
@@ -29677,7 +29757,7 @@
               <w:spacing w:after="10" w:before="0"/>
               <w:ind w:left="120"/>
             </w:pPr>
-            <w:hyperlink w:history="1" r:id="rIdlfsdltprwxr15cpy_idzl">
+            <w:hyperlink w:history="1" r:id="rIdn9o15x6ubv4-4yqlfisqj">
               <w:r>
                 <w:rPr>
                   <w:rFonts w:ascii="Arial" w:cs="Arial" w:eastAsia="Arial" w:hAnsi="Arial"/>
@@ -29828,33 +29908,33 @@
         <w:tc>
           <w:tcPr>
             <w:tcW w:type="dxa" w:w="1520"/>
-            <w:shd w:fill="F2F2F2" w:color="auto" w:val="clear"/>
-            <w:tcMar>
-              <w:top w:type="dxa" w:w="60"/>
-              <w:left w:type="dxa" w:w="120"/>
-              <w:bottom w:type="dxa" w:w="60"/>
-              <w:right w:type="dxa" w:w="120"/>
-            </w:tcMar>
-            <w:vAlign w:val="top"/>
-          </w:tcPr>
-          <w:p>
-            <w:pPr>
-              <w:keepNext w:val="false"/>
-              <w:spacing w:after="40" w:before="0"/>
-              <w:jc w:val="left"/>
-            </w:pPr>
-            <w:r>
-              <w:rPr>
-                <w:rFonts w:ascii="Arial" w:cs="Arial" w:eastAsia="Arial" w:hAnsi="Arial"/>
-                <w:b/>
-                <w:bCs/>
-                <w:i w:val="false"/>
-                <w:iCs w:val="false"/>
-                <w:color w:val="000000"/>
-                <w:sz w:val="18"/>
-                <w:szCs w:val="18"/>
-              </w:rPr>
-              <w:t xml:space="preserve">Driving Question Board</w:t>
+            <w:shd w:fill="FCE4D6" w:color="auto" w:val="clear"/>
+            <w:tcMar>
+              <w:top w:type="dxa" w:w="60"/>
+              <w:left w:type="dxa" w:w="120"/>
+              <w:bottom w:type="dxa" w:w="60"/>
+              <w:right w:type="dxa" w:w="120"/>
+            </w:tcMar>
+            <w:vAlign w:val="top"/>
+          </w:tcPr>
+          <w:p>
+            <w:pPr>
+              <w:keepNext w:val="false"/>
+              <w:spacing w:after="40" w:before="0"/>
+              <w:jc w:val="left"/>
+            </w:pPr>
+            <w:r>
+              <w:rPr>
+                <w:rFonts w:ascii="Arial" w:cs="Arial" w:eastAsia="Arial" w:hAnsi="Arial"/>
+                <w:b/>
+                <w:bCs/>
+                <w:i w:val="false"/>
+                <w:iCs w:val="false"/>
+                <w:color w:val="000000"/>
+                <w:sz w:val="18"/>
+                <w:szCs w:val="18"/>
+              </w:rPr>
+              <w:t xml:space="preserve">Driving Question Board (DQB) Creation</w:t>
             </w:r>
           </w:p>
           <w:p>
@@ -29877,7 +29957,7 @@
             <w:pPr>
               <w:spacing w:after="20" w:before="0"/>
             </w:pPr>
-            <w:hyperlink w:history="1" r:id="rIdpiquea9a7wbtjbk2mibnj">
+            <w:hyperlink w:history="1" r:id="rIdcm-prlqrcmybbxknft5yx">
               <w:r>
                 <w:rPr>
                   <w:rFonts w:ascii="Arial" w:cs="Arial" w:eastAsia="Arial" w:hAnsi="Arial"/>
@@ -29926,7 +30006,7 @@
               <w:spacing w:after="10" w:before="0"/>
               <w:ind w:left="120"/>
             </w:pPr>
-            <w:hyperlink w:history="1" r:id="rIdsm24m-xi-qnerm21p9v5y">
+            <w:hyperlink w:history="1" r:id="rIdg2ku5zrnphxacu2uvy2cb">
               <w:r>
                 <w:rPr>
                   <w:rFonts w:ascii="Arial" w:cs="Arial" w:eastAsia="Arial" w:hAnsi="Arial"/>
@@ -29971,7 +30051,7 @@
             <w:pPr>
               <w:spacing w:after="20" w:before="0"/>
             </w:pPr>
-            <w:hyperlink w:history="1" r:id="rIdn3u_xhyaidf8dzu7fm8le">
+            <w:hyperlink w:history="1" r:id="rIdnheipa62kufjpyizx6cl-">
               <w:r>
                 <w:rPr>
                   <w:rFonts w:ascii="Arial" w:cs="Arial" w:eastAsia="Arial" w:hAnsi="Arial"/>
@@ -29980,7 +30060,7 @@
                   <w:szCs w:val="16"/>
                   <w:u w:val="single" w:color="2E75B6"/>
                 </w:rPr>
-                <w:t xml:space="preserve">Right triangle trigonometry word problems</w:t>
+                <w:t xml:space="preserve">Angles of Elevation and Depression Practice</w:t>
               </w:r>
             </w:hyperlink>
           </w:p>
@@ -29996,7 +30076,7 @@
                 <w:sz w:val="14"/>
                 <w:szCs w:val="14"/>
               </w:rPr>
-              <w:t xml:space="preserve">Source: Khan Academy (English - US curriculum)</w:t>
+              <w:t xml:space="preserve">Source: CK-12</w:t>
             </w:r>
           </w:p>
           <w:p>
@@ -30004,7 +30084,7 @@
               <w:spacing w:after="10" w:before="0"/>
               <w:ind w:left="120"/>
             </w:pPr>
-            <w:hyperlink w:history="1" r:id="rIderlihxuzkytwwnge3jos-">
+            <w:hyperlink w:history="1" r:id="rIdgzdz5po0hhjb27nqfusdm">
               <w:r>
                 <w:rPr>
                   <w:rFonts w:ascii="Arial" w:cs="Arial" w:eastAsia="Arial" w:hAnsi="Arial"/>
@@ -30204,7 +30284,7 @@
             <w:pPr>
               <w:spacing w:after="20" w:before="0"/>
             </w:pPr>
-            <w:hyperlink w:history="1" r:id="rIdllltwl3dy9gwlmchhhueu">
+            <w:hyperlink w:history="1" r:id="rId3sbjj4i2yfvqkqs7aptbb">
               <w:r>
                 <w:rPr>
                   <w:rFonts w:ascii="Arial" w:cs="Arial" w:eastAsia="Arial" w:hAnsi="Arial"/>
@@ -30253,7 +30333,7 @@
               <w:spacing w:after="10" w:before="0"/>
               <w:ind w:left="120"/>
             </w:pPr>
-            <w:hyperlink w:history="1" r:id="rId7ravqdsz7zh7y4hb-nbja">
+            <w:hyperlink w:history="1" r:id="rIdgbukk0fpne9rcsrdsij8g">
               <w:r>
                 <w:rPr>
                   <w:rFonts w:ascii="Arial" w:cs="Arial" w:eastAsia="Arial" w:hAnsi="Arial"/>
@@ -30298,7 +30378,7 @@
             <w:pPr>
               <w:spacing w:after="20" w:before="0"/>
             </w:pPr>
-            <w:hyperlink w:history="1" r:id="rId9oggpwrfclkureqwjsoju">
+            <w:hyperlink w:history="1" r:id="rIdso7zgecao3xy7lcvv9wlh">
               <w:r>
                 <w:rPr>
                   <w:rFonts w:ascii="Arial" w:cs="Arial" w:eastAsia="Arial" w:hAnsi="Arial"/>
@@ -30331,7 +30411,7 @@
               <w:spacing w:after="10" w:before="0"/>
               <w:ind w:left="120"/>
             </w:pPr>
-            <w:hyperlink w:history="1" r:id="rIdew6ds-fpacyk5ludkodxr">
+            <w:hyperlink w:history="1" r:id="rIdb6zyr_hry5jbipe3vgtqe">
               <w:r>
                 <w:rPr>
                   <w:rFonts w:ascii="Arial" w:cs="Arial" w:eastAsia="Arial" w:hAnsi="Arial"/>
@@ -30856,7 +30936,7 @@
         </w:rPr>
         <w:t xml:space="preserve">© 2026 SeaVuria and ARES. Aligned with KICD objectives. Developed by SeaVuria; technical implementation by ARES (with AI assistance from Claude). Licensed under </w:t>
       </w:r>
-      <w:hyperlink w:history="1" r:id="rIdjvhnp_qytaftft9y9gbjp">
+      <w:hyperlink w:history="1" r:id="rIdmduhjpw7v6ahjgz77_3d9">
         <w:r>
           <w:rPr>
             <w:rFonts w:ascii="Arial" w:cs="Arial" w:eastAsia="Arial" w:hAnsi="Arial"/>
@@ -30877,7 +30957,7 @@
         </w:rPr>
         <w:t xml:space="preserve"> (</w:t>
       </w:r>
-      <w:hyperlink w:history="1" r:id="rIduyxcx5lkbgmrsrorbz11u">
+      <w:hyperlink w:history="1" r:id="rIdxqpgt0rsuetlszo52zckl">
         <w:r>
           <w:rPr>
             <w:rFonts w:ascii="Arial" w:cs="Arial" w:eastAsia="Arial" w:hAnsi="Arial"/>
@@ -31917,7 +31997,7 @@
             <w:pPr>
               <w:spacing w:after="20" w:before="0"/>
             </w:pPr>
-            <w:hyperlink w:history="1" r:id="rIdla73d8hnfsygyyvvc3e3e">
+            <w:hyperlink w:history="1" r:id="rIdyw7xmkes7ihqnbu0t_yn9">
               <w:r>
                 <w:rPr>
                   <w:rFonts w:ascii="Arial" w:cs="Arial" w:eastAsia="Arial" w:hAnsi="Arial"/>
@@ -31950,7 +32030,7 @@
               <w:spacing w:after="10" w:before="0"/>
               <w:ind w:left="120"/>
             </w:pPr>
-            <w:hyperlink w:history="1" r:id="rId_3ierp4rhtoczmmyugzrf">
+            <w:hyperlink w:history="1" r:id="rId1gfiqyfcnmtxmzww8wadh">
               <w:r>
                 <w:rPr>
                   <w:rFonts w:ascii="Arial" w:cs="Arial" w:eastAsia="Arial" w:hAnsi="Arial"/>
@@ -31995,7 +32075,7 @@
             <w:pPr>
               <w:spacing w:after="20" w:before="0"/>
             </w:pPr>
-            <w:hyperlink w:history="1" r:id="rIdy872qpak1nzfnrq4bqdhy">
+            <w:hyperlink w:history="1" r:id="rIdizf5ub3o1eyhgy9zbkc70">
               <w:r>
                 <w:rPr>
                   <w:rFonts w:ascii="Arial" w:cs="Arial" w:eastAsia="Arial" w:hAnsi="Arial"/>
@@ -32028,7 +32108,7 @@
               <w:spacing w:after="10" w:before="0"/>
               <w:ind w:left="120"/>
             </w:pPr>
-            <w:hyperlink w:history="1" r:id="rId5s-8yzl-999ygj1zv8xab">
+            <w:hyperlink w:history="1" r:id="rIdxl84w4gnp1iuoq2kj7yzg">
               <w:r>
                 <w:rPr>
                   <w:rFonts w:ascii="Arial" w:cs="Arial" w:eastAsia="Arial" w:hAnsi="Arial"/>
@@ -32228,7 +32308,7 @@
             <w:pPr>
               <w:spacing w:after="20" w:before="0"/>
             </w:pPr>
-            <w:hyperlink w:history="1" r:id="rId3vnw9kqvlyonlwk3pgisk">
+            <w:hyperlink w:history="1" r:id="rIdcw96dsi2dsrgsmnezxprj">
               <w:r>
                 <w:rPr>
                   <w:rFonts w:ascii="Arial" w:cs="Arial" w:eastAsia="Arial" w:hAnsi="Arial"/>
@@ -32261,7 +32341,7 @@
               <w:spacing w:after="10" w:before="0"/>
               <w:ind w:left="120"/>
             </w:pPr>
-            <w:hyperlink w:history="1" r:id="rIdwtwly1qavfctzoupllzxd">
+            <w:hyperlink w:history="1" r:id="rId7v-j-bpfiqlmppnhyozpa">
               <w:r>
                 <w:rPr>
                   <w:rFonts w:ascii="Arial" w:cs="Arial" w:eastAsia="Arial" w:hAnsi="Arial"/>
@@ -32306,7 +32386,7 @@
             <w:pPr>
               <w:spacing w:after="20" w:before="0"/>
             </w:pPr>
-            <w:hyperlink w:history="1" r:id="rIdsfundseh4c7dd_n821_kp">
+            <w:hyperlink w:history="1" r:id="rId-9hlntq9yajmbwzdaza1u">
               <w:r>
                 <w:rPr>
                   <w:rFonts w:ascii="Arial" w:cs="Arial" w:eastAsia="Arial" w:hAnsi="Arial"/>
@@ -32339,7 +32419,7 @@
               <w:spacing w:after="10" w:before="0"/>
               <w:ind w:left="120"/>
             </w:pPr>
-            <w:hyperlink w:history="1" r:id="rIdj4ugsingj66zl8bkcydvs">
+            <w:hyperlink w:history="1" r:id="rIduwbnvqrfefsv-un_o79ss">
               <w:r>
                 <w:rPr>
                   <w:rFonts w:ascii="Arial" w:cs="Arial" w:eastAsia="Arial" w:hAnsi="Arial"/>
@@ -32699,7 +32779,7 @@
             <w:pPr>
               <w:spacing w:after="20" w:before="0"/>
             </w:pPr>
-            <w:hyperlink w:history="1" r:id="rIdvybikscn_cuhwqvuw6kvz">
+            <w:hyperlink w:history="1" r:id="rIdysoquxqd2qwsqxh5ikakr">
               <w:r>
                 <w:rPr>
                   <w:rFonts w:ascii="Arial" w:cs="Arial" w:eastAsia="Arial" w:hAnsi="Arial"/>
@@ -32748,7 +32828,7 @@
               <w:spacing w:after="10" w:before="0"/>
               <w:ind w:left="120"/>
             </w:pPr>
-            <w:hyperlink w:history="1" r:id="rIds7hoqe29jykwmwhbviuz8">
+            <w:hyperlink w:history="1" r:id="rIdbl4m0qlmuig4slfzc6akh">
               <w:r>
                 <w:rPr>
                   <w:rFonts w:ascii="Arial" w:cs="Arial" w:eastAsia="Arial" w:hAnsi="Arial"/>
@@ -32793,7 +32873,7 @@
             <w:pPr>
               <w:spacing w:after="20" w:before="0"/>
             </w:pPr>
-            <w:hyperlink w:history="1" r:id="rIdx-6sfdy90df2ognn6cb5_">
+            <w:hyperlink w:history="1" r:id="rId9klxpuikpjn9uu3k6vuxy">
               <w:r>
                 <w:rPr>
                   <w:rFonts w:ascii="Arial" w:cs="Arial" w:eastAsia="Arial" w:hAnsi="Arial"/>
@@ -32826,7 +32906,7 @@
               <w:spacing w:after="10" w:before="0"/>
               <w:ind w:left="120"/>
             </w:pPr>
-            <w:hyperlink w:history="1" r:id="rIdanxb5h4cc_okrgmxndx9q">
+            <w:hyperlink w:history="1" r:id="rIdvsnbmjwtvjhdiwd0db8xn">
               <w:r>
                 <w:rPr>
                   <w:rFonts w:ascii="Arial" w:cs="Arial" w:eastAsia="Arial" w:hAnsi="Arial"/>
@@ -32977,33 +33057,33 @@
         <w:tc>
           <w:tcPr>
             <w:tcW w:type="dxa" w:w="1520"/>
-            <w:shd w:fill="F2F2F2" w:color="auto" w:val="clear"/>
-            <w:tcMar>
-              <w:top w:type="dxa" w:w="60"/>
-              <w:left w:type="dxa" w:w="120"/>
-              <w:bottom w:type="dxa" w:w="60"/>
-              <w:right w:type="dxa" w:w="120"/>
-            </w:tcMar>
-            <w:vAlign w:val="top"/>
-          </w:tcPr>
-          <w:p>
-            <w:pPr>
-              <w:keepNext w:val="false"/>
-              <w:spacing w:after="40" w:before="0"/>
-              <w:jc w:val="left"/>
-            </w:pPr>
-            <w:r>
-              <w:rPr>
-                <w:rFonts w:ascii="Arial" w:cs="Arial" w:eastAsia="Arial" w:hAnsi="Arial"/>
-                <w:b/>
-                <w:bCs/>
-                <w:i w:val="false"/>
-                <w:iCs w:val="false"/>
-                <w:color w:val="000000"/>
-                <w:sz w:val="18"/>
-                <w:szCs w:val="18"/>
-              </w:rPr>
-              <w:t xml:space="preserve">Driving Question Board</w:t>
+            <w:shd w:fill="FCE4D6" w:color="auto" w:val="clear"/>
+            <w:tcMar>
+              <w:top w:type="dxa" w:w="60"/>
+              <w:left w:type="dxa" w:w="120"/>
+              <w:bottom w:type="dxa" w:w="60"/>
+              <w:right w:type="dxa" w:w="120"/>
+            </w:tcMar>
+            <w:vAlign w:val="top"/>
+          </w:tcPr>
+          <w:p>
+            <w:pPr>
+              <w:keepNext w:val="false"/>
+              <w:spacing w:after="40" w:before="0"/>
+              <w:jc w:val="left"/>
+            </w:pPr>
+            <w:r>
+              <w:rPr>
+                <w:rFonts w:ascii="Arial" w:cs="Arial" w:eastAsia="Arial" w:hAnsi="Arial"/>
+                <w:b/>
+                <w:bCs/>
+                <w:i w:val="false"/>
+                <w:iCs w:val="false"/>
+                <w:color w:val="000000"/>
+                <w:sz w:val="18"/>
+                <w:szCs w:val="18"/>
+              </w:rPr>
+              <w:t xml:space="preserve">Driving Question Board (DQB) Creation</w:t>
             </w:r>
           </w:p>
           <w:p>
@@ -33026,7 +33106,7 @@
             <w:pPr>
               <w:spacing w:after="20" w:before="0"/>
             </w:pPr>
-            <w:hyperlink w:history="1" r:id="rIdscslby-z0v2fh6lymmuwg">
+            <w:hyperlink w:history="1" r:id="rIdraa2wqu0knilqdejsh8qh">
               <w:r>
                 <w:rPr>
                   <w:rFonts w:ascii="Arial" w:cs="Arial" w:eastAsia="Arial" w:hAnsi="Arial"/>
@@ -33035,9 +33115,25 @@
                   <w:szCs w:val="16"/>
                   <w:u w:val="single" w:color="2E75B6"/>
                 </w:rPr>
-                <w:t xml:space="preserve">Finding reciprocal trig ratios</w:t>
+                <w:t xml:space="preserve">Intro to the trigonometric ratios</w:t>
               </w:r>
             </w:hyperlink>
+          </w:p>
+          <w:p>
+            <w:pPr>
+              <w:spacing w:after="20" w:before="0"/>
+            </w:pPr>
+            <w:r>
+              <w:rPr>
+                <w:rFonts w:ascii="Arial" w:cs="Arial" w:eastAsia="Arial" w:hAnsi="Arial"/>
+                <w:i/>
+                <w:iCs/>
+                <w:color w:val="595959"/>
+                <w:sz w:val="16"/>
+                <w:szCs w:val="16"/>
+              </w:rPr>
+              <w:t xml:space="preserve">Related topic: not an exact match for this lesson.</w:t>
+            </w:r>
           </w:p>
           <w:p>
             <w:pPr>
@@ -33051,7 +33147,7 @@
                 <w:sz w:val="14"/>
                 <w:szCs w:val="14"/>
               </w:rPr>
-              <w:t xml:space="preserve">Source: Khan Academy (English - US curriculum)</w:t>
+              <w:t xml:space="preserve">Source: Khan Academy (Kiswahili)</w:t>
             </w:r>
           </w:p>
           <w:p>
@@ -33059,7 +33155,7 @@
               <w:spacing w:after="10" w:before="0"/>
               <w:ind w:left="120"/>
             </w:pPr>
-            <w:hyperlink w:history="1" r:id="rIddr5_cvnab21gsyn6pl5wf">
+            <w:hyperlink w:history="1" r:id="rIdcwmc2jl_ujgojt97vgrao">
               <w:r>
                 <w:rPr>
                   <w:rFonts w:ascii="Arial" w:cs="Arial" w:eastAsia="Arial" w:hAnsi="Arial"/>
@@ -33104,7 +33200,7 @@
             <w:pPr>
               <w:spacing w:after="20" w:before="0"/>
             </w:pPr>
-            <w:hyperlink w:history="1" r:id="rIduqbblw_v_uyzff8mgfgxf">
+            <w:hyperlink w:history="1" r:id="rIdmpib_7svyshary86ogmxl">
               <w:r>
                 <w:rPr>
                   <w:rFonts w:ascii="Arial" w:cs="Arial" w:eastAsia="Arial" w:hAnsi="Arial"/>
@@ -33137,7 +33233,7 @@
               <w:spacing w:after="10" w:before="0"/>
               <w:ind w:left="120"/>
             </w:pPr>
-            <w:hyperlink w:history="1" r:id="rIdfdp6u6edfc6_-vyo9qmmd">
+            <w:hyperlink w:history="1" r:id="rIdjfalueqwksx40lb0jtkkj">
               <w:r>
                 <w:rPr>
                   <w:rFonts w:ascii="Arial" w:cs="Arial" w:eastAsia="Arial" w:hAnsi="Arial"/>
@@ -33337,7 +33433,7 @@
             <w:pPr>
               <w:spacing w:after="20" w:before="0"/>
             </w:pPr>
-            <w:hyperlink w:history="1" r:id="rIdj0zmxxzkhvulngkos-jrs">
+            <w:hyperlink w:history="1" r:id="rIdylrszmlvtc_zkid9l8vme">
               <w:r>
                 <w:rPr>
                   <w:rFonts w:ascii="Arial" w:cs="Arial" w:eastAsia="Arial" w:hAnsi="Arial"/>
@@ -33386,7 +33482,7 @@
               <w:spacing w:after="10" w:before="0"/>
               <w:ind w:left="120"/>
             </w:pPr>
-            <w:hyperlink w:history="1" r:id="rIdt40gc7-z63e9sv6ovodot">
+            <w:hyperlink w:history="1" r:id="rId6xxtwai5r6_hm1czu7x_e">
               <w:r>
                 <w:rPr>
                   <w:rFonts w:ascii="Arial" w:cs="Arial" w:eastAsia="Arial" w:hAnsi="Arial"/>
@@ -33431,7 +33527,7 @@
             <w:pPr>
               <w:spacing w:after="20" w:before="0"/>
             </w:pPr>
-            <w:hyperlink w:history="1" r:id="rIdztxu6ocqh4_knfqijqlin">
+            <w:hyperlink w:history="1" r:id="rIddamwaxbxx_dkxidh_qvvf">
               <w:r>
                 <w:rPr>
                   <w:rFonts w:ascii="Arial" w:cs="Arial" w:eastAsia="Arial" w:hAnsi="Arial"/>
@@ -33480,7 +33576,7 @@
               <w:spacing w:after="10" w:before="0"/>
               <w:ind w:left="120"/>
             </w:pPr>
-            <w:hyperlink w:history="1" r:id="rIdlxvrhqgo4z9eisa7aucbe">
+            <w:hyperlink w:history="1" r:id="rIdvgxibkuh5ziosgqf6uwgp">
               <w:r>
                 <w:rPr>
                   <w:rFonts w:ascii="Arial" w:cs="Arial" w:eastAsia="Arial" w:hAnsi="Arial"/>
@@ -34005,7 +34101,7 @@
         </w:rPr>
         <w:t xml:space="preserve">© 2026 SeaVuria and ARES. Aligned with KICD objectives. Developed by SeaVuria; technical implementation by ARES (with AI assistance from Claude). Licensed under </w:t>
       </w:r>
-      <w:hyperlink w:history="1" r:id="rId4dortls-kp01p0mgmctdt">
+      <w:hyperlink w:history="1" r:id="rIdxinfhd-3xngwtmgraf2da">
         <w:r>
           <w:rPr>
             <w:rFonts w:ascii="Arial" w:cs="Arial" w:eastAsia="Arial" w:hAnsi="Arial"/>
@@ -34026,7 +34122,7 @@
         </w:rPr>
         <w:t xml:space="preserve"> (</w:t>
       </w:r>
-      <w:hyperlink w:history="1" r:id="rIdbmveis3a2dbomqpxzhuwc">
+      <w:hyperlink w:history="1" r:id="rId_-usbn-enrck2l1yomuu_">
         <w:r>
           <w:rPr>
             <w:rFonts w:ascii="Arial" w:cs="Arial" w:eastAsia="Arial" w:hAnsi="Arial"/>

--- a/data/revised_2026-10_full/outputs/v2/Maths/SS3.1_Trigonometry_I/Mathematics_Trigonometry_I_CBE_LessonSequence.docx
+++ b/data/revised_2026-10_full/outputs/v2/Maths/SS3.1_Trigonometry_I/Mathematics_Trigonometry_I_CBE_LessonSequence.docx
@@ -2438,7 +2438,7 @@
         </w:rPr>
         <w:t xml:space="preserve">© 2026 SeaVuria and ARES. This work is licensed under a </w:t>
       </w:r>
-      <w:hyperlink w:history="1" r:id="rIdmrcgke7rsmes7fq8orlhi">
+      <w:hyperlink w:history="1" r:id="rId1swkhnqdd-dhahbhfdude">
         <w:r>
           <w:rPr>
             <w:rFonts w:ascii="Arial" w:cs="Arial" w:eastAsia="Arial" w:hAnsi="Arial"/>
@@ -2458,7 +2458,7 @@
         </w:rPr>
         <w:t xml:space="preserve"> (</w:t>
       </w:r>
-      <w:hyperlink w:history="1" r:id="rIdxj0sjt-jgu3yvtkqyiatj">
+      <w:hyperlink w:history="1" r:id="rId2sy7i6d1t03xzbe0hxlz8">
         <w:r>
           <w:rPr>
             <w:rFonts w:ascii="Arial" w:cs="Arial" w:eastAsia="Arial" w:hAnsi="Arial"/>
@@ -2478,7 +2478,7 @@
         </w:rPr>
         <w:t xml:space="preserve">). To view a copy of this license, visit </w:t>
       </w:r>
-      <w:hyperlink w:history="1" r:id="rIdw5fnm-xh0sw_57squnjtf">
+      <w:hyperlink w:history="1" r:id="rId0s_2fy_m34uj9lq5qb9wo">
         <w:r>
           <w:rPr>
             <w:rFonts w:ascii="Arial" w:cs="Arial" w:eastAsia="Arial" w:hAnsi="Arial"/>
@@ -3517,7 +3517,7 @@
             <w:pPr>
               <w:spacing w:after="20" w:before="0"/>
             </w:pPr>
-            <w:hyperlink w:history="1" r:id="rIdz1fzphjwzaetoiuwuofrr">
+            <w:hyperlink w:history="1" r:id="rIdg5no7aa5bdct_4t0w3ju5">
               <w:r>
                 <w:rPr>
                   <w:rFonts w:ascii="Arial" w:cs="Arial" w:eastAsia="Arial" w:hAnsi="Arial"/>
@@ -3550,7 +3550,7 @@
               <w:spacing w:after="10" w:before="0"/>
               <w:ind w:left="120"/>
             </w:pPr>
-            <w:hyperlink w:history="1" r:id="rIdhvlfqx9bxfdalmlv1_tgu">
+            <w:hyperlink w:history="1" r:id="rIdlqj78y18ts-iaoh4criw3">
               <w:r>
                 <w:rPr>
                   <w:rFonts w:ascii="Arial" w:cs="Arial" w:eastAsia="Arial" w:hAnsi="Arial"/>
@@ -3595,7 +3595,7 @@
             <w:pPr>
               <w:spacing w:after="20" w:before="0"/>
             </w:pPr>
-            <w:hyperlink w:history="1" r:id="rIdepds1urkpou2v_zeqduow">
+            <w:hyperlink w:history="1" r:id="rId16de4llfncunnvacwnu9u">
               <w:r>
                 <w:rPr>
                   <w:rFonts w:ascii="Arial" w:cs="Arial" w:eastAsia="Arial" w:hAnsi="Arial"/>
@@ -3628,7 +3628,7 @@
               <w:spacing w:after="10" w:before="0"/>
               <w:ind w:left="120"/>
             </w:pPr>
-            <w:hyperlink w:history="1" r:id="rIdxtte7iyafau-nkpuun96h">
+            <w:hyperlink w:history="1" r:id="rId42w7ikb4yjdnmnish69dx">
               <w:r>
                 <w:rPr>
                   <w:rFonts w:ascii="Arial" w:cs="Arial" w:eastAsia="Arial" w:hAnsi="Arial"/>
@@ -3828,7 +3828,7 @@
             <w:pPr>
               <w:spacing w:after="20" w:before="0"/>
             </w:pPr>
-            <w:hyperlink w:history="1" r:id="rId8rj62oil1hmmvtosl0ke0">
+            <w:hyperlink w:history="1" r:id="rIdotexhipmdbfjykyrqylcw">
               <w:r>
                 <w:rPr>
                   <w:rFonts w:ascii="Arial" w:cs="Arial" w:eastAsia="Arial" w:hAnsi="Arial"/>
@@ -3861,7 +3861,7 @@
               <w:spacing w:after="10" w:before="0"/>
               <w:ind w:left="120"/>
             </w:pPr>
-            <w:hyperlink w:history="1" r:id="rIdxl9anoibkho-cgd3ulgll">
+            <w:hyperlink w:history="1" r:id="rIdoumnxfp7ftn1mwen_vlhi">
               <w:r>
                 <w:rPr>
                   <w:rFonts w:ascii="Arial" w:cs="Arial" w:eastAsia="Arial" w:hAnsi="Arial"/>
@@ -3906,7 +3906,7 @@
             <w:pPr>
               <w:spacing w:after="20" w:before="0"/>
             </w:pPr>
-            <w:hyperlink w:history="1" r:id="rIdvh6n-etpczqyixkumh9lp">
+            <w:hyperlink w:history="1" r:id="rIdsqne7younvwdw5vbgfxf1">
               <w:r>
                 <w:rPr>
                   <w:rFonts w:ascii="Arial" w:cs="Arial" w:eastAsia="Arial" w:hAnsi="Arial"/>
@@ -3939,7 +3939,7 @@
               <w:spacing w:after="10" w:before="0"/>
               <w:ind w:left="120"/>
             </w:pPr>
-            <w:hyperlink w:history="1" r:id="rId0bc3ojniku2k1-u8tj2ec">
+            <w:hyperlink w:history="1" r:id="rId8nsmcgjx6nddl22m-dj8n">
               <w:r>
                 <w:rPr>
                   <w:rFonts w:ascii="Arial" w:cs="Arial" w:eastAsia="Arial" w:hAnsi="Arial"/>
@@ -4139,7 +4139,7 @@
             <w:pPr>
               <w:spacing w:after="20" w:before="0"/>
             </w:pPr>
-            <w:hyperlink w:history="1" r:id="rIdg_5pdw8xgb0ptwula58wr">
+            <w:hyperlink w:history="1" r:id="rIdgmhajqq0_7xgzlvvy6x5w">
               <w:r>
                 <w:rPr>
                   <w:rFonts w:ascii="Arial" w:cs="Arial" w:eastAsia="Arial" w:hAnsi="Arial"/>
@@ -4172,7 +4172,7 @@
               <w:spacing w:after="10" w:before="0"/>
               <w:ind w:left="120"/>
             </w:pPr>
-            <w:hyperlink w:history="1" r:id="rId8nomoi8_ovm5lart45nua">
+            <w:hyperlink w:history="1" r:id="rIdawh-n-2x5lvw9nvg78rje">
               <w:r>
                 <w:rPr>
                   <w:rFonts w:ascii="Arial" w:cs="Arial" w:eastAsia="Arial" w:hAnsi="Arial"/>
@@ -4217,7 +4217,7 @@
             <w:pPr>
               <w:spacing w:after="20" w:before="0"/>
             </w:pPr>
-            <w:hyperlink w:history="1" r:id="rIdnpw8whinngzj3ctvgri7r">
+            <w:hyperlink w:history="1" r:id="rId_c94mclhqz6m1uxaxgp66">
               <w:r>
                 <w:rPr>
                   <w:rFonts w:ascii="Arial" w:cs="Arial" w:eastAsia="Arial" w:hAnsi="Arial"/>
@@ -4266,7 +4266,7 @@
               <w:spacing w:after="10" w:before="0"/>
               <w:ind w:left="120"/>
             </w:pPr>
-            <w:hyperlink w:history="1" r:id="rIdgw9irndgs2paxpuxzpaeo">
+            <w:hyperlink w:history="1" r:id="rIdtp5eg8vr421ztodi2of5e">
               <w:r>
                 <w:rPr>
                   <w:rFonts w:ascii="Arial" w:cs="Arial" w:eastAsia="Arial" w:hAnsi="Arial"/>
@@ -4466,7 +4466,7 @@
             <w:pPr>
               <w:spacing w:after="20" w:before="0"/>
             </w:pPr>
-            <w:hyperlink w:history="1" r:id="rIdgk1m7p0eribwi11n0_dxk">
+            <w:hyperlink w:history="1" r:id="rId2a_a0zvjnhktb725ir8qx">
               <w:r>
                 <w:rPr>
                   <w:rFonts w:ascii="Arial" w:cs="Arial" w:eastAsia="Arial" w:hAnsi="Arial"/>
@@ -4499,7 +4499,7 @@
               <w:spacing w:after="10" w:before="0"/>
               <w:ind w:left="120"/>
             </w:pPr>
-            <w:hyperlink w:history="1" r:id="rIdtttfok4bp-tv-jnoc7zae">
+            <w:hyperlink w:history="1" r:id="rIdpyouqgazmt09rrtrkin5d">
               <w:r>
                 <w:rPr>
                   <w:rFonts w:ascii="Arial" w:cs="Arial" w:eastAsia="Arial" w:hAnsi="Arial"/>
@@ -4544,7 +4544,7 @@
             <w:pPr>
               <w:spacing w:after="20" w:before="0"/>
             </w:pPr>
-            <w:hyperlink w:history="1" r:id="rId7ztvwvj2ezk_r1u1dmka7">
+            <w:hyperlink w:history="1" r:id="rId6fxelpfxlfne5hmq4sglk">
               <w:r>
                 <w:rPr>
                   <w:rFonts w:ascii="Arial" w:cs="Arial" w:eastAsia="Arial" w:hAnsi="Arial"/>
@@ -4593,7 +4593,7 @@
               <w:spacing w:after="10" w:before="0"/>
               <w:ind w:left="120"/>
             </w:pPr>
-            <w:hyperlink w:history="1" r:id="rId6z-fqdz_ivmymhyczlxoj">
+            <w:hyperlink w:history="1" r:id="rIdbromg36gzsr8_-alux_qe">
               <w:r>
                 <w:rPr>
                   <w:rFonts w:ascii="Arial" w:cs="Arial" w:eastAsia="Arial" w:hAnsi="Arial"/>
@@ -4793,7 +4793,7 @@
             <w:pPr>
               <w:spacing w:after="20" w:before="0"/>
             </w:pPr>
-            <w:hyperlink w:history="1" r:id="rIdbfblqgjj16lowhl0yg_bg">
+            <w:hyperlink w:history="1" r:id="rIdxc0ny024lebivslsfew7p">
               <w:r>
                 <w:rPr>
                   <w:rFonts w:ascii="Arial" w:cs="Arial" w:eastAsia="Arial" w:hAnsi="Arial"/>
@@ -4826,7 +4826,7 @@
               <w:spacing w:after="10" w:before="0"/>
               <w:ind w:left="120"/>
             </w:pPr>
-            <w:hyperlink w:history="1" r:id="rIdebugjbm5njdrpsk-_gsfm">
+            <w:hyperlink w:history="1" r:id="rId_seyjrvazmtvxo1lcdota">
               <w:r>
                 <w:rPr>
                   <w:rFonts w:ascii="Arial" w:cs="Arial" w:eastAsia="Arial" w:hAnsi="Arial"/>
@@ -4871,7 +4871,7 @@
             <w:pPr>
               <w:spacing w:after="20" w:before="0"/>
             </w:pPr>
-            <w:hyperlink w:history="1" r:id="rId1kawd-z4k8bmuqr9irqn7">
+            <w:hyperlink w:history="1" r:id="rId7puolcsgwh0l-oa7xu3r3">
               <w:r>
                 <w:rPr>
                   <w:rFonts w:ascii="Arial" w:cs="Arial" w:eastAsia="Arial" w:hAnsi="Arial"/>
@@ -4920,7 +4920,7 @@
               <w:spacing w:after="10" w:before="0"/>
               <w:ind w:left="120"/>
             </w:pPr>
-            <w:hyperlink w:history="1" r:id="rIdwiscuhqgffueglzkb323z">
+            <w:hyperlink w:history="1" r:id="rIdxq4urzwtzbo1hfz9zf8vp">
               <w:r>
                 <w:rPr>
                   <w:rFonts w:ascii="Arial" w:cs="Arial" w:eastAsia="Arial" w:hAnsi="Arial"/>
@@ -5445,7 +5445,7 @@
         </w:rPr>
         <w:t xml:space="preserve">© 2026 SeaVuria and ARES. Aligned with KICD objectives. Developed by SeaVuria; technical implementation by ARES (with AI assistance from Claude). Licensed under </w:t>
       </w:r>
-      <w:hyperlink w:history="1" r:id="rId2lpwjhdh_bcdy5jyvumst">
+      <w:hyperlink w:history="1" r:id="rIdqfwax6rmoixzmokulakep">
         <w:r>
           <w:rPr>
             <w:rFonts w:ascii="Arial" w:cs="Arial" w:eastAsia="Arial" w:hAnsi="Arial"/>
@@ -5466,7 +5466,7 @@
         </w:rPr>
         <w:t xml:space="preserve"> (</w:t>
       </w:r>
-      <w:hyperlink w:history="1" r:id="rIdzwv8fmaxa7a_povhwimbe">
+      <w:hyperlink w:history="1" r:id="rIdjgwfzanddcnflgrycqecm">
         <w:r>
           <w:rPr>
             <w:rFonts w:ascii="Arial" w:cs="Arial" w:eastAsia="Arial" w:hAnsi="Arial"/>
@@ -6506,7 +6506,7 @@
             <w:pPr>
               <w:spacing w:after="20" w:before="0"/>
             </w:pPr>
-            <w:hyperlink w:history="1" r:id="rIdlwlattlzmnagrt2uis5kd">
+            <w:hyperlink w:history="1" r:id="rIdxprjfejwwfeonnvcjiu3s">
               <w:r>
                 <w:rPr>
                   <w:rFonts w:ascii="Arial" w:cs="Arial" w:eastAsia="Arial" w:hAnsi="Arial"/>
@@ -6539,7 +6539,7 @@
               <w:spacing w:after="10" w:before="0"/>
               <w:ind w:left="120"/>
             </w:pPr>
-            <w:hyperlink w:history="1" r:id="rIdbk1lu0gj1khniupx-wsxa">
+            <w:hyperlink w:history="1" r:id="rIdx-cm_opipk5uekxywkbpa">
               <w:r>
                 <w:rPr>
                   <w:rFonts w:ascii="Arial" w:cs="Arial" w:eastAsia="Arial" w:hAnsi="Arial"/>
@@ -6584,7 +6584,7 @@
             <w:pPr>
               <w:spacing w:after="20" w:before="0"/>
             </w:pPr>
-            <w:hyperlink w:history="1" r:id="rId0c3ocn7ifemdqekigcixq">
+            <w:hyperlink w:history="1" r:id="rIdmdlpndjyjzgv0-3moukly">
               <w:r>
                 <w:rPr>
                   <w:rFonts w:ascii="Arial" w:cs="Arial" w:eastAsia="Arial" w:hAnsi="Arial"/>
@@ -6617,7 +6617,7 @@
               <w:spacing w:after="10" w:before="0"/>
               <w:ind w:left="120"/>
             </w:pPr>
-            <w:hyperlink w:history="1" r:id="rIdsnlmsgwhsfabknsdgnacx">
+            <w:hyperlink w:history="1" r:id="rIdqcpksmwck0kkwq27mhrcf">
               <w:r>
                 <w:rPr>
                   <w:rFonts w:ascii="Arial" w:cs="Arial" w:eastAsia="Arial" w:hAnsi="Arial"/>
@@ -6817,7 +6817,7 @@
             <w:pPr>
               <w:spacing w:after="20" w:before="0"/>
             </w:pPr>
-            <w:hyperlink w:history="1" r:id="rId9wsaqxd3sqgetloskbrti">
+            <w:hyperlink w:history="1" r:id="rIdiastviheftfi2oodg3exm">
               <w:r>
                 <w:rPr>
                   <w:rFonts w:ascii="Arial" w:cs="Arial" w:eastAsia="Arial" w:hAnsi="Arial"/>
@@ -6850,7 +6850,7 @@
               <w:spacing w:after="10" w:before="0"/>
               <w:ind w:left="120"/>
             </w:pPr>
-            <w:hyperlink w:history="1" r:id="rIdcs_qqbwlv0vx8ryjpiu1s">
+            <w:hyperlink w:history="1" r:id="rIdeb9tqz2ges6qd8h9xfcje">
               <w:r>
                 <w:rPr>
                   <w:rFonts w:ascii="Arial" w:cs="Arial" w:eastAsia="Arial" w:hAnsi="Arial"/>
@@ -6895,7 +6895,7 @@
             <w:pPr>
               <w:spacing w:after="20" w:before="0"/>
             </w:pPr>
-            <w:hyperlink w:history="1" r:id="rIdwvbfllwsn_iy-p8fwe-ee">
+            <w:hyperlink w:history="1" r:id="rId8owl5y6qpbccmdzlvea3m">
               <w:r>
                 <w:rPr>
                   <w:rFonts w:ascii="Arial" w:cs="Arial" w:eastAsia="Arial" w:hAnsi="Arial"/>
@@ -6928,7 +6928,7 @@
               <w:spacing w:after="10" w:before="0"/>
               <w:ind w:left="120"/>
             </w:pPr>
-            <w:hyperlink w:history="1" r:id="rIdlw6e5jwm_spicmm6fk4se">
+            <w:hyperlink w:history="1" r:id="rIds6zv2saf4xdntmndfxhc0">
               <w:r>
                 <w:rPr>
                   <w:rFonts w:ascii="Arial" w:cs="Arial" w:eastAsia="Arial" w:hAnsi="Arial"/>
@@ -7128,7 +7128,7 @@
             <w:pPr>
               <w:spacing w:after="20" w:before="0"/>
             </w:pPr>
-            <w:hyperlink w:history="1" r:id="rId7jm8f3abv7h51aswsxtxn">
+            <w:hyperlink w:history="1" r:id="rIdi-0t45omhkkmd2lfupzbs">
               <w:r>
                 <w:rPr>
                   <w:rFonts w:ascii="Arial" w:cs="Arial" w:eastAsia="Arial" w:hAnsi="Arial"/>
@@ -7161,7 +7161,7 @@
               <w:spacing w:after="10" w:before="0"/>
               <w:ind w:left="120"/>
             </w:pPr>
-            <w:hyperlink w:history="1" r:id="rIdovsj4vpeht36sfyaitjfr">
+            <w:hyperlink w:history="1" r:id="rId0-shgbhyt8bwpqjx-saah">
               <w:r>
                 <w:rPr>
                   <w:rFonts w:ascii="Arial" w:cs="Arial" w:eastAsia="Arial" w:hAnsi="Arial"/>
@@ -7206,7 +7206,7 @@
             <w:pPr>
               <w:spacing w:after="20" w:before="0"/>
             </w:pPr>
-            <w:hyperlink w:history="1" r:id="rIducbbkym_yxgtqdyabhnza">
+            <w:hyperlink w:history="1" r:id="rIdwhr_8rdu9t4o4vwenb-pu">
               <w:r>
                 <w:rPr>
                   <w:rFonts w:ascii="Arial" w:cs="Arial" w:eastAsia="Arial" w:hAnsi="Arial"/>
@@ -7255,7 +7255,7 @@
               <w:spacing w:after="10" w:before="0"/>
               <w:ind w:left="120"/>
             </w:pPr>
-            <w:hyperlink w:history="1" r:id="rIdlzlg0h6aeejypqcd4q3ng">
+            <w:hyperlink w:history="1" r:id="rIdd92voitjwo8gnnbmdwgqk">
               <w:r>
                 <w:rPr>
                   <w:rFonts w:ascii="Arial" w:cs="Arial" w:eastAsia="Arial" w:hAnsi="Arial"/>
@@ -7455,7 +7455,7 @@
             <w:pPr>
               <w:spacing w:after="20" w:before="0"/>
             </w:pPr>
-            <w:hyperlink w:history="1" r:id="rIdke_q2mqqk6gm8li56z2lx">
+            <w:hyperlink w:history="1" r:id="rIdlhz8rfejcy8b7dr37jziw">
               <w:r>
                 <w:rPr>
                   <w:rFonts w:ascii="Arial" w:cs="Arial" w:eastAsia="Arial" w:hAnsi="Arial"/>
@@ -7488,7 +7488,7 @@
               <w:spacing w:after="10" w:before="0"/>
               <w:ind w:left="120"/>
             </w:pPr>
-            <w:hyperlink w:history="1" r:id="rIdnewuqg41i8ftjizqwsqzo">
+            <w:hyperlink w:history="1" r:id="rIdm5ipz3zqztw0bkhvagpou">
               <w:r>
                 <w:rPr>
                   <w:rFonts w:ascii="Arial" w:cs="Arial" w:eastAsia="Arial" w:hAnsi="Arial"/>
@@ -7533,7 +7533,7 @@
             <w:pPr>
               <w:spacing w:after="20" w:before="0"/>
             </w:pPr>
-            <w:hyperlink w:history="1" r:id="rId54dntvjvhuq8vwqrqrori">
+            <w:hyperlink w:history="1" r:id="rId8w-vt0yzabs7bwihznekx">
               <w:r>
                 <w:rPr>
                   <w:rFonts w:ascii="Arial" w:cs="Arial" w:eastAsia="Arial" w:hAnsi="Arial"/>
@@ -7582,7 +7582,7 @@
               <w:spacing w:after="10" w:before="0"/>
               <w:ind w:left="120"/>
             </w:pPr>
-            <w:hyperlink w:history="1" r:id="rId6j2bnvxwycnlvsc0w9_zz">
+            <w:hyperlink w:history="1" r:id="rIdrgl371yg1fni2vvjoxmp8">
               <w:r>
                 <w:rPr>
                   <w:rFonts w:ascii="Arial" w:cs="Arial" w:eastAsia="Arial" w:hAnsi="Arial"/>
@@ -7782,7 +7782,7 @@
             <w:pPr>
               <w:spacing w:after="20" w:before="0"/>
             </w:pPr>
-            <w:hyperlink w:history="1" r:id="rIdtwu4rfc0hwtshj3upkace">
+            <w:hyperlink w:history="1" r:id="rIdtizok5trrfdchyl9jlg5w">
               <w:r>
                 <w:rPr>
                   <w:rFonts w:ascii="Arial" w:cs="Arial" w:eastAsia="Arial" w:hAnsi="Arial"/>
@@ -7831,7 +7831,7 @@
               <w:spacing w:after="10" w:before="0"/>
               <w:ind w:left="120"/>
             </w:pPr>
-            <w:hyperlink w:history="1" r:id="rIdroswqd_lays0ttzp8fhxr">
+            <w:hyperlink w:history="1" r:id="rId0dykr9xxb_l8ldlq6fmci">
               <w:r>
                 <w:rPr>
                   <w:rFonts w:ascii="Arial" w:cs="Arial" w:eastAsia="Arial" w:hAnsi="Arial"/>
@@ -7876,7 +7876,7 @@
             <w:pPr>
               <w:spacing w:after="20" w:before="0"/>
             </w:pPr>
-            <w:hyperlink w:history="1" r:id="rId2mkjfulqtqybvq42_yxt2">
+            <w:hyperlink w:history="1" r:id="rIdlo1y9u_ekc8de7plmdycj">
               <w:r>
                 <w:rPr>
                   <w:rFonts w:ascii="Arial" w:cs="Arial" w:eastAsia="Arial" w:hAnsi="Arial"/>
@@ -7925,7 +7925,7 @@
               <w:spacing w:after="10" w:before="0"/>
               <w:ind w:left="120"/>
             </w:pPr>
-            <w:hyperlink w:history="1" r:id="rIdzrdkazjsizblkarmm4qby">
+            <w:hyperlink w:history="1" r:id="rIdx6h-z_ce6tbam22akreps">
               <w:r>
                 <w:rPr>
                   <w:rFonts w:ascii="Arial" w:cs="Arial" w:eastAsia="Arial" w:hAnsi="Arial"/>
@@ -8450,7 +8450,7 @@
         </w:rPr>
         <w:t xml:space="preserve">© 2026 SeaVuria and ARES. Aligned with KICD objectives. Developed by SeaVuria; technical implementation by ARES (with AI assistance from Claude). Licensed under </w:t>
       </w:r>
-      <w:hyperlink w:history="1" r:id="rId2uehi9mfulp4dwpltyg9g">
+      <w:hyperlink w:history="1" r:id="rIde9xpm6p4etsq0rumszuzw">
         <w:r>
           <w:rPr>
             <w:rFonts w:ascii="Arial" w:cs="Arial" w:eastAsia="Arial" w:hAnsi="Arial"/>
@@ -8471,7 +8471,7 @@
         </w:rPr>
         <w:t xml:space="preserve"> (</w:t>
       </w:r>
-      <w:hyperlink w:history="1" r:id="rIdptkwxkoytinpgynovyxmv">
+      <w:hyperlink w:history="1" r:id="rIdudayuhycz8lqgatrxrex3">
         <w:r>
           <w:rPr>
             <w:rFonts w:ascii="Arial" w:cs="Arial" w:eastAsia="Arial" w:hAnsi="Arial"/>
@@ -9511,7 +9511,7 @@
             <w:pPr>
               <w:spacing w:after="20" w:before="0"/>
             </w:pPr>
-            <w:hyperlink w:history="1" r:id="rIdbi5ygrtj784gsyi71pvuh">
+            <w:hyperlink w:history="1" r:id="rIdtrxwlg0eja8whduvozc41">
               <w:r>
                 <w:rPr>
                   <w:rFonts w:ascii="Arial" w:cs="Arial" w:eastAsia="Arial" w:hAnsi="Arial"/>
@@ -9544,7 +9544,7 @@
               <w:spacing w:after="10" w:before="0"/>
               <w:ind w:left="120"/>
             </w:pPr>
-            <w:hyperlink w:history="1" r:id="rIdtrl5txep4mzguoptudmmr">
+            <w:hyperlink w:history="1" r:id="rId-vc_hm3typarlcxdkvnz8">
               <w:r>
                 <w:rPr>
                   <w:rFonts w:ascii="Arial" w:cs="Arial" w:eastAsia="Arial" w:hAnsi="Arial"/>
@@ -9589,7 +9589,7 @@
             <w:pPr>
               <w:spacing w:after="20" w:before="0"/>
             </w:pPr>
-            <w:hyperlink w:history="1" r:id="rIdbtgtya9pcn-f4svnhpjdl">
+            <w:hyperlink w:history="1" r:id="rId_vkzwuw1daop61rjctjd5">
               <w:r>
                 <w:rPr>
                   <w:rFonts w:ascii="Arial" w:cs="Arial" w:eastAsia="Arial" w:hAnsi="Arial"/>
@@ -9622,7 +9622,7 @@
               <w:spacing w:after="10" w:before="0"/>
               <w:ind w:left="120"/>
             </w:pPr>
-            <w:hyperlink w:history="1" r:id="rId3nvu0v2zz4uxnmn8dq-f-">
+            <w:hyperlink w:history="1" r:id="rIdysbzq66pi9ha38sgitugi">
               <w:r>
                 <w:rPr>
                   <w:rFonts w:ascii="Arial" w:cs="Arial" w:eastAsia="Arial" w:hAnsi="Arial"/>
@@ -9822,7 +9822,7 @@
             <w:pPr>
               <w:spacing w:after="20" w:before="0"/>
             </w:pPr>
-            <w:hyperlink w:history="1" r:id="rIdoorne_iaxugqxbobbkx9f">
+            <w:hyperlink w:history="1" r:id="rIdjwxiqx3pfht1v75fkbf_e">
               <w:r>
                 <w:rPr>
                   <w:rFonts w:ascii="Arial" w:cs="Arial" w:eastAsia="Arial" w:hAnsi="Arial"/>
@@ -9855,7 +9855,7 @@
               <w:spacing w:after="10" w:before="0"/>
               <w:ind w:left="120"/>
             </w:pPr>
-            <w:hyperlink w:history="1" r:id="rIdgimyxmrfndyfkkzygahc0">
+            <w:hyperlink w:history="1" r:id="rIdunqftldrxdvrmikvq1igj">
               <w:r>
                 <w:rPr>
                   <w:rFonts w:ascii="Arial" w:cs="Arial" w:eastAsia="Arial" w:hAnsi="Arial"/>
@@ -9900,7 +9900,7 @@
             <w:pPr>
               <w:spacing w:after="20" w:before="0"/>
             </w:pPr>
-            <w:hyperlink w:history="1" r:id="rId4aj79jgeyegn0mdt3rw1p">
+            <w:hyperlink w:history="1" r:id="rIdt5hbjy2gobogso1isrgga">
               <w:r>
                 <w:rPr>
                   <w:rFonts w:ascii="Arial" w:cs="Arial" w:eastAsia="Arial" w:hAnsi="Arial"/>
@@ -9933,7 +9933,7 @@
               <w:spacing w:after="10" w:before="0"/>
               <w:ind w:left="120"/>
             </w:pPr>
-            <w:hyperlink w:history="1" r:id="rIdx72c9yjrwjhy1xhfwvjr7">
+            <w:hyperlink w:history="1" r:id="rIdf5vtotf5rvu0iif18twd6">
               <w:r>
                 <w:rPr>
                   <w:rFonts w:ascii="Arial" w:cs="Arial" w:eastAsia="Arial" w:hAnsi="Arial"/>
@@ -10133,7 +10133,7 @@
             <w:pPr>
               <w:spacing w:after="20" w:before="0"/>
             </w:pPr>
-            <w:hyperlink w:history="1" r:id="rId0oye_oruxsoeark1eodh1">
+            <w:hyperlink w:history="1" r:id="rIdhbjywbiyw6ewp4ri-xps4">
               <w:r>
                 <w:rPr>
                   <w:rFonts w:ascii="Arial" w:cs="Arial" w:eastAsia="Arial" w:hAnsi="Arial"/>
@@ -10166,7 +10166,7 @@
               <w:spacing w:after="10" w:before="0"/>
               <w:ind w:left="120"/>
             </w:pPr>
-            <w:hyperlink w:history="1" r:id="rIdvwxl2_tdznpseoumlulvt">
+            <w:hyperlink w:history="1" r:id="rIdozibhp545riagtfezwejf">
               <w:r>
                 <w:rPr>
                   <w:rFonts w:ascii="Arial" w:cs="Arial" w:eastAsia="Arial" w:hAnsi="Arial"/>
@@ -10211,7 +10211,7 @@
             <w:pPr>
               <w:spacing w:after="20" w:before="0"/>
             </w:pPr>
-            <w:hyperlink w:history="1" r:id="rIdqscp6f3wwriumnmtxohli">
+            <w:hyperlink w:history="1" r:id="rIdottpvu6gkt2yaybo8couv">
               <w:r>
                 <w:rPr>
                   <w:rFonts w:ascii="Arial" w:cs="Arial" w:eastAsia="Arial" w:hAnsi="Arial"/>
@@ -10260,7 +10260,7 @@
               <w:spacing w:after="10" w:before="0"/>
               <w:ind w:left="120"/>
             </w:pPr>
-            <w:hyperlink w:history="1" r:id="rIdxb9x0nb9y_csbtnpi8wfm">
+            <w:hyperlink w:history="1" r:id="rIduhxcaayvi1rvbh3oe4xwm">
               <w:r>
                 <w:rPr>
                   <w:rFonts w:ascii="Arial" w:cs="Arial" w:eastAsia="Arial" w:hAnsi="Arial"/>
@@ -10460,7 +10460,7 @@
             <w:pPr>
               <w:spacing w:after="20" w:before="0"/>
             </w:pPr>
-            <w:hyperlink w:history="1" r:id="rIdmaxrxfdrwah1-zbjmaub_">
+            <w:hyperlink w:history="1" r:id="rIdnnyfqfu4cujcndkwgbzkm">
               <w:r>
                 <w:rPr>
                   <w:rFonts w:ascii="Arial" w:cs="Arial" w:eastAsia="Arial" w:hAnsi="Arial"/>
@@ -10493,7 +10493,7 @@
               <w:spacing w:after="10" w:before="0"/>
               <w:ind w:left="120"/>
             </w:pPr>
-            <w:hyperlink w:history="1" r:id="rIdaibbcsqciwzveng7ltndy">
+            <w:hyperlink w:history="1" r:id="rIdvkqythipimagmjjx4t7kt">
               <w:r>
                 <w:rPr>
                   <w:rFonts w:ascii="Arial" w:cs="Arial" w:eastAsia="Arial" w:hAnsi="Arial"/>
@@ -10538,7 +10538,7 @@
             <w:pPr>
               <w:spacing w:after="20" w:before="0"/>
             </w:pPr>
-            <w:hyperlink w:history="1" r:id="rIdbeeg5f0radia3hwilttnq">
+            <w:hyperlink w:history="1" r:id="rIdfgmnikavmkjdhr2owbbxk">
               <w:r>
                 <w:rPr>
                   <w:rFonts w:ascii="Arial" w:cs="Arial" w:eastAsia="Arial" w:hAnsi="Arial"/>
@@ -10587,7 +10587,7 @@
               <w:spacing w:after="10" w:before="0"/>
               <w:ind w:left="120"/>
             </w:pPr>
-            <w:hyperlink w:history="1" r:id="rIdq8msci8g7fftaa5ck99jr">
+            <w:hyperlink w:history="1" r:id="rId0m2xvpa-mpoym7tpyxzty">
               <w:r>
                 <w:rPr>
                   <w:rFonts w:ascii="Arial" w:cs="Arial" w:eastAsia="Arial" w:hAnsi="Arial"/>
@@ -10787,7 +10787,7 @@
             <w:pPr>
               <w:spacing w:after="20" w:before="0"/>
             </w:pPr>
-            <w:hyperlink w:history="1" r:id="rIdaagshyprzcb6o2kwkwo4p">
+            <w:hyperlink w:history="1" r:id="rId4q3xe9y5wshqkzlf72bsg">
               <w:r>
                 <w:rPr>
                   <w:rFonts w:ascii="Arial" w:cs="Arial" w:eastAsia="Arial" w:hAnsi="Arial"/>
@@ -10820,7 +10820,7 @@
               <w:spacing w:after="10" w:before="0"/>
               <w:ind w:left="120"/>
             </w:pPr>
-            <w:hyperlink w:history="1" r:id="rIdva5o_kv0ztgztl99abuce">
+            <w:hyperlink w:history="1" r:id="rIdh4pcyfmjgl4ypounkm5hg">
               <w:r>
                 <w:rPr>
                   <w:rFonts w:ascii="Arial" w:cs="Arial" w:eastAsia="Arial" w:hAnsi="Arial"/>
@@ -10865,7 +10865,7 @@
             <w:pPr>
               <w:spacing w:after="20" w:before="0"/>
             </w:pPr>
-            <w:hyperlink w:history="1" r:id="rIdtnvvglids0opmbm5qinbt">
+            <w:hyperlink w:history="1" r:id="rId7xbd-zofvbltxcvvzwx_c">
               <w:r>
                 <w:rPr>
                   <w:rFonts w:ascii="Arial" w:cs="Arial" w:eastAsia="Arial" w:hAnsi="Arial"/>
@@ -10914,7 +10914,7 @@
               <w:spacing w:after="10" w:before="0"/>
               <w:ind w:left="120"/>
             </w:pPr>
-            <w:hyperlink w:history="1" r:id="rIdl0wxilbnvkyrgeu1yay72">
+            <w:hyperlink w:history="1" r:id="rIdf_bfmedkyrphoi0pnqbs3">
               <w:r>
                 <w:rPr>
                   <w:rFonts w:ascii="Arial" w:cs="Arial" w:eastAsia="Arial" w:hAnsi="Arial"/>
@@ -11439,7 +11439,7 @@
         </w:rPr>
         <w:t xml:space="preserve">© 2026 SeaVuria and ARES. Aligned with KICD objectives. Developed by SeaVuria; technical implementation by ARES (with AI assistance from Claude). Licensed under </w:t>
       </w:r>
-      <w:hyperlink w:history="1" r:id="rIdkmn53j49s3j3z1itevwkd">
+      <w:hyperlink w:history="1" r:id="rIdx5axiceu5qwpk9hdgbpjt">
         <w:r>
           <w:rPr>
             <w:rFonts w:ascii="Arial" w:cs="Arial" w:eastAsia="Arial" w:hAnsi="Arial"/>
@@ -11460,7 +11460,7 @@
         </w:rPr>
         <w:t xml:space="preserve"> (</w:t>
       </w:r>
-      <w:hyperlink w:history="1" r:id="rIdxu9y1ib59wr02hxrf9fkc">
+      <w:hyperlink w:history="1" r:id="rIdira_hl9drjcqhy2d9lzz-">
         <w:r>
           <w:rPr>
             <w:rFonts w:ascii="Arial" w:cs="Arial" w:eastAsia="Arial" w:hAnsi="Arial"/>
@@ -12500,7 +12500,7 @@
             <w:pPr>
               <w:spacing w:after="20" w:before="0"/>
             </w:pPr>
-            <w:hyperlink w:history="1" r:id="rIdkcftqyniwten5bk3ft2xx">
+            <w:hyperlink w:history="1" r:id="rIdzancdrxoiudneett9ih1z">
               <w:r>
                 <w:rPr>
                   <w:rFonts w:ascii="Arial" w:cs="Arial" w:eastAsia="Arial" w:hAnsi="Arial"/>
@@ -12533,7 +12533,7 @@
               <w:spacing w:after="10" w:before="0"/>
               <w:ind w:left="120"/>
             </w:pPr>
-            <w:hyperlink w:history="1" r:id="rId3bb46p9wdhbdhipsshlpw">
+            <w:hyperlink w:history="1" r:id="rIdtinikis4y_qzum48g4xxs">
               <w:r>
                 <w:rPr>
                   <w:rFonts w:ascii="Arial" w:cs="Arial" w:eastAsia="Arial" w:hAnsi="Arial"/>
@@ -12578,7 +12578,7 @@
             <w:pPr>
               <w:spacing w:after="20" w:before="0"/>
             </w:pPr>
-            <w:hyperlink w:history="1" r:id="rIdp725rppfk3pqbs8dqlu7o">
+            <w:hyperlink w:history="1" r:id="rIdwujpxda7ykaezwszdsal-">
               <w:r>
                 <w:rPr>
                   <w:rFonts w:ascii="Arial" w:cs="Arial" w:eastAsia="Arial" w:hAnsi="Arial"/>
@@ -12611,7 +12611,7 @@
               <w:spacing w:after="10" w:before="0"/>
               <w:ind w:left="120"/>
             </w:pPr>
-            <w:hyperlink w:history="1" r:id="rIde1v7gsk-atnhziyewf9ei">
+            <w:hyperlink w:history="1" r:id="rIdgvh5efshrhpp2e3maktn0">
               <w:r>
                 <w:rPr>
                   <w:rFonts w:ascii="Arial" w:cs="Arial" w:eastAsia="Arial" w:hAnsi="Arial"/>
@@ -12811,7 +12811,7 @@
             <w:pPr>
               <w:spacing w:after="20" w:before="0"/>
             </w:pPr>
-            <w:hyperlink w:history="1" r:id="rIdrf2p9y9af4ioedtzidlx2">
+            <w:hyperlink w:history="1" r:id="rIdd9_-s4hkd6yhtzuztzjwx">
               <w:r>
                 <w:rPr>
                   <w:rFonts w:ascii="Arial" w:cs="Arial" w:eastAsia="Arial" w:hAnsi="Arial"/>
@@ -12844,7 +12844,7 @@
               <w:spacing w:after="10" w:before="0"/>
               <w:ind w:left="120"/>
             </w:pPr>
-            <w:hyperlink w:history="1" r:id="rIdbrdhbljonq1afvxwmp0jz">
+            <w:hyperlink w:history="1" r:id="rIdpbrk_fgjetm2_1tkqfzq1">
               <w:r>
                 <w:rPr>
                   <w:rFonts w:ascii="Arial" w:cs="Arial" w:eastAsia="Arial" w:hAnsi="Arial"/>
@@ -12889,7 +12889,7 @@
             <w:pPr>
               <w:spacing w:after="20" w:before="0"/>
             </w:pPr>
-            <w:hyperlink w:history="1" r:id="rId4nlf5oer-esysxqmptc4g">
+            <w:hyperlink w:history="1" r:id="rIdfgxmawmup5myjdp8pkcrr">
               <w:r>
                 <w:rPr>
                   <w:rFonts w:ascii="Arial" w:cs="Arial" w:eastAsia="Arial" w:hAnsi="Arial"/>
@@ -12922,7 +12922,7 @@
               <w:spacing w:after="10" w:before="0"/>
               <w:ind w:left="120"/>
             </w:pPr>
-            <w:hyperlink w:history="1" r:id="rIdy-qbw2qltvi6-nrjsmdgf">
+            <w:hyperlink w:history="1" r:id="rId4_5ngmfa9ub53hvmse79y">
               <w:r>
                 <w:rPr>
                   <w:rFonts w:ascii="Arial" w:cs="Arial" w:eastAsia="Arial" w:hAnsi="Arial"/>
@@ -13202,7 +13202,7 @@
             <w:pPr>
               <w:spacing w:after="20" w:before="0"/>
             </w:pPr>
-            <w:hyperlink w:history="1" r:id="rIdfstdmcurb5px5dqzusghj">
+            <w:hyperlink w:history="1" r:id="rIdeahl-8lqrgk2frlsux88a">
               <w:r>
                 <w:rPr>
                   <w:rFonts w:ascii="Arial" w:cs="Arial" w:eastAsia="Arial" w:hAnsi="Arial"/>
@@ -13251,7 +13251,7 @@
               <w:spacing w:after="10" w:before="0"/>
               <w:ind w:left="120"/>
             </w:pPr>
-            <w:hyperlink w:history="1" r:id="rId_xwg_6hi4mkflxfrcxhai">
+            <w:hyperlink w:history="1" r:id="rIdghgzytjp2atmqjn8tuuh0">
               <w:r>
                 <w:rPr>
                   <w:rFonts w:ascii="Arial" w:cs="Arial" w:eastAsia="Arial" w:hAnsi="Arial"/>
@@ -13296,7 +13296,7 @@
             <w:pPr>
               <w:spacing w:after="20" w:before="0"/>
             </w:pPr>
-            <w:hyperlink w:history="1" r:id="rId7ko6tjbhfjyktgl84xphv">
+            <w:hyperlink w:history="1" r:id="rIdrt0bdq5eeikf39w3rqb-l">
               <w:r>
                 <w:rPr>
                   <w:rFonts w:ascii="Arial" w:cs="Arial" w:eastAsia="Arial" w:hAnsi="Arial"/>
@@ -13329,7 +13329,7 @@
               <w:spacing w:after="10" w:before="0"/>
               <w:ind w:left="120"/>
             </w:pPr>
-            <w:hyperlink w:history="1" r:id="rIdbexmajtw1d-2soqhzxnl7">
+            <w:hyperlink w:history="1" r:id="rIdotytsbs4zxiso58lvmzfu">
               <w:r>
                 <w:rPr>
                   <w:rFonts w:ascii="Arial" w:cs="Arial" w:eastAsia="Arial" w:hAnsi="Arial"/>
@@ -13689,7 +13689,7 @@
             <w:pPr>
               <w:spacing w:after="20" w:before="0"/>
             </w:pPr>
-            <w:hyperlink w:history="1" r:id="rIdcpwtys3j8jfzhbsrudql1">
+            <w:hyperlink w:history="1" r:id="rId6pzkb3wsnsuelpiruc_te">
               <w:r>
                 <w:rPr>
                   <w:rFonts w:ascii="Arial" w:cs="Arial" w:eastAsia="Arial" w:hAnsi="Arial"/>
@@ -13738,7 +13738,7 @@
               <w:spacing w:after="10" w:before="0"/>
               <w:ind w:left="120"/>
             </w:pPr>
-            <w:hyperlink w:history="1" r:id="rIdqgydmdgu77r_drsxlnkhh">
+            <w:hyperlink w:history="1" r:id="rIdpa1zjm1guldizzrxfx8xz">
               <w:r>
                 <w:rPr>
                   <w:rFonts w:ascii="Arial" w:cs="Arial" w:eastAsia="Arial" w:hAnsi="Arial"/>
@@ -13783,7 +13783,7 @@
             <w:pPr>
               <w:spacing w:after="20" w:before="0"/>
             </w:pPr>
-            <w:hyperlink w:history="1" r:id="rIdgogkwpt6-gvcdcabjfmji">
+            <w:hyperlink w:history="1" r:id="rId8b0strqxfhlek2ksy_ugr">
               <w:r>
                 <w:rPr>
                   <w:rFonts w:ascii="Arial" w:cs="Arial" w:eastAsia="Arial" w:hAnsi="Arial"/>
@@ -13816,7 +13816,7 @@
               <w:spacing w:after="10" w:before="0"/>
               <w:ind w:left="120"/>
             </w:pPr>
-            <w:hyperlink w:history="1" r:id="rIdxoufqdspfgm4oko3n4lla">
+            <w:hyperlink w:history="1" r:id="rId9dnhy80tzccn4nxg46bnz">
               <w:r>
                 <w:rPr>
                   <w:rFonts w:ascii="Arial" w:cs="Arial" w:eastAsia="Arial" w:hAnsi="Arial"/>
@@ -14016,7 +14016,7 @@
             <w:pPr>
               <w:spacing w:after="20" w:before="0"/>
             </w:pPr>
-            <w:hyperlink w:history="1" r:id="rIddmhz5hbdnqose6njivx7g">
+            <w:hyperlink w:history="1" r:id="rIdw0yimlvsya1z4nqaqxdle">
               <w:r>
                 <w:rPr>
                   <w:rFonts w:ascii="Arial" w:cs="Arial" w:eastAsia="Arial" w:hAnsi="Arial"/>
@@ -14065,7 +14065,7 @@
               <w:spacing w:after="10" w:before="0"/>
               <w:ind w:left="120"/>
             </w:pPr>
-            <w:hyperlink w:history="1" r:id="rIdwconbtbzvo1qccyhfxfge">
+            <w:hyperlink w:history="1" r:id="rIdnomtrcld4euxdxgqim27n">
               <w:r>
                 <w:rPr>
                   <w:rFonts w:ascii="Arial" w:cs="Arial" w:eastAsia="Arial" w:hAnsi="Arial"/>
@@ -14110,7 +14110,7 @@
             <w:pPr>
               <w:spacing w:after="20" w:before="0"/>
             </w:pPr>
-            <w:hyperlink w:history="1" r:id="rIdsrqp7favdcf2jigjlqwn0">
+            <w:hyperlink w:history="1" r:id="rIduwkhh0sf9xajlt2hk5olj">
               <w:r>
                 <w:rPr>
                   <w:rFonts w:ascii="Arial" w:cs="Arial" w:eastAsia="Arial" w:hAnsi="Arial"/>
@@ -14159,7 +14159,7 @@
               <w:spacing w:after="10" w:before="0"/>
               <w:ind w:left="120"/>
             </w:pPr>
-            <w:hyperlink w:history="1" r:id="rIdsj880ck0knisqgady3pap">
+            <w:hyperlink w:history="1" r:id="rIdrzaohg9_adu3itndk2oon">
               <w:r>
                 <w:rPr>
                   <w:rFonts w:ascii="Arial" w:cs="Arial" w:eastAsia="Arial" w:hAnsi="Arial"/>
@@ -14684,7 +14684,7 @@
         </w:rPr>
         <w:t xml:space="preserve">© 2026 SeaVuria and ARES. Aligned with KICD objectives. Developed by SeaVuria; technical implementation by ARES (with AI assistance from Claude). Licensed under </w:t>
       </w:r>
-      <w:hyperlink w:history="1" r:id="rIdl0zjvmoq9_nezalzg_cek">
+      <w:hyperlink w:history="1" r:id="rIdpsh7ay9cgknlm1uochuw3">
         <w:r>
           <w:rPr>
             <w:rFonts w:ascii="Arial" w:cs="Arial" w:eastAsia="Arial" w:hAnsi="Arial"/>
@@ -14705,7 +14705,7 @@
         </w:rPr>
         <w:t xml:space="preserve"> (</w:t>
       </w:r>
-      <w:hyperlink w:history="1" r:id="rIdyoxowbttm2lsl69ywghrr">
+      <w:hyperlink w:history="1" r:id="rId5gfw5iombljbe6s82dcpn">
         <w:r>
           <w:rPr>
             <w:rFonts w:ascii="Arial" w:cs="Arial" w:eastAsia="Arial" w:hAnsi="Arial"/>
@@ -15745,7 +15745,7 @@
             <w:pPr>
               <w:spacing w:after="20" w:before="0"/>
             </w:pPr>
-            <w:hyperlink w:history="1" r:id="rIdlxzlqefsilb7cf91phcuz">
+            <w:hyperlink w:history="1" r:id="rIdjgfyuy2gc22wqkxkotvep">
               <w:r>
                 <w:rPr>
                   <w:rFonts w:ascii="Arial" w:cs="Arial" w:eastAsia="Arial" w:hAnsi="Arial"/>
@@ -15778,7 +15778,7 @@
               <w:spacing w:after="10" w:before="0"/>
               <w:ind w:left="120"/>
             </w:pPr>
-            <w:hyperlink w:history="1" r:id="rIdghhvk0is7bcm2nsd_tnw9">
+            <w:hyperlink w:history="1" r:id="rId9fm7nsbqopku-qlsazyzr">
               <w:r>
                 <w:rPr>
                   <w:rFonts w:ascii="Arial" w:cs="Arial" w:eastAsia="Arial" w:hAnsi="Arial"/>
@@ -15823,7 +15823,7 @@
             <w:pPr>
               <w:spacing w:after="20" w:before="0"/>
             </w:pPr>
-            <w:hyperlink w:history="1" r:id="rIdom37aiyn4x7ytvdqozlyn">
+            <w:hyperlink w:history="1" r:id="rIdmvwwts-_dbjzun_duugl2">
               <w:r>
                 <w:rPr>
                   <w:rFonts w:ascii="Arial" w:cs="Arial" w:eastAsia="Arial" w:hAnsi="Arial"/>
@@ -15856,7 +15856,7 @@
               <w:spacing w:after="10" w:before="0"/>
               <w:ind w:left="120"/>
             </w:pPr>
-            <w:hyperlink w:history="1" r:id="rIdeu18mrzwvih39ixdph8ne">
+            <w:hyperlink w:history="1" r:id="rIdps1858bvbnpbzagaei3h9">
               <w:r>
                 <w:rPr>
                   <w:rFonts w:ascii="Arial" w:cs="Arial" w:eastAsia="Arial" w:hAnsi="Arial"/>
@@ -16056,7 +16056,7 @@
             <w:pPr>
               <w:spacing w:after="20" w:before="0"/>
             </w:pPr>
-            <w:hyperlink w:history="1" r:id="rIdemi2xsmewzcb1ry8j1cza">
+            <w:hyperlink w:history="1" r:id="rIde_jblgxu5k7vnpvvbrkyf">
               <w:r>
                 <w:rPr>
                   <w:rFonts w:ascii="Arial" w:cs="Arial" w:eastAsia="Arial" w:hAnsi="Arial"/>
@@ -16089,7 +16089,7 @@
               <w:spacing w:after="10" w:before="0"/>
               <w:ind w:left="120"/>
             </w:pPr>
-            <w:hyperlink w:history="1" r:id="rIdcflhxczokyvxmjmxwy3o2">
+            <w:hyperlink w:history="1" r:id="rIdxnwf3cjd2_exlrbx866ha">
               <w:r>
                 <w:rPr>
                   <w:rFonts w:ascii="Arial" w:cs="Arial" w:eastAsia="Arial" w:hAnsi="Arial"/>
@@ -16134,7 +16134,7 @@
             <w:pPr>
               <w:spacing w:after="20" w:before="0"/>
             </w:pPr>
-            <w:hyperlink w:history="1" r:id="rIdsqh_5_uzlxndzjaebvull">
+            <w:hyperlink w:history="1" r:id="rIdg7xsy5hufjfpzolexq35r">
               <w:r>
                 <w:rPr>
                   <w:rFonts w:ascii="Arial" w:cs="Arial" w:eastAsia="Arial" w:hAnsi="Arial"/>
@@ -16167,7 +16167,7 @@
               <w:spacing w:after="10" w:before="0"/>
               <w:ind w:left="120"/>
             </w:pPr>
-            <w:hyperlink w:history="1" r:id="rId6tg5uupgcspqhr_plsxwi">
+            <w:hyperlink w:history="1" r:id="rIdzjwjpdg8dunejem3gapfu">
               <w:r>
                 <w:rPr>
                   <w:rFonts w:ascii="Arial" w:cs="Arial" w:eastAsia="Arial" w:hAnsi="Arial"/>
@@ -16367,7 +16367,7 @@
             <w:pPr>
               <w:spacing w:after="20" w:before="0"/>
             </w:pPr>
-            <w:hyperlink w:history="1" r:id="rIdf9b5lwrxz15envou9lia-">
+            <w:hyperlink w:history="1" r:id="rIdquiibhcx09bdp2-kowjh-">
               <w:r>
                 <w:rPr>
                   <w:rFonts w:ascii="Arial" w:cs="Arial" w:eastAsia="Arial" w:hAnsi="Arial"/>
@@ -16400,7 +16400,7 @@
               <w:spacing w:after="10" w:before="0"/>
               <w:ind w:left="120"/>
             </w:pPr>
-            <w:hyperlink w:history="1" r:id="rIdxpnwhe7lyobwd-azub86z">
+            <w:hyperlink w:history="1" r:id="rIdqjs3kizt3gafzsyyklu5c">
               <w:r>
                 <w:rPr>
                   <w:rFonts w:ascii="Arial" w:cs="Arial" w:eastAsia="Arial" w:hAnsi="Arial"/>
@@ -16445,7 +16445,7 @@
             <w:pPr>
               <w:spacing w:after="20" w:before="0"/>
             </w:pPr>
-            <w:hyperlink w:history="1" r:id="rIdqfgdixvcuvminbbkws-bp">
+            <w:hyperlink w:history="1" r:id="rId4lyg5e9akrwbxqnw1_khd">
               <w:r>
                 <w:rPr>
                   <w:rFonts w:ascii="Arial" w:cs="Arial" w:eastAsia="Arial" w:hAnsi="Arial"/>
@@ -16478,7 +16478,7 @@
               <w:spacing w:after="10" w:before="0"/>
               <w:ind w:left="120"/>
             </w:pPr>
-            <w:hyperlink w:history="1" r:id="rIdscee7ca2pluwewbi5t9jw">
+            <w:hyperlink w:history="1" r:id="rIdq61t8mn852fy4pacqp8zf">
               <w:r>
                 <w:rPr>
                   <w:rFonts w:ascii="Arial" w:cs="Arial" w:eastAsia="Arial" w:hAnsi="Arial"/>
@@ -16678,7 +16678,7 @@
             <w:pPr>
               <w:spacing w:after="20" w:before="0"/>
             </w:pPr>
-            <w:hyperlink w:history="1" r:id="rId7simtg-x1nrbq-elynzyt">
+            <w:hyperlink w:history="1" r:id="rIdjptyjlpgu3lutpbnjo2je">
               <w:r>
                 <w:rPr>
                   <w:rFonts w:ascii="Arial" w:cs="Arial" w:eastAsia="Arial" w:hAnsi="Arial"/>
@@ -16711,7 +16711,7 @@
               <w:spacing w:after="10" w:before="0"/>
               <w:ind w:left="120"/>
             </w:pPr>
-            <w:hyperlink w:history="1" r:id="rId82hp_v6hulthpeupnoqjl">
+            <w:hyperlink w:history="1" r:id="rIdta9fhriuvgnxa9vcpso6n">
               <w:r>
                 <w:rPr>
                   <w:rFonts w:ascii="Arial" w:cs="Arial" w:eastAsia="Arial" w:hAnsi="Arial"/>
@@ -16756,7 +16756,7 @@
             <w:pPr>
               <w:spacing w:after="20" w:before="0"/>
             </w:pPr>
-            <w:hyperlink w:history="1" r:id="rIdzrgeb8xlxvloqonqrd7fi">
+            <w:hyperlink w:history="1" r:id="rIdjzwey00onatxwb06smco6">
               <w:r>
                 <w:rPr>
                   <w:rFonts w:ascii="Arial" w:cs="Arial" w:eastAsia="Arial" w:hAnsi="Arial"/>
@@ -16789,7 +16789,7 @@
               <w:spacing w:after="10" w:before="0"/>
               <w:ind w:left="120"/>
             </w:pPr>
-            <w:hyperlink w:history="1" r:id="rIdmq8hrj6ssy2m8w0uwnzyt">
+            <w:hyperlink w:history="1" r:id="rIdgjh9hgarlih34urok4pbh">
               <w:r>
                 <w:rPr>
                   <w:rFonts w:ascii="Arial" w:cs="Arial" w:eastAsia="Arial" w:hAnsi="Arial"/>
@@ -16989,7 +16989,7 @@
             <w:pPr>
               <w:spacing w:after="20" w:before="0"/>
             </w:pPr>
-            <w:hyperlink w:history="1" r:id="rIdry3l5dhlw55tsc2fjrsom">
+            <w:hyperlink w:history="1" r:id="rIdsspwqan8fo0psmzmrlviq">
               <w:r>
                 <w:rPr>
                   <w:rFonts w:ascii="Arial" w:cs="Arial" w:eastAsia="Arial" w:hAnsi="Arial"/>
@@ -17022,7 +17022,7 @@
               <w:spacing w:after="10" w:before="0"/>
               <w:ind w:left="120"/>
             </w:pPr>
-            <w:hyperlink w:history="1" r:id="rIdwg2pbgumkcttrrdxeqz-u">
+            <w:hyperlink w:history="1" r:id="rIdoekhrjdnvp9hxsmqfbhfm">
               <w:r>
                 <w:rPr>
                   <w:rFonts w:ascii="Arial" w:cs="Arial" w:eastAsia="Arial" w:hAnsi="Arial"/>
@@ -17067,7 +17067,7 @@
             <w:pPr>
               <w:spacing w:after="20" w:before="0"/>
             </w:pPr>
-            <w:hyperlink w:history="1" r:id="rIdu_ipegmsvoskvh8cxymu6">
+            <w:hyperlink w:history="1" r:id="rIdcyp7pb2oau6ixn9-dxk2l">
               <w:r>
                 <w:rPr>
                   <w:rFonts w:ascii="Arial" w:cs="Arial" w:eastAsia="Arial" w:hAnsi="Arial"/>
@@ -17100,7 +17100,7 @@
               <w:spacing w:after="10" w:before="0"/>
               <w:ind w:left="120"/>
             </w:pPr>
-            <w:hyperlink w:history="1" r:id="rIdwpvfhvgdknvarwdr1uc02">
+            <w:hyperlink w:history="1" r:id="rIdkjfmyrd4bpt_xuzeixvxm">
               <w:r>
                 <w:rPr>
                   <w:rFonts w:ascii="Arial" w:cs="Arial" w:eastAsia="Arial" w:hAnsi="Arial"/>
@@ -17725,7 +17725,7 @@
         </w:rPr>
         <w:t xml:space="preserve">© 2026 SeaVuria and ARES. Aligned with KICD objectives. Developed by SeaVuria; technical implementation by ARES (with AI assistance from Claude). Licensed under </w:t>
       </w:r>
-      <w:hyperlink w:history="1" r:id="rIdhsdaak7uwugbujdbz8mvx">
+      <w:hyperlink w:history="1" r:id="rIdrtbspcb0lhlhskiimam3g">
         <w:r>
           <w:rPr>
             <w:rFonts w:ascii="Arial" w:cs="Arial" w:eastAsia="Arial" w:hAnsi="Arial"/>
@@ -17746,7 +17746,7 @@
         </w:rPr>
         <w:t xml:space="preserve"> (</w:t>
       </w:r>
-      <w:hyperlink w:history="1" r:id="rIdn4yq20ghia10tpl53sa5f">
+      <w:hyperlink w:history="1" r:id="rIdyusv7tom8idlkiaak_upd">
         <w:r>
           <w:rPr>
             <w:rFonts w:ascii="Arial" w:cs="Arial" w:eastAsia="Arial" w:hAnsi="Arial"/>
@@ -18786,7 +18786,7 @@
             <w:pPr>
               <w:spacing w:after="20" w:before="0"/>
             </w:pPr>
-            <w:hyperlink w:history="1" r:id="rIdu2ggiwdz8p79x0ug_fkgn">
+            <w:hyperlink w:history="1" r:id="rIddtmosvrcd5-iltmyqs9w5">
               <w:r>
                 <w:rPr>
                   <w:rFonts w:ascii="Arial" w:cs="Arial" w:eastAsia="Arial" w:hAnsi="Arial"/>
@@ -18819,7 +18819,7 @@
               <w:spacing w:after="10" w:before="0"/>
               <w:ind w:left="120"/>
             </w:pPr>
-            <w:hyperlink w:history="1" r:id="rIdavdjblk6lggpskmvxrpcz">
+            <w:hyperlink w:history="1" r:id="rIdvzauv71kuh9r4l5z73o3b">
               <w:r>
                 <w:rPr>
                   <w:rFonts w:ascii="Arial" w:cs="Arial" w:eastAsia="Arial" w:hAnsi="Arial"/>
@@ -18864,7 +18864,7 @@
             <w:pPr>
               <w:spacing w:after="20" w:before="0"/>
             </w:pPr>
-            <w:hyperlink w:history="1" r:id="rId8lcitcej00lgajt-rmqh2">
+            <w:hyperlink w:history="1" r:id="rIdqv7lvq4dtxvn3jyvwjri8">
               <w:r>
                 <w:rPr>
                   <w:rFonts w:ascii="Arial" w:cs="Arial" w:eastAsia="Arial" w:hAnsi="Arial"/>
@@ -18897,7 +18897,7 @@
               <w:spacing w:after="10" w:before="0"/>
               <w:ind w:left="120"/>
             </w:pPr>
-            <w:hyperlink w:history="1" r:id="rIdkvxbhbijfn-ak2t6ow1bk">
+            <w:hyperlink w:history="1" r:id="rIdypv6sr1v_rwuimr2twp8k">
               <w:r>
                 <w:rPr>
                   <w:rFonts w:ascii="Arial" w:cs="Arial" w:eastAsia="Arial" w:hAnsi="Arial"/>
@@ -19097,7 +19097,7 @@
             <w:pPr>
               <w:spacing w:after="20" w:before="0"/>
             </w:pPr>
-            <w:hyperlink w:history="1" r:id="rIdaantjjrftjsvqafj8uub-">
+            <w:hyperlink w:history="1" r:id="rIdm0_8z7jhi9ana5xrtnkzi">
               <w:r>
                 <w:rPr>
                   <w:rFonts w:ascii="Arial" w:cs="Arial" w:eastAsia="Arial" w:hAnsi="Arial"/>
@@ -19130,7 +19130,7 @@
               <w:spacing w:after="10" w:before="0"/>
               <w:ind w:left="120"/>
             </w:pPr>
-            <w:hyperlink w:history="1" r:id="rIdnfhisxemky2eh9wyk-4qq">
+            <w:hyperlink w:history="1" r:id="rIdtk_-see0ybwkjfcl-9lhg">
               <w:r>
                 <w:rPr>
                   <w:rFonts w:ascii="Arial" w:cs="Arial" w:eastAsia="Arial" w:hAnsi="Arial"/>
@@ -19175,7 +19175,7 @@
             <w:pPr>
               <w:spacing w:after="20" w:before="0"/>
             </w:pPr>
-            <w:hyperlink w:history="1" r:id="rIdnbgccjlimsxxnmgnrv_bo">
+            <w:hyperlink w:history="1" r:id="rIdvlekwp0lqlixq7wi7xbaj">
               <w:r>
                 <w:rPr>
                   <w:rFonts w:ascii="Arial" w:cs="Arial" w:eastAsia="Arial" w:hAnsi="Arial"/>
@@ -19208,7 +19208,7 @@
               <w:spacing w:after="10" w:before="0"/>
               <w:ind w:left="120"/>
             </w:pPr>
-            <w:hyperlink w:history="1" r:id="rIdyvmy7dddaxfx848or3vak">
+            <w:hyperlink w:history="1" r:id="rIdqkl8gldjwlexeaiwxc5hu">
               <w:r>
                 <w:rPr>
                   <w:rFonts w:ascii="Arial" w:cs="Arial" w:eastAsia="Arial" w:hAnsi="Arial"/>
@@ -19568,7 +19568,7 @@
             <w:pPr>
               <w:spacing w:after="20" w:before="0"/>
             </w:pPr>
-            <w:hyperlink w:history="1" r:id="rIdcupqucp7d62rd3qwlzg_w">
+            <w:hyperlink w:history="1" r:id="rIdfjrsgjhvaj5nygwuqirb4">
               <w:r>
                 <w:rPr>
                   <w:rFonts w:ascii="Arial" w:cs="Arial" w:eastAsia="Arial" w:hAnsi="Arial"/>
@@ -19601,7 +19601,7 @@
               <w:spacing w:after="10" w:before="0"/>
               <w:ind w:left="120"/>
             </w:pPr>
-            <w:hyperlink w:history="1" r:id="rIdu8jqubtc0mmcjfbqysiqy">
+            <w:hyperlink w:history="1" r:id="rId1jci8ebsakkiupc8us5z2">
               <w:r>
                 <w:rPr>
                   <w:rFonts w:ascii="Arial" w:cs="Arial" w:eastAsia="Arial" w:hAnsi="Arial"/>
@@ -19646,7 +19646,7 @@
             <w:pPr>
               <w:spacing w:after="20" w:before="0"/>
             </w:pPr>
-            <w:hyperlink w:history="1" r:id="rIdhqvvostvlvpqr2dou52ha">
+            <w:hyperlink w:history="1" r:id="rIdvp6hz0irhvzzfenazfq1d">
               <w:r>
                 <w:rPr>
                   <w:rFonts w:ascii="Arial" w:cs="Arial" w:eastAsia="Arial" w:hAnsi="Arial"/>
@@ -19679,7 +19679,7 @@
               <w:spacing w:after="10" w:before="0"/>
               <w:ind w:left="120"/>
             </w:pPr>
-            <w:hyperlink w:history="1" r:id="rIdqg6aigpebqgx8_jbrtq5g">
+            <w:hyperlink w:history="1" r:id="rIdght-1ehsezf4esz76tvkd">
               <w:r>
                 <w:rPr>
                   <w:rFonts w:ascii="Arial" w:cs="Arial" w:eastAsia="Arial" w:hAnsi="Arial"/>
@@ -20039,7 +20039,7 @@
             <w:pPr>
               <w:spacing w:after="20" w:before="0"/>
             </w:pPr>
-            <w:hyperlink w:history="1" r:id="rIdj3g1pbptadokgzlcacg3y">
+            <w:hyperlink w:history="1" r:id="rIdl9bkteu7q4jemn6ylcz57">
               <w:r>
                 <w:rPr>
                   <w:rFonts w:ascii="Arial" w:cs="Arial" w:eastAsia="Arial" w:hAnsi="Arial"/>
@@ -20072,7 +20072,7 @@
               <w:spacing w:after="10" w:before="0"/>
               <w:ind w:left="120"/>
             </w:pPr>
-            <w:hyperlink w:history="1" r:id="rId5818jdqflniabqlktscrr">
+            <w:hyperlink w:history="1" r:id="rIdykw9wwyytkzpz1jgztlh-">
               <w:r>
                 <w:rPr>
                   <w:rFonts w:ascii="Arial" w:cs="Arial" w:eastAsia="Arial" w:hAnsi="Arial"/>
@@ -20117,7 +20117,7 @@
             <w:pPr>
               <w:spacing w:after="20" w:before="0"/>
             </w:pPr>
-            <w:hyperlink w:history="1" r:id="rIdbwyrfhneez4kw5lzjzvew">
+            <w:hyperlink w:history="1" r:id="rIdcbkkker0dpkmgwlq2p4wq">
               <w:r>
                 <w:rPr>
                   <w:rFonts w:ascii="Arial" w:cs="Arial" w:eastAsia="Arial" w:hAnsi="Arial"/>
@@ -20150,7 +20150,7 @@
               <w:spacing w:after="10" w:before="0"/>
               <w:ind w:left="120"/>
             </w:pPr>
-            <w:hyperlink w:history="1" r:id="rIde0zizolm6ajrwsncq7bh2">
+            <w:hyperlink w:history="1" r:id="rIduybacp7m4szxtarawexd1">
               <w:r>
                 <w:rPr>
                   <w:rFonts w:ascii="Arial" w:cs="Arial" w:eastAsia="Arial" w:hAnsi="Arial"/>
@@ -20350,7 +20350,7 @@
             <w:pPr>
               <w:spacing w:after="20" w:before="0"/>
             </w:pPr>
-            <w:hyperlink w:history="1" r:id="rIdjpnla834fp-q4hs9xpj0g">
+            <w:hyperlink w:history="1" r:id="rIdpovrnqbt3tll-nhyprtwr">
               <w:r>
                 <w:rPr>
                   <w:rFonts w:ascii="Arial" w:cs="Arial" w:eastAsia="Arial" w:hAnsi="Arial"/>
@@ -20383,7 +20383,7 @@
               <w:spacing w:after="10" w:before="0"/>
               <w:ind w:left="120"/>
             </w:pPr>
-            <w:hyperlink w:history="1" r:id="rIddlla-dg8d0fgzdxhxsuip">
+            <w:hyperlink w:history="1" r:id="rIdhvrr8pj8uvufqpim03qgv">
               <w:r>
                 <w:rPr>
                   <w:rFonts w:ascii="Arial" w:cs="Arial" w:eastAsia="Arial" w:hAnsi="Arial"/>
@@ -20428,7 +20428,7 @@
             <w:pPr>
               <w:spacing w:after="20" w:before="0"/>
             </w:pPr>
-            <w:hyperlink w:history="1" r:id="rId2pthsgydpnmtt4rj162jh">
+            <w:hyperlink w:history="1" r:id="rId4uo25umjymnm7lfu6naxn">
               <w:r>
                 <w:rPr>
                   <w:rFonts w:ascii="Arial" w:cs="Arial" w:eastAsia="Arial" w:hAnsi="Arial"/>
@@ -20461,7 +20461,7 @@
               <w:spacing w:after="10" w:before="0"/>
               <w:ind w:left="120"/>
             </w:pPr>
-            <w:hyperlink w:history="1" r:id="rIdznbb4fqsvo984arg97xql">
+            <w:hyperlink w:history="1" r:id="rIdslfeergscyprhdgasuvo4">
               <w:r>
                 <w:rPr>
                   <w:rFonts w:ascii="Arial" w:cs="Arial" w:eastAsia="Arial" w:hAnsi="Arial"/>
@@ -21186,7 +21186,7 @@
         </w:rPr>
         <w:t xml:space="preserve">© 2026 SeaVuria and ARES. Aligned with KICD objectives. Developed by SeaVuria; technical implementation by ARES (with AI assistance from Claude). Licensed under </w:t>
       </w:r>
-      <w:hyperlink w:history="1" r:id="rId7fzawywjkbb-rp6ijrrea">
+      <w:hyperlink w:history="1" r:id="rId8xaw2rnyviv6zxeajxvrr">
         <w:r>
           <w:rPr>
             <w:rFonts w:ascii="Arial" w:cs="Arial" w:eastAsia="Arial" w:hAnsi="Arial"/>
@@ -21207,7 +21207,7 @@
         </w:rPr>
         <w:t xml:space="preserve"> (</w:t>
       </w:r>
-      <w:hyperlink w:history="1" r:id="rIdwr8kqj5d-yv1kh-ysi_ka">
+      <w:hyperlink w:history="1" r:id="rIdfy_mhckol9jvxig5-s1bn">
         <w:r>
           <w:rPr>
             <w:rFonts w:ascii="Arial" w:cs="Arial" w:eastAsia="Arial" w:hAnsi="Arial"/>
@@ -22247,7 +22247,7 @@
             <w:pPr>
               <w:spacing w:after="20" w:before="0"/>
             </w:pPr>
-            <w:hyperlink w:history="1" r:id="rIdwnzckxeyfsouhb8-kdzdm">
+            <w:hyperlink w:history="1" r:id="rId1acsglka_fqi2u7rdiupp">
               <w:r>
                 <w:rPr>
                   <w:rFonts w:ascii="Arial" w:cs="Arial" w:eastAsia="Arial" w:hAnsi="Arial"/>
@@ -22280,7 +22280,7 @@
               <w:spacing w:after="10" w:before="0"/>
               <w:ind w:left="120"/>
             </w:pPr>
-            <w:hyperlink w:history="1" r:id="rIdgdkk4qihknk2xuixyjyvq">
+            <w:hyperlink w:history="1" r:id="rId8fdxovgchm_jwlx0vb2nk">
               <w:r>
                 <w:rPr>
                   <w:rFonts w:ascii="Arial" w:cs="Arial" w:eastAsia="Arial" w:hAnsi="Arial"/>
@@ -22325,7 +22325,7 @@
             <w:pPr>
               <w:spacing w:after="20" w:before="0"/>
             </w:pPr>
-            <w:hyperlink w:history="1" r:id="rIdpmmr8sjmdnatpmk64whae">
+            <w:hyperlink w:history="1" r:id="rIdsh23dylkryreymzhq9i4g">
               <w:r>
                 <w:rPr>
                   <w:rFonts w:ascii="Arial" w:cs="Arial" w:eastAsia="Arial" w:hAnsi="Arial"/>
@@ -22358,7 +22358,7 @@
               <w:spacing w:after="10" w:before="0"/>
               <w:ind w:left="120"/>
             </w:pPr>
-            <w:hyperlink w:history="1" r:id="rIddevxb8ug5hbx0a2ddfamg">
+            <w:hyperlink w:history="1" r:id="rIdjql9nbpntw8e97pioqj9s">
               <w:r>
                 <w:rPr>
                   <w:rFonts w:ascii="Arial" w:cs="Arial" w:eastAsia="Arial" w:hAnsi="Arial"/>
@@ -22558,7 +22558,7 @@
             <w:pPr>
               <w:spacing w:after="20" w:before="0"/>
             </w:pPr>
-            <w:hyperlink w:history="1" r:id="rIdah-uonyo5683thbd8kzey">
+            <w:hyperlink w:history="1" r:id="rIdotdzuupckrtb5mvwkv-th">
               <w:r>
                 <w:rPr>
                   <w:rFonts w:ascii="Arial" w:cs="Arial" w:eastAsia="Arial" w:hAnsi="Arial"/>
@@ -22591,7 +22591,7 @@
               <w:spacing w:after="10" w:before="0"/>
               <w:ind w:left="120"/>
             </w:pPr>
-            <w:hyperlink w:history="1" r:id="rIdr2qikia2lwbey8h5gbqkz">
+            <w:hyperlink w:history="1" r:id="rIddeeqvimd20qnr8qpwxe-r">
               <w:r>
                 <w:rPr>
                   <w:rFonts w:ascii="Arial" w:cs="Arial" w:eastAsia="Arial" w:hAnsi="Arial"/>
@@ -22636,7 +22636,7 @@
             <w:pPr>
               <w:spacing w:after="20" w:before="0"/>
             </w:pPr>
-            <w:hyperlink w:history="1" r:id="rIde1zrqvuccjroqx8mtjwp-">
+            <w:hyperlink w:history="1" r:id="rIdu3q_2c_vqrejacte0wqpi">
               <w:r>
                 <w:rPr>
                   <w:rFonts w:ascii="Arial" w:cs="Arial" w:eastAsia="Arial" w:hAnsi="Arial"/>
@@ -22669,7 +22669,7 @@
               <w:spacing w:after="10" w:before="0"/>
               <w:ind w:left="120"/>
             </w:pPr>
-            <w:hyperlink w:history="1" r:id="rIdp3vjcrpwk3-70j-lm7rcs">
+            <w:hyperlink w:history="1" r:id="rId0ramwgp57kkxytqt7cdko">
               <w:r>
                 <w:rPr>
                   <w:rFonts w:ascii="Arial" w:cs="Arial" w:eastAsia="Arial" w:hAnsi="Arial"/>
@@ -23029,7 +23029,7 @@
             <w:pPr>
               <w:spacing w:after="20" w:before="0"/>
             </w:pPr>
-            <w:hyperlink w:history="1" r:id="rIdank_eqaerkmxe07ss2vvt">
+            <w:hyperlink w:history="1" r:id="rIdwowubk5yohxbdgadwaq5f">
               <w:r>
                 <w:rPr>
                   <w:rFonts w:ascii="Arial" w:cs="Arial" w:eastAsia="Arial" w:hAnsi="Arial"/>
@@ -23062,7 +23062,7 @@
               <w:spacing w:after="10" w:before="0"/>
               <w:ind w:left="120"/>
             </w:pPr>
-            <w:hyperlink w:history="1" r:id="rIdxohck08is-htvtsq-mytd">
+            <w:hyperlink w:history="1" r:id="rIdx5uvuczldmdxtbogj4fcx">
               <w:r>
                 <w:rPr>
                   <w:rFonts w:ascii="Arial" w:cs="Arial" w:eastAsia="Arial" w:hAnsi="Arial"/>
@@ -23107,7 +23107,7 @@
             <w:pPr>
               <w:spacing w:after="20" w:before="0"/>
             </w:pPr>
-            <w:hyperlink w:history="1" r:id="rIdb-ae-ilmopgx7vl2bpoxn">
+            <w:hyperlink w:history="1" r:id="rIddqfto2mtl8kvhat7yybj5">
               <w:r>
                 <w:rPr>
                   <w:rFonts w:ascii="Arial" w:cs="Arial" w:eastAsia="Arial" w:hAnsi="Arial"/>
@@ -23140,7 +23140,7 @@
               <w:spacing w:after="10" w:before="0"/>
               <w:ind w:left="120"/>
             </w:pPr>
-            <w:hyperlink w:history="1" r:id="rIdmp0tduszezsynnt17ltgf">
+            <w:hyperlink w:history="1" r:id="rIds-efsjrnlrllvc0b817xf">
               <w:r>
                 <w:rPr>
                   <w:rFonts w:ascii="Arial" w:cs="Arial" w:eastAsia="Arial" w:hAnsi="Arial"/>
@@ -23420,7 +23420,7 @@
             <w:pPr>
               <w:spacing w:after="20" w:before="0"/>
             </w:pPr>
-            <w:hyperlink w:history="1" r:id="rIdotifoqhiwbalom4rr21sw">
+            <w:hyperlink w:history="1" r:id="rIdbaunynp7cron6og9bwxko">
               <w:r>
                 <w:rPr>
                   <w:rFonts w:ascii="Arial" w:cs="Arial" w:eastAsia="Arial" w:hAnsi="Arial"/>
@@ -23453,7 +23453,7 @@
               <w:spacing w:after="10" w:before="0"/>
               <w:ind w:left="120"/>
             </w:pPr>
-            <w:hyperlink w:history="1" r:id="rId0pwmshlvjuo2eukx2ro4f">
+            <w:hyperlink w:history="1" r:id="rId12v7cj-ei4lruloctrmk4">
               <w:r>
                 <w:rPr>
                   <w:rFonts w:ascii="Arial" w:cs="Arial" w:eastAsia="Arial" w:hAnsi="Arial"/>
@@ -23498,7 +23498,7 @@
             <w:pPr>
               <w:spacing w:after="20" w:before="0"/>
             </w:pPr>
-            <w:hyperlink w:history="1" r:id="rIdpcy1ltp0-87o_qs2ggzni">
+            <w:hyperlink w:history="1" r:id="rIdvzyt4tkvlmo2z_ccqnqpq">
               <w:r>
                 <w:rPr>
                   <w:rFonts w:ascii="Arial" w:cs="Arial" w:eastAsia="Arial" w:hAnsi="Arial"/>
@@ -23531,7 +23531,7 @@
               <w:spacing w:after="10" w:before="0"/>
               <w:ind w:left="120"/>
             </w:pPr>
-            <w:hyperlink w:history="1" r:id="rIdgqje-dzr0ynx_dlynpt_9">
+            <w:hyperlink w:history="1" r:id="rIdr06md29hfervz2kyyoiex">
               <w:r>
                 <w:rPr>
                   <w:rFonts w:ascii="Arial" w:cs="Arial" w:eastAsia="Arial" w:hAnsi="Arial"/>
@@ -23731,7 +23731,7 @@
             <w:pPr>
               <w:spacing w:after="20" w:before="0"/>
             </w:pPr>
-            <w:hyperlink w:history="1" r:id="rIdbkpmds-vi8gj6ctz5q8cw">
+            <w:hyperlink w:history="1" r:id="rIdyiu1z7im7t_tvwog_lkkg">
               <w:r>
                 <w:rPr>
                   <w:rFonts w:ascii="Arial" w:cs="Arial" w:eastAsia="Arial" w:hAnsi="Arial"/>
@@ -23764,7 +23764,7 @@
               <w:spacing w:after="10" w:before="0"/>
               <w:ind w:left="120"/>
             </w:pPr>
-            <w:hyperlink w:history="1" r:id="rIdwlicjvv9jluyqdnojwrgu">
+            <w:hyperlink w:history="1" r:id="rIdkrbk9l2xefe-hcayzakpy">
               <w:r>
                 <w:rPr>
                   <w:rFonts w:ascii="Arial" w:cs="Arial" w:eastAsia="Arial" w:hAnsi="Arial"/>
@@ -23809,7 +23809,7 @@
             <w:pPr>
               <w:spacing w:after="20" w:before="0"/>
             </w:pPr>
-            <w:hyperlink w:history="1" r:id="rId2ftudtjcqdhogjzaqtbux">
+            <w:hyperlink w:history="1" r:id="rId7yehng7wkdk5kyykmz7gk">
               <w:r>
                 <w:rPr>
                   <w:rFonts w:ascii="Arial" w:cs="Arial" w:eastAsia="Arial" w:hAnsi="Arial"/>
@@ -23842,7 +23842,7 @@
               <w:spacing w:after="10" w:before="0"/>
               <w:ind w:left="120"/>
             </w:pPr>
-            <w:hyperlink w:history="1" r:id="rIdzaqfpdmcz6ohuda4gqvyv">
+            <w:hyperlink w:history="1" r:id="rIdtcb9u1zd6vsamlwyxcsvp">
               <w:r>
                 <w:rPr>
                   <w:rFonts w:ascii="Arial" w:cs="Arial" w:eastAsia="Arial" w:hAnsi="Arial"/>
@@ -24926,7 +24926,7 @@
         </w:rPr>
         <w:t xml:space="preserve">© 2026 SeaVuria and ARES. Aligned with KICD objectives. Developed by SeaVuria; technical implementation by ARES (with AI assistance from Claude). Licensed under </w:t>
       </w:r>
-      <w:hyperlink w:history="1" r:id="rIdqym1uc1e-xk0o1ejefjop">
+      <w:hyperlink w:history="1" r:id="rIdqwi5ypy0tdwiemrc6drgy">
         <w:r>
           <w:rPr>
             <w:rFonts w:ascii="Arial" w:cs="Arial" w:eastAsia="Arial" w:hAnsi="Arial"/>
@@ -24947,7 +24947,7 @@
         </w:rPr>
         <w:t xml:space="preserve"> (</w:t>
       </w:r>
-      <w:hyperlink w:history="1" r:id="rIdrf6y6ludxsxtglrv1ebbn">
+      <w:hyperlink w:history="1" r:id="rIdqi0knnn0n5kn0zywhht3j">
         <w:r>
           <w:rPr>
             <w:rFonts w:ascii="Arial" w:cs="Arial" w:eastAsia="Arial" w:hAnsi="Arial"/>
@@ -25987,7 +25987,7 @@
             <w:pPr>
               <w:spacing w:after="20" w:before="0"/>
             </w:pPr>
-            <w:hyperlink w:history="1" r:id="rIdud12hml1nppmjnx2tkeyk">
+            <w:hyperlink w:history="1" r:id="rId9ttm2i0cxgnss2hvnbjw9">
               <w:r>
                 <w:rPr>
                   <w:rFonts w:ascii="Arial" w:cs="Arial" w:eastAsia="Arial" w:hAnsi="Arial"/>
@@ -26020,7 +26020,7 @@
               <w:spacing w:after="10" w:before="0"/>
               <w:ind w:left="120"/>
             </w:pPr>
-            <w:hyperlink w:history="1" r:id="rIdxjz71nh2a3uyo1qp_9wrq">
+            <w:hyperlink w:history="1" r:id="rIdofvxbfiqe9ezyw3fj0ic1">
               <w:r>
                 <w:rPr>
                   <w:rFonts w:ascii="Arial" w:cs="Arial" w:eastAsia="Arial" w:hAnsi="Arial"/>
@@ -26065,7 +26065,7 @@
             <w:pPr>
               <w:spacing w:after="20" w:before="0"/>
             </w:pPr>
-            <w:hyperlink w:history="1" r:id="rIdjuh1kf2u4hgnbpkmpwjqh">
+            <w:hyperlink w:history="1" r:id="rId1cq89d_taemng9znpnjfe">
               <w:r>
                 <w:rPr>
                   <w:rFonts w:ascii="Arial" w:cs="Arial" w:eastAsia="Arial" w:hAnsi="Arial"/>
@@ -26098,7 +26098,7 @@
               <w:spacing w:after="10" w:before="0"/>
               <w:ind w:left="120"/>
             </w:pPr>
-            <w:hyperlink w:history="1" r:id="rIdvdboxjf0kqw3onjvhfz5g">
+            <w:hyperlink w:history="1" r:id="rIdhhxd_0ib66ez9iqqk958h">
               <w:r>
                 <w:rPr>
                   <w:rFonts w:ascii="Arial" w:cs="Arial" w:eastAsia="Arial" w:hAnsi="Arial"/>
@@ -26298,7 +26298,7 @@
             <w:pPr>
               <w:spacing w:after="20" w:before="0"/>
             </w:pPr>
-            <w:hyperlink w:history="1" r:id="rId4a4hmxzro7lpt9z0fhwnz">
+            <w:hyperlink w:history="1" r:id="rIdkig91ehwefaakxbmovnml">
               <w:r>
                 <w:rPr>
                   <w:rFonts w:ascii="Arial" w:cs="Arial" w:eastAsia="Arial" w:hAnsi="Arial"/>
@@ -26331,7 +26331,7 @@
               <w:spacing w:after="10" w:before="0"/>
               <w:ind w:left="120"/>
             </w:pPr>
-            <w:hyperlink w:history="1" r:id="rIdhxz7rwqjvoylqi8onb8kn">
+            <w:hyperlink w:history="1" r:id="rIdtxoyeeznfi5t7qctxamla">
               <w:r>
                 <w:rPr>
                   <w:rFonts w:ascii="Arial" w:cs="Arial" w:eastAsia="Arial" w:hAnsi="Arial"/>
@@ -26376,7 +26376,7 @@
             <w:pPr>
               <w:spacing w:after="20" w:before="0"/>
             </w:pPr>
-            <w:hyperlink w:history="1" r:id="rIddbttrmd7fozwevjxvaw3s">
+            <w:hyperlink w:history="1" r:id="rIdhei42p55qzuepntjtyniz">
               <w:r>
                 <w:rPr>
                   <w:rFonts w:ascii="Arial" w:cs="Arial" w:eastAsia="Arial" w:hAnsi="Arial"/>
@@ -26409,7 +26409,7 @@
               <w:spacing w:after="10" w:before="0"/>
               <w:ind w:left="120"/>
             </w:pPr>
-            <w:hyperlink w:history="1" r:id="rIdfnw1thbtwlsid7hohumwk">
+            <w:hyperlink w:history="1" r:id="rIdy6f7wc1qzgxdiqj6r-3aa">
               <w:r>
                 <w:rPr>
                   <w:rFonts w:ascii="Arial" w:cs="Arial" w:eastAsia="Arial" w:hAnsi="Arial"/>
@@ -26609,7 +26609,7 @@
             <w:pPr>
               <w:spacing w:after="20" w:before="0"/>
             </w:pPr>
-            <w:hyperlink w:history="1" r:id="rIdghjl6cbanr8xweettnzi8">
+            <w:hyperlink w:history="1" r:id="rIdpul5zyt9semgttc4wfk29">
               <w:r>
                 <w:rPr>
                   <w:rFonts w:ascii="Arial" w:cs="Arial" w:eastAsia="Arial" w:hAnsi="Arial"/>
@@ -26642,7 +26642,7 @@
               <w:spacing w:after="10" w:before="0"/>
               <w:ind w:left="120"/>
             </w:pPr>
-            <w:hyperlink w:history="1" r:id="rIdde8148rmhzxpp2kpepfn1">
+            <w:hyperlink w:history="1" r:id="rId6byuh2y_r5ir2kdwrqgnr">
               <w:r>
                 <w:rPr>
                   <w:rFonts w:ascii="Arial" w:cs="Arial" w:eastAsia="Arial" w:hAnsi="Arial"/>
@@ -26687,7 +26687,7 @@
             <w:pPr>
               <w:spacing w:after="20" w:before="0"/>
             </w:pPr>
-            <w:hyperlink w:history="1" r:id="rIduxtozmr5-wccz6rarjxj_">
+            <w:hyperlink w:history="1" r:id="rIdsww5yimcccfbrur_8x4vx">
               <w:r>
                 <w:rPr>
                   <w:rFonts w:ascii="Arial" w:cs="Arial" w:eastAsia="Arial" w:hAnsi="Arial"/>
@@ -26736,7 +26736,7 @@
               <w:spacing w:after="10" w:before="0"/>
               <w:ind w:left="120"/>
             </w:pPr>
-            <w:hyperlink w:history="1" r:id="rIdogzfdhcs1iiebbldh5yxv">
+            <w:hyperlink w:history="1" r:id="rIdnxa2p7vtgq4nopvzpw6hx">
               <w:r>
                 <w:rPr>
                   <w:rFonts w:ascii="Arial" w:cs="Arial" w:eastAsia="Arial" w:hAnsi="Arial"/>
@@ -26936,7 +26936,7 @@
             <w:pPr>
               <w:spacing w:after="20" w:before="0"/>
             </w:pPr>
-            <w:hyperlink w:history="1" r:id="rIdtvtpqa62n6s624azccsj7">
+            <w:hyperlink w:history="1" r:id="rIdh0uzshkri6u--oxelmqps">
               <w:r>
                 <w:rPr>
                   <w:rFonts w:ascii="Arial" w:cs="Arial" w:eastAsia="Arial" w:hAnsi="Arial"/>
@@ -26969,7 +26969,7 @@
               <w:spacing w:after="10" w:before="0"/>
               <w:ind w:left="120"/>
             </w:pPr>
-            <w:hyperlink w:history="1" r:id="rIdyza4hzzo3yabguatvwjda">
+            <w:hyperlink w:history="1" r:id="rIddk3ns_xftrxu5ya0h27kz">
               <w:r>
                 <w:rPr>
                   <w:rFonts w:ascii="Arial" w:cs="Arial" w:eastAsia="Arial" w:hAnsi="Arial"/>
@@ -27014,7 +27014,7 @@
             <w:pPr>
               <w:spacing w:after="20" w:before="0"/>
             </w:pPr>
-            <w:hyperlink w:history="1" r:id="rIdzvh3rjuzt9puwx3zc1boi">
+            <w:hyperlink w:history="1" r:id="rId4x4y0r7hk9eh37cqlxoy6">
               <w:r>
                 <w:rPr>
                   <w:rFonts w:ascii="Arial" w:cs="Arial" w:eastAsia="Arial" w:hAnsi="Arial"/>
@@ -27063,7 +27063,7 @@
               <w:spacing w:after="10" w:before="0"/>
               <w:ind w:left="120"/>
             </w:pPr>
-            <w:hyperlink w:history="1" r:id="rIdnaet6gggzuorxftnyoylk">
+            <w:hyperlink w:history="1" r:id="rIddrunkgqwcsyxprbrfuh6d">
               <w:r>
                 <w:rPr>
                   <w:rFonts w:ascii="Arial" w:cs="Arial" w:eastAsia="Arial" w:hAnsi="Arial"/>
@@ -27263,7 +27263,7 @@
             <w:pPr>
               <w:spacing w:after="20" w:before="0"/>
             </w:pPr>
-            <w:hyperlink w:history="1" r:id="rId69lzypstkx4qyoejxuq-e">
+            <w:hyperlink w:history="1" r:id="rId89rcevakh-humtoun5lg1">
               <w:r>
                 <w:rPr>
                   <w:rFonts w:ascii="Arial" w:cs="Arial" w:eastAsia="Arial" w:hAnsi="Arial"/>
@@ -27296,7 +27296,7 @@
               <w:spacing w:after="10" w:before="0"/>
               <w:ind w:left="120"/>
             </w:pPr>
-            <w:hyperlink w:history="1" r:id="rIdry9nodm23pbm9-ywso8yo">
+            <w:hyperlink w:history="1" r:id="rIdpehrsziicdkej4dpm5rxn">
               <w:r>
                 <w:rPr>
                   <w:rFonts w:ascii="Arial" w:cs="Arial" w:eastAsia="Arial" w:hAnsi="Arial"/>
@@ -27341,7 +27341,7 @@
             <w:pPr>
               <w:spacing w:after="20" w:before="0"/>
             </w:pPr>
-            <w:hyperlink w:history="1" r:id="rIduffriapr7yajohp_d5dbo">
+            <w:hyperlink w:history="1" r:id="rIddouxrhwffvj0aimf2anp7">
               <w:r>
                 <w:rPr>
                   <w:rFonts w:ascii="Arial" w:cs="Arial" w:eastAsia="Arial" w:hAnsi="Arial"/>
@@ -27390,7 +27390,7 @@
               <w:spacing w:after="10" w:before="0"/>
               <w:ind w:left="120"/>
             </w:pPr>
-            <w:hyperlink w:history="1" r:id="rIdbffryjygnh7h5ohz468qe">
+            <w:hyperlink w:history="1" r:id="rIdqu9c3-fc1tgaps9e0ngs0">
               <w:r>
                 <w:rPr>
                   <w:rFonts w:ascii="Arial" w:cs="Arial" w:eastAsia="Arial" w:hAnsi="Arial"/>
@@ -27915,7 +27915,7 @@
         </w:rPr>
         <w:t xml:space="preserve">© 2026 SeaVuria and ARES. Aligned with KICD objectives. Developed by SeaVuria; technical implementation by ARES (with AI assistance from Claude). Licensed under </w:t>
       </w:r>
-      <w:hyperlink w:history="1" r:id="rIddf_8iklnpautmubhnwmeo">
+      <w:hyperlink w:history="1" r:id="rIdnjlq-nuwtyslhqz8it2ti">
         <w:r>
           <w:rPr>
             <w:rFonts w:ascii="Arial" w:cs="Arial" w:eastAsia="Arial" w:hAnsi="Arial"/>
@@ -27936,7 +27936,7 @@
         </w:rPr>
         <w:t xml:space="preserve"> (</w:t>
       </w:r>
-      <w:hyperlink w:history="1" r:id="rIddpmt8xlxymb4mfjgg5nov">
+      <w:hyperlink w:history="1" r:id="rIdpomuec9qusy2drhchz-rv">
         <w:r>
           <w:rPr>
             <w:rFonts w:ascii="Arial" w:cs="Arial" w:eastAsia="Arial" w:hAnsi="Arial"/>
@@ -28976,7 +28976,7 @@
             <w:pPr>
               <w:spacing w:after="20" w:before="0"/>
             </w:pPr>
-            <w:hyperlink w:history="1" r:id="rIdratmlbnx0eb05tntjyqni">
+            <w:hyperlink w:history="1" r:id="rIda-fpcpxn3zw7o9p5jrirf">
               <w:r>
                 <w:rPr>
                   <w:rFonts w:ascii="Arial" w:cs="Arial" w:eastAsia="Arial" w:hAnsi="Arial"/>
@@ -29025,7 +29025,7 @@
               <w:spacing w:after="10" w:before="0"/>
               <w:ind w:left="120"/>
             </w:pPr>
-            <w:hyperlink w:history="1" r:id="rIdpixw8tzwmwl7ltel0hszu">
+            <w:hyperlink w:history="1" r:id="rIdxr7lgylxpi7qginxbwwqa">
               <w:r>
                 <w:rPr>
                   <w:rFonts w:ascii="Arial" w:cs="Arial" w:eastAsia="Arial" w:hAnsi="Arial"/>
@@ -29070,7 +29070,7 @@
             <w:pPr>
               <w:spacing w:after="20" w:before="0"/>
             </w:pPr>
-            <w:hyperlink w:history="1" r:id="rIdx5fa1dkzyi2pec6oshubh">
+            <w:hyperlink w:history="1" r:id="rIdrl5sgqxxu0syjff1a0q7-">
               <w:r>
                 <w:rPr>
                   <w:rFonts w:ascii="Arial" w:cs="Arial" w:eastAsia="Arial" w:hAnsi="Arial"/>
@@ -29103,7 +29103,7 @@
               <w:spacing w:after="10" w:before="0"/>
               <w:ind w:left="120"/>
             </w:pPr>
-            <w:hyperlink w:history="1" r:id="rIdxbwa6uopsx6q2jrclgttx">
+            <w:hyperlink w:history="1" r:id="rIdx6wdnkryve506zupy0xlj">
               <w:r>
                 <w:rPr>
                   <w:rFonts w:ascii="Arial" w:cs="Arial" w:eastAsia="Arial" w:hAnsi="Arial"/>
@@ -29303,7 +29303,7 @@
             <w:pPr>
               <w:spacing w:after="20" w:before="0"/>
             </w:pPr>
-            <w:hyperlink w:history="1" r:id="rIdwsmzqqyi_ga4hpx_tjykg">
+            <w:hyperlink w:history="1" r:id="rIdhtfp99pn057mk8vqhqluo">
               <w:r>
                 <w:rPr>
                   <w:rFonts w:ascii="Arial" w:cs="Arial" w:eastAsia="Arial" w:hAnsi="Arial"/>
@@ -29352,7 +29352,7 @@
               <w:spacing w:after="10" w:before="0"/>
               <w:ind w:left="120"/>
             </w:pPr>
-            <w:hyperlink w:history="1" r:id="rIdh0w72nyhnyszcebvgxaih">
+            <w:hyperlink w:history="1" r:id="rIdnvipmi7cqhpv3j7brg8_n">
               <w:r>
                 <w:rPr>
                   <w:rFonts w:ascii="Arial" w:cs="Arial" w:eastAsia="Arial" w:hAnsi="Arial"/>
@@ -29397,7 +29397,7 @@
             <w:pPr>
               <w:spacing w:after="20" w:before="0"/>
             </w:pPr>
-            <w:hyperlink w:history="1" r:id="rId2nu7k04dhq1dgwyvf-fdq">
+            <w:hyperlink w:history="1" r:id="rIdzunyvttqlzlglalchce5x">
               <w:r>
                 <w:rPr>
                   <w:rFonts w:ascii="Arial" w:cs="Arial" w:eastAsia="Arial" w:hAnsi="Arial"/>
@@ -29430,7 +29430,7 @@
               <w:spacing w:after="10" w:before="0"/>
               <w:ind w:left="120"/>
             </w:pPr>
-            <w:hyperlink w:history="1" r:id="rIdfre8gpg7_wq_df4z-qjqk">
+            <w:hyperlink w:history="1" r:id="rIdcmydncn0k-7h8o19tz8t7">
               <w:r>
                 <w:rPr>
                   <w:rFonts w:ascii="Arial" w:cs="Arial" w:eastAsia="Arial" w:hAnsi="Arial"/>
@@ -29630,7 +29630,7 @@
             <w:pPr>
               <w:spacing w:after="20" w:before="0"/>
             </w:pPr>
-            <w:hyperlink w:history="1" r:id="rIdaqmgbtmvwdgovxphobqcg">
+            <w:hyperlink w:history="1" r:id="rIdkzyfbpawd1_9z3w9alyq9">
               <w:r>
                 <w:rPr>
                   <w:rFonts w:ascii="Arial" w:cs="Arial" w:eastAsia="Arial" w:hAnsi="Arial"/>
@@ -29679,7 +29679,7 @@
               <w:spacing w:after="10" w:before="0"/>
               <w:ind w:left="120"/>
             </w:pPr>
-            <w:hyperlink w:history="1" r:id="rIdnrwjrf8vs5kdzd1rh9879">
+            <w:hyperlink w:history="1" r:id="rIdoy1vx8cklwkb0ptyitagh">
               <w:r>
                 <w:rPr>
                   <w:rFonts w:ascii="Arial" w:cs="Arial" w:eastAsia="Arial" w:hAnsi="Arial"/>
@@ -29724,7 +29724,7 @@
             <w:pPr>
               <w:spacing w:after="20" w:before="0"/>
             </w:pPr>
-            <w:hyperlink w:history="1" r:id="rId2tjmunz3nroox23x3lvse">
+            <w:hyperlink w:history="1" r:id="rIddeekrwqdtj0tb4f4me5x1">
               <w:r>
                 <w:rPr>
                   <w:rFonts w:ascii="Arial" w:cs="Arial" w:eastAsia="Arial" w:hAnsi="Arial"/>
@@ -29757,7 +29757,7 @@
               <w:spacing w:after="10" w:before="0"/>
               <w:ind w:left="120"/>
             </w:pPr>
-            <w:hyperlink w:history="1" r:id="rIdn9o15x6ubv4-4yqlfisqj">
+            <w:hyperlink w:history="1" r:id="rIdjqgf0zvdwenybanat_wy1">
               <w:r>
                 <w:rPr>
                   <w:rFonts w:ascii="Arial" w:cs="Arial" w:eastAsia="Arial" w:hAnsi="Arial"/>
@@ -29957,7 +29957,7 @@
             <w:pPr>
               <w:spacing w:after="20" w:before="0"/>
             </w:pPr>
-            <w:hyperlink w:history="1" r:id="rIdcm-prlqrcmybbxknft5yx">
+            <w:hyperlink w:history="1" r:id="rIdttdm59v_vlrzhzi_7w1nu">
               <w:r>
                 <w:rPr>
                   <w:rFonts w:ascii="Arial" w:cs="Arial" w:eastAsia="Arial" w:hAnsi="Arial"/>
@@ -30006,7 +30006,7 @@
               <w:spacing w:after="10" w:before="0"/>
               <w:ind w:left="120"/>
             </w:pPr>
-            <w:hyperlink w:history="1" r:id="rIdg2ku5zrnphxacu2uvy2cb">
+            <w:hyperlink w:history="1" r:id="rIdi-i9cxohlnkcct178jn5g">
               <w:r>
                 <w:rPr>
                   <w:rFonts w:ascii="Arial" w:cs="Arial" w:eastAsia="Arial" w:hAnsi="Arial"/>
@@ -30051,7 +30051,7 @@
             <w:pPr>
               <w:spacing w:after="20" w:before="0"/>
             </w:pPr>
-            <w:hyperlink w:history="1" r:id="rIdnheipa62kufjpyizx6cl-">
+            <w:hyperlink w:history="1" r:id="rIdiqxfcbtnnawu4iyz2tnbn">
               <w:r>
                 <w:rPr>
                   <w:rFonts w:ascii="Arial" w:cs="Arial" w:eastAsia="Arial" w:hAnsi="Arial"/>
@@ -30084,7 +30084,7 @@
               <w:spacing w:after="10" w:before="0"/>
               <w:ind w:left="120"/>
             </w:pPr>
-            <w:hyperlink w:history="1" r:id="rIdgzdz5po0hhjb27nqfusdm">
+            <w:hyperlink w:history="1" r:id="rId83k50a9kp-kbqe749f8h_">
               <w:r>
                 <w:rPr>
                   <w:rFonts w:ascii="Arial" w:cs="Arial" w:eastAsia="Arial" w:hAnsi="Arial"/>
@@ -30284,7 +30284,7 @@
             <w:pPr>
               <w:spacing w:after="20" w:before="0"/>
             </w:pPr>
-            <w:hyperlink w:history="1" r:id="rId3sbjj4i2yfvqkqs7aptbb">
+            <w:hyperlink w:history="1" r:id="rId3h4rntghegqs2yppdlbee">
               <w:r>
                 <w:rPr>
                   <w:rFonts w:ascii="Arial" w:cs="Arial" w:eastAsia="Arial" w:hAnsi="Arial"/>
@@ -30333,7 +30333,7 @@
               <w:spacing w:after="10" w:before="0"/>
               <w:ind w:left="120"/>
             </w:pPr>
-            <w:hyperlink w:history="1" r:id="rIdgbukk0fpne9rcsrdsij8g">
+            <w:hyperlink w:history="1" r:id="rId8kncnizwthkysrzybdxva">
               <w:r>
                 <w:rPr>
                   <w:rFonts w:ascii="Arial" w:cs="Arial" w:eastAsia="Arial" w:hAnsi="Arial"/>
@@ -30378,7 +30378,7 @@
             <w:pPr>
               <w:spacing w:after="20" w:before="0"/>
             </w:pPr>
-            <w:hyperlink w:history="1" r:id="rIdso7zgecao3xy7lcvv9wlh">
+            <w:hyperlink w:history="1" r:id="rIdr7is1m6oo0o34tjpv0haf">
               <w:r>
                 <w:rPr>
                   <w:rFonts w:ascii="Arial" w:cs="Arial" w:eastAsia="Arial" w:hAnsi="Arial"/>
@@ -30411,7 +30411,7 @@
               <w:spacing w:after="10" w:before="0"/>
               <w:ind w:left="120"/>
             </w:pPr>
-            <w:hyperlink w:history="1" r:id="rIdb6zyr_hry5jbipe3vgtqe">
+            <w:hyperlink w:history="1" r:id="rIdd8ogmujhiwkyhm_dywm0v">
               <w:r>
                 <w:rPr>
                   <w:rFonts w:ascii="Arial" w:cs="Arial" w:eastAsia="Arial" w:hAnsi="Arial"/>
@@ -30936,7 +30936,7 @@
         </w:rPr>
         <w:t xml:space="preserve">© 2026 SeaVuria and ARES. Aligned with KICD objectives. Developed by SeaVuria; technical implementation by ARES (with AI assistance from Claude). Licensed under </w:t>
       </w:r>
-      <w:hyperlink w:history="1" r:id="rIdmduhjpw7v6ahjgz77_3d9">
+      <w:hyperlink w:history="1" r:id="rIdv80elakhg9oxmous3ipo0">
         <w:r>
           <w:rPr>
             <w:rFonts w:ascii="Arial" w:cs="Arial" w:eastAsia="Arial" w:hAnsi="Arial"/>
@@ -30957,7 +30957,7 @@
         </w:rPr>
         <w:t xml:space="preserve"> (</w:t>
       </w:r>
-      <w:hyperlink w:history="1" r:id="rIdxqpgt0rsuetlszo52zckl">
+      <w:hyperlink w:history="1" r:id="rIdw86stl92fwxf1skiddcwc">
         <w:r>
           <w:rPr>
             <w:rFonts w:ascii="Arial" w:cs="Arial" w:eastAsia="Arial" w:hAnsi="Arial"/>
@@ -31997,7 +31997,7 @@
             <w:pPr>
               <w:spacing w:after="20" w:before="0"/>
             </w:pPr>
-            <w:hyperlink w:history="1" r:id="rIdyw7xmkes7ihqnbu0t_yn9">
+            <w:hyperlink w:history="1" r:id="rIdomj13wk68eygymk5hpusg">
               <w:r>
                 <w:rPr>
                   <w:rFonts w:ascii="Arial" w:cs="Arial" w:eastAsia="Arial" w:hAnsi="Arial"/>
@@ -32030,7 +32030,7 @@
               <w:spacing w:after="10" w:before="0"/>
               <w:ind w:left="120"/>
             </w:pPr>
-            <w:hyperlink w:history="1" r:id="rId1gfiqyfcnmtxmzww8wadh">
+            <w:hyperlink w:history="1" r:id="rIdmreix5oo3jh0my5nxkvut">
               <w:r>
                 <w:rPr>
                   <w:rFonts w:ascii="Arial" w:cs="Arial" w:eastAsia="Arial" w:hAnsi="Arial"/>
@@ -32075,7 +32075,7 @@
             <w:pPr>
               <w:spacing w:after="20" w:before="0"/>
             </w:pPr>
-            <w:hyperlink w:history="1" r:id="rIdizf5ub3o1eyhgy9zbkc70">
+            <w:hyperlink w:history="1" r:id="rIdbefc31aopy3yhcpiixomg">
               <w:r>
                 <w:rPr>
                   <w:rFonts w:ascii="Arial" w:cs="Arial" w:eastAsia="Arial" w:hAnsi="Arial"/>
@@ -32108,7 +32108,7 @@
               <w:spacing w:after="10" w:before="0"/>
               <w:ind w:left="120"/>
             </w:pPr>
-            <w:hyperlink w:history="1" r:id="rIdxl84w4gnp1iuoq2kj7yzg">
+            <w:hyperlink w:history="1" r:id="rId2dddo-zybt3a3coplksm3">
               <w:r>
                 <w:rPr>
                   <w:rFonts w:ascii="Arial" w:cs="Arial" w:eastAsia="Arial" w:hAnsi="Arial"/>
@@ -32308,7 +32308,7 @@
             <w:pPr>
               <w:spacing w:after="20" w:before="0"/>
             </w:pPr>
-            <w:hyperlink w:history="1" r:id="rIdcw96dsi2dsrgsmnezxprj">
+            <w:hyperlink w:history="1" r:id="rIdlqtceu_ozgelhmvhfmrny">
               <w:r>
                 <w:rPr>
                   <w:rFonts w:ascii="Arial" w:cs="Arial" w:eastAsia="Arial" w:hAnsi="Arial"/>
@@ -32341,7 +32341,7 @@
               <w:spacing w:after="10" w:before="0"/>
               <w:ind w:left="120"/>
             </w:pPr>
-            <w:hyperlink w:history="1" r:id="rId7v-j-bpfiqlmppnhyozpa">
+            <w:hyperlink w:history="1" r:id="rIdisrngsh_innmrhvyxzl04">
               <w:r>
                 <w:rPr>
                   <w:rFonts w:ascii="Arial" w:cs="Arial" w:eastAsia="Arial" w:hAnsi="Arial"/>
@@ -32386,7 +32386,7 @@
             <w:pPr>
               <w:spacing w:after="20" w:before="0"/>
             </w:pPr>
-            <w:hyperlink w:history="1" r:id="rId-9hlntq9yajmbwzdaza1u">
+            <w:hyperlink w:history="1" r:id="rIdg7vnpepn0szimfxmr84bi">
               <w:r>
                 <w:rPr>
                   <w:rFonts w:ascii="Arial" w:cs="Arial" w:eastAsia="Arial" w:hAnsi="Arial"/>
@@ -32419,7 +32419,7 @@
               <w:spacing w:after="10" w:before="0"/>
               <w:ind w:left="120"/>
             </w:pPr>
-            <w:hyperlink w:history="1" r:id="rIduwbnvqrfefsv-un_o79ss">
+            <w:hyperlink w:history="1" r:id="rIdqx7gs9rvlmkda-2ad_mcy">
               <w:r>
                 <w:rPr>
                   <w:rFonts w:ascii="Arial" w:cs="Arial" w:eastAsia="Arial" w:hAnsi="Arial"/>
@@ -32779,7 +32779,7 @@
             <w:pPr>
               <w:spacing w:after="20" w:before="0"/>
             </w:pPr>
-            <w:hyperlink w:history="1" r:id="rIdysoquxqd2qwsqxh5ikakr">
+            <w:hyperlink w:history="1" r:id="rIdtiseghvddbuh69von6kw2">
               <w:r>
                 <w:rPr>
                   <w:rFonts w:ascii="Arial" w:cs="Arial" w:eastAsia="Arial" w:hAnsi="Arial"/>
@@ -32828,7 +32828,7 @@
               <w:spacing w:after="10" w:before="0"/>
               <w:ind w:left="120"/>
             </w:pPr>
-            <w:hyperlink w:history="1" r:id="rIdbl4m0qlmuig4slfzc6akh">
+            <w:hyperlink w:history="1" r:id="rIdffwp2lluey-accg-up_sv">
               <w:r>
                 <w:rPr>
                   <w:rFonts w:ascii="Arial" w:cs="Arial" w:eastAsia="Arial" w:hAnsi="Arial"/>
@@ -32873,7 +32873,7 @@
             <w:pPr>
               <w:spacing w:after="20" w:before="0"/>
             </w:pPr>
-            <w:hyperlink w:history="1" r:id="rId9klxpuikpjn9uu3k6vuxy">
+            <w:hyperlink w:history="1" r:id="rIdbdd08qwqwxpe2zz0pjz45">
               <w:r>
                 <w:rPr>
                   <w:rFonts w:ascii="Arial" w:cs="Arial" w:eastAsia="Arial" w:hAnsi="Arial"/>
@@ -32906,7 +32906,7 @@
               <w:spacing w:after="10" w:before="0"/>
               <w:ind w:left="120"/>
             </w:pPr>
-            <w:hyperlink w:history="1" r:id="rIdvsnbmjwtvjhdiwd0db8xn">
+            <w:hyperlink w:history="1" r:id="rIdixqjhzbumc6l4ofsotzvm">
               <w:r>
                 <w:rPr>
                   <w:rFonts w:ascii="Arial" w:cs="Arial" w:eastAsia="Arial" w:hAnsi="Arial"/>
@@ -33106,7 +33106,7 @@
             <w:pPr>
               <w:spacing w:after="20" w:before="0"/>
             </w:pPr>
-            <w:hyperlink w:history="1" r:id="rIdraa2wqu0knilqdejsh8qh">
+            <w:hyperlink w:history="1" r:id="rIdhmjfqebnlcskfp-tpq3fg">
               <w:r>
                 <w:rPr>
                   <w:rFonts w:ascii="Arial" w:cs="Arial" w:eastAsia="Arial" w:hAnsi="Arial"/>
@@ -33155,7 +33155,7 @@
               <w:spacing w:after="10" w:before="0"/>
               <w:ind w:left="120"/>
             </w:pPr>
-            <w:hyperlink w:history="1" r:id="rIdcwmc2jl_ujgojt97vgrao">
+            <w:hyperlink w:history="1" r:id="rIdrfhwgwi5qivbckvks2oui">
               <w:r>
                 <w:rPr>
                   <w:rFonts w:ascii="Arial" w:cs="Arial" w:eastAsia="Arial" w:hAnsi="Arial"/>
@@ -33200,7 +33200,7 @@
             <w:pPr>
               <w:spacing w:after="20" w:before="0"/>
             </w:pPr>
-            <w:hyperlink w:history="1" r:id="rIdmpib_7svyshary86ogmxl">
+            <w:hyperlink w:history="1" r:id="rId4bseqem2bxvgltaqdbh6m">
               <w:r>
                 <w:rPr>
                   <w:rFonts w:ascii="Arial" w:cs="Arial" w:eastAsia="Arial" w:hAnsi="Arial"/>
@@ -33233,7 +33233,7 @@
               <w:spacing w:after="10" w:before="0"/>
               <w:ind w:left="120"/>
             </w:pPr>
-            <w:hyperlink w:history="1" r:id="rIdjfalueqwksx40lb0jtkkj">
+            <w:hyperlink w:history="1" r:id="rId-heqwj-cejuchgdg5dtzi">
               <w:r>
                 <w:rPr>
                   <w:rFonts w:ascii="Arial" w:cs="Arial" w:eastAsia="Arial" w:hAnsi="Arial"/>
@@ -33433,7 +33433,7 @@
             <w:pPr>
               <w:spacing w:after="20" w:before="0"/>
             </w:pPr>
-            <w:hyperlink w:history="1" r:id="rIdylrszmlvtc_zkid9l8vme">
+            <w:hyperlink w:history="1" r:id="rIdygxd9axb03hjrkpubzxzj">
               <w:r>
                 <w:rPr>
                   <w:rFonts w:ascii="Arial" w:cs="Arial" w:eastAsia="Arial" w:hAnsi="Arial"/>
@@ -33482,7 +33482,7 @@
               <w:spacing w:after="10" w:before="0"/>
               <w:ind w:left="120"/>
             </w:pPr>
-            <w:hyperlink w:history="1" r:id="rId6xxtwai5r6_hm1czu7x_e">
+            <w:hyperlink w:history="1" r:id="rIdpqjov0krl7fgrzp0zk_ei">
               <w:r>
                 <w:rPr>
                   <w:rFonts w:ascii="Arial" w:cs="Arial" w:eastAsia="Arial" w:hAnsi="Arial"/>
@@ -33527,7 +33527,7 @@
             <w:pPr>
               <w:spacing w:after="20" w:before="0"/>
             </w:pPr>
-            <w:hyperlink w:history="1" r:id="rIddamwaxbxx_dkxidh_qvvf">
+            <w:hyperlink w:history="1" r:id="rIdxnxpyungfdhmj-k28iqim">
               <w:r>
                 <w:rPr>
                   <w:rFonts w:ascii="Arial" w:cs="Arial" w:eastAsia="Arial" w:hAnsi="Arial"/>
@@ -33576,7 +33576,7 @@
               <w:spacing w:after="10" w:before="0"/>
               <w:ind w:left="120"/>
             </w:pPr>
-            <w:hyperlink w:history="1" r:id="rIdvgxibkuh5ziosgqf6uwgp">
+            <w:hyperlink w:history="1" r:id="rIdytlmjvnvieqxu6dbvfsqt">
               <w:r>
                 <w:rPr>
                   <w:rFonts w:ascii="Arial" w:cs="Arial" w:eastAsia="Arial" w:hAnsi="Arial"/>
@@ -34101,7 +34101,7 @@
         </w:rPr>
         <w:t xml:space="preserve">© 2026 SeaVuria and ARES. Aligned with KICD objectives. Developed by SeaVuria; technical implementation by ARES (with AI assistance from Claude). Licensed under </w:t>
       </w:r>
-      <w:hyperlink w:history="1" r:id="rIdxinfhd-3xngwtmgraf2da">
+      <w:hyperlink w:history="1" r:id="rIdgwkqqa3n1zxzolobknoje">
         <w:r>
           <w:rPr>
             <w:rFonts w:ascii="Arial" w:cs="Arial" w:eastAsia="Arial" w:hAnsi="Arial"/>
@@ -34122,7 +34122,7 @@
         </w:rPr>
         <w:t xml:space="preserve"> (</w:t>
       </w:r>
-      <w:hyperlink w:history="1" r:id="rId_-usbn-enrck2l1yomuu_">
+      <w:hyperlink w:history="1" r:id="rIduix7ni0rx5qgwgd-bnj83">
         <w:r>
           <w:rPr>
             <w:rFonts w:ascii="Arial" w:cs="Arial" w:eastAsia="Arial" w:hAnsi="Arial"/>
